--- a/public/docs/kscan-terms-and-conditions.docx
+++ b/public/docs/kscan-terms-and-conditions.docx
@@ -5,1012 +5,1241 @@
     <w:p>
       <w:pPr>
         <w:pStyle w:val="Title"/>
+        <w:spacing w:after="100" w:line="252" w:lineRule="auto"/>
         <w:jc w:val="center"/>
       </w:pPr>
       <w:r>
+        <w:rPr>
+          <w:b w:val="0"/>
+        </w:rPr>
         <w:t>K Scan AI Terms and Conditions</w:t>
       </w:r>
     </w:p>
     <w:p>
       <w:pPr>
+        <w:spacing w:after="100" w:line="252" w:lineRule="auto"/>
         <w:jc w:val="center"/>
       </w:pPr>
       <w:r>
+        <w:t>Website, iOS App Store, and Google Play submission-ready public version</w:t>
+      </w:r>
+    </w:p>
+    <w:p>
+      <w:pPr>
+        <w:spacing w:after="100" w:line="252" w:lineRule="auto"/>
+        <w:jc w:val="center"/>
+      </w:pPr>
+      <w:r>
+        <w:t>Effective Date: May 13, 2026  |  Last Updated: June 12, 2026  |  Contact: kscanai.app@gmail.com</w:t>
+      </w:r>
+    </w:p>
+    <w:p>
+      <w:pPr>
+        <w:spacing w:after="100" w:line="252" w:lineRule="auto"/>
+      </w:pPr>
+      <w:r>
+        <w:t>These Terms and Conditions ("Terms") govern your access to and use of the K Scan AI website, mobile application, APIs, AI systems, StyleChat, visual commerce tools, Style Library, Dressing Rooms, upload features, and related products, services, and features (collectively, the "Service"). By accessing, downloading, registering for, creating content in, uploading content to, sharing content through, messaging through, or using the Service, you agree to these Terms and our Privacy Policy. Any consent required for non-essential tracking, targeted advertising, sale-like data processing, or similar activities will be requested separately where required by applicable law.</w:t>
+      </w:r>
+    </w:p>
+    <w:p>
+      <w:pPr>
+        <w:spacing w:after="100" w:line="252" w:lineRule="auto"/>
+      </w:pPr>
+      <w:r>
+        <w:t>These Terms are intended to work together with the K Scan AI Privacy Policy, currently available at https://kscan.app/docs/kscan-privacy-policy.pdf or any successor privacy URL posted by K Scan. If a separate written agreement applies to a specific enterprise, beta, API, or partner relationship, that agreement may supplement these Terms.</w:t>
+      </w:r>
+    </w:p>
+    <w:p>
+      <w:pPr>
+        <w:pStyle w:val="Heading1"/>
+        <w:spacing w:before="180" w:after="80" w:line="252" w:lineRule="auto"/>
+      </w:pPr>
+      <w:r>
         <w:rPr>
-          <w:color w:val="666666"/>
-          <w:sz w:val="19"/>
-        </w:rPr>
-        <w:t xml:space="preserve">Effective Date: May 13, </w:t>
-      </w:r>
-      <w:proofErr w:type="gramStart"/>
-      <w:r>
-        <w:rPr>
-          <w:color w:val="666666"/>
-          <w:sz w:val="19"/>
-        </w:rPr>
-        <w:t>2026  |</w:t>
-      </w:r>
-      <w:proofErr w:type="gramEnd"/>
-      <w:r>
-        <w:rPr>
-          <w:color w:val="666666"/>
-          <w:sz w:val="19"/>
-        </w:rPr>
-        <w:t xml:space="preserve">  Last Updated: May 13, </w:t>
-      </w:r>
-      <w:proofErr w:type="gramStart"/>
-      <w:r>
-        <w:rPr>
-          <w:color w:val="666666"/>
-          <w:sz w:val="19"/>
-        </w:rPr>
-        <w:t>2026  |</w:t>
-      </w:r>
-      <w:proofErr w:type="gramEnd"/>
-      <w:r>
-        <w:rPr>
-          <w:color w:val="666666"/>
-          <w:sz w:val="19"/>
-        </w:rPr>
-        <w:t xml:space="preserve">  </w:t>
-      </w:r>
-    </w:p>
-    <w:tbl>
-      <w:tblPr>
-        <w:tblW w:w="0" w:type="auto"/>
-        <w:jc w:val="center"/>
-        <w:tblLook w:val="04A0" w:firstRow="1" w:lastRow="0" w:firstColumn="1" w:lastColumn="0" w:noHBand="0" w:noVBand="1"/>
-      </w:tblPr>
-      <w:tblGrid>
-        <w:gridCol w:w="10054"/>
-      </w:tblGrid>
-      <w:tr>
-        <w:trPr>
-          <w:jc w:val="center"/>
-        </w:trPr>
-        <w:tc>
-          <w:tcPr>
-            <w:tcW w:w="10080" w:type="dxa"/>
-            <w:tcBorders>
-              <w:top w:val="single" w:sz="10" w:space="0" w:color="D9D0F4"/>
-              <w:left w:val="single" w:sz="10" w:space="0" w:color="D9D0F4"/>
-              <w:bottom w:val="single" w:sz="10" w:space="0" w:color="D9D0F4"/>
-              <w:right w:val="single" w:sz="10" w:space="0" w:color="D9D0F4"/>
-            </w:tcBorders>
-            <w:shd w:val="clear" w:color="auto" w:fill="F4F1FA"/>
-            <w:tcMar>
-              <w:top w:w="120" w:type="dxa"/>
-              <w:left w:w="140" w:type="dxa"/>
-              <w:bottom w:w="120" w:type="dxa"/>
-              <w:right w:w="140" w:type="dxa"/>
-            </w:tcMar>
-          </w:tcPr>
-          <w:p>
-            <w:pPr>
-              <w:pStyle w:val="Heading2"/>
-            </w:pPr>
-            <w:r>
-              <w:t>Terms Summary</w:t>
-            </w:r>
-          </w:p>
-          <w:p>
-            <w:pPr>
-              <w:pStyle w:val="ListBullet"/>
-              <w:spacing w:after="60"/>
-            </w:pPr>
-            <w:r>
-              <w:t>K Scan AI provides AI-powered fashion discovery, visual analysis, and commerce-routing tools.</w:t>
-            </w:r>
-          </w:p>
-          <w:p>
-            <w:pPr>
-              <w:pStyle w:val="ListBullet"/>
-              <w:spacing w:after="60"/>
-            </w:pPr>
-            <w:r>
-              <w:t>AI outputs may be incomplete, approximate, inaccurate, or outdated; evaluate them before relying on them.</w:t>
-            </w:r>
-          </w:p>
-          <w:p>
-            <w:pPr>
-              <w:pStyle w:val="ListBullet"/>
-              <w:spacing w:after="60"/>
-            </w:pPr>
-            <w:r>
-              <w:t>You retain ownership of your uploaded content. K Scan receives only the limited rights needed to operate, secure, maintain, and improve the Service as described below.</w:t>
-            </w:r>
-          </w:p>
-          <w:p>
-            <w:pPr>
-              <w:pStyle w:val="ListBullet"/>
-              <w:spacing w:after="60"/>
-            </w:pPr>
-            <w:r>
-              <w:t>K Scan does not sell raw uploaded scans or images and does not use scan content for facial recognition or biometric surveillance.</w:t>
-            </w:r>
-          </w:p>
-          <w:p>
-            <w:pPr>
-              <w:pStyle w:val="ListBullet"/>
-              <w:spacing w:after="60"/>
-            </w:pPr>
-            <w:r>
-              <w:t xml:space="preserve">Certain non-sensitive commercial, analytics, preference, marketing, attribution, and inference data may be used, sold, shared, licensed, or disclosed </w:t>
-            </w:r>
-            <w:proofErr w:type="gramStart"/>
-            <w:r>
-              <w:t>where</w:t>
-            </w:r>
-            <w:proofErr w:type="gramEnd"/>
-            <w:r>
-              <w:t xml:space="preserve"> permitted by law and subject to privacy rights, consent requirements, and opt-out controls.</w:t>
-            </w:r>
-          </w:p>
-        </w:tc>
-      </w:tr>
-    </w:tbl>
-    <w:p>
-      <w:r>
-        <w:t>These Terms and Conditions ("Terms") govern your access to and use of the K Scan AI website, mobile application, APIs, AI systems, software, visual commerce tools, and related products, services, and features (collectively, the "Service"). By accessing or using the Service, you agree to these Terms and our Privacy Policy. Any consent required for non-essential tracking, targeted advertising, or sale-like data monetization will be requested separately where required by applicable law.</w:t>
-      </w:r>
-    </w:p>
-    <w:p>
-      <w:pPr>
-        <w:pStyle w:val="Heading1"/>
-      </w:pPr>
-      <w:r>
-        <w:rPr>
-          <w:color w:val="15131A"/>
+          <w:b w:val="0"/>
         </w:rPr>
         <w:t>1. Definitions</w:t>
       </w:r>
     </w:p>
     <w:p>
+      <w:pPr>
+        <w:spacing w:after="100" w:line="252" w:lineRule="auto"/>
+      </w:pPr>
+      <w:r>
+        <w:t>Service: the K Scan AI platform, including websites, mobile applications, APIs, AI systems, visual commerce systems, StyleChat, Style Library, Dressing Rooms, upload features, shared-room features, and related services.</w:t>
+      </w:r>
+    </w:p>
+    <w:p>
+      <w:pPr>
+        <w:spacing w:after="100" w:line="252" w:lineRule="auto"/>
+      </w:pPr>
+      <w:r>
+        <w:t>AI Outputs: recommendations, StyleChat responses, styling suggestions, visual matches, product identifications, similarity analyses, product-search results, commerce-routing results, generated metadata, or other outputs generated through or with the assistance of AI systems.</w:t>
+      </w:r>
+    </w:p>
+    <w:p>
+      <w:pPr>
+        <w:spacing w:after="100" w:line="252" w:lineRule="auto"/>
+      </w:pPr>
+      <w:r>
+        <w:t>StyleChat: K Scan features that allow users to submit prompts, messages, images, visual context, saved style preferences, or related inputs to receive AI-generated fashion, styling, product, or discovery assistance.</w:t>
+      </w:r>
+    </w:p>
+    <w:p>
+      <w:pPr>
+        <w:spacing w:after="100" w:line="252" w:lineRule="auto"/>
+      </w:pPr>
+      <w:r>
+        <w:t>User Content: images, photographs, screenshots, outfit images, mood-board references, text, notes, captions, messages, room names, room content, styling inputs, prompts, profile information, and other materials uploaded, submitted, saved, shared, or transmitted by users.</w:t>
+      </w:r>
+    </w:p>
+    <w:p>
+      <w:pPr>
+        <w:spacing w:after="100" w:line="252" w:lineRule="auto"/>
+      </w:pPr>
+      <w:r>
+        <w:t>Dressing Rooms: private or shared in-app spaces, boards, rooms, collections, or related features where users may save, organize, upload, discuss, or share fashion-related content.</w:t>
+      </w:r>
+    </w:p>
+    <w:p>
+      <w:pPr>
+        <w:spacing w:after="100" w:line="252" w:lineRule="auto"/>
+      </w:pPr>
+      <w:r>
+        <w:t>Retailer, Marketplace, Product-Search, Affiliate, and Commerce Providers: third-party retailers, marketplaces, affiliate networks, product-search providers, advertisers, brands, commerce APIs, attribution providers, or similar providers linked through, measured by, or used to support the Service.</w:t>
+      </w:r>
+    </w:p>
+    <w:p>
+      <w:pPr>
+        <w:spacing w:after="100" w:line="252" w:lineRule="auto"/>
+      </w:pPr>
+      <w:r>
+        <w:t>Commercial Data: non-sensitive usage, preference, shopping, product-interaction, attribution, analytics, marketing, de-identified, aggregated, anonymized, or inference data generated through or related to use of the Service.</w:t>
+      </w:r>
+    </w:p>
+    <w:p>
+      <w:pPr>
+        <w:spacing w:after="100" w:line="252" w:lineRule="auto"/>
+      </w:pPr>
+      <w:r>
+        <w:t>Raw Scan Data: original camera uploads, image files, screenshots, QR/barcode captures, or other unaltered visual content submitted for scanning, upload, image analysis, or related functionality.</w:t>
+      </w:r>
+    </w:p>
+    <w:p>
+      <w:pPr>
+        <w:spacing w:after="100" w:line="252" w:lineRule="auto"/>
+      </w:pPr>
+      <w:r>
+        <w:t>Derived Scan Data: metadata or analysis generated from a scan or uploaded image, such as category, color, style attributes, product-match signals, visual-search embeddings, and related analytical outputs.</w:t>
+      </w:r>
+    </w:p>
+    <w:p>
+      <w:pPr>
+        <w:spacing w:after="100" w:line="252" w:lineRule="auto"/>
+      </w:pPr>
+      <w:r>
+        <w:t>Digital Features: subscriptions, premium AI features, account upgrades, scan quotas, digital entitlements, or other digital services offered by K Scan inside the app.</w:t>
+      </w:r>
+    </w:p>
+    <w:p>
+      <w:pPr>
+        <w:pStyle w:val="Heading1"/>
+        <w:spacing w:before="180" w:after="80" w:line="252" w:lineRule="auto"/>
+      </w:pPr>
       <w:r>
         <w:rPr>
-          <w:b/>
-          <w:color w:val="5B3FD6"/>
+          <w:b w:val="0"/>
         </w:rPr>
-        <w:t xml:space="preserve">Service: </w:t>
-      </w:r>
-      <w:r>
-        <w:t>the K Scan AI platform, including websites, applications, APIs, AI systems, visual commerce systems, and related services.</w:t>
-      </w:r>
-    </w:p>
-    <w:p>
+        <w:t>2. Acceptance of Terms and Separate Privacy Choices</w:t>
+      </w:r>
+    </w:p>
+    <w:p>
+      <w:pPr>
+        <w:spacing w:after="100" w:line="252" w:lineRule="auto"/>
+      </w:pPr>
+      <w:r>
+        <w:t>By creating an account, accessing, downloading, registering for, accepting these Terms, uploading content, creating Dressing Rooms, using StyleChat, sharing content, messaging, or otherwise using the Service, you agree to these Terms and all applicable laws. If you do not agree, you may not use the Service.</w:t>
+      </w:r>
+    </w:p>
+    <w:p>
+      <w:pPr>
+        <w:spacing w:after="100" w:line="252" w:lineRule="auto"/>
+      </w:pPr>
+      <w:r>
+        <w:t>Users must accept these Terms before creating, uploading, sharing, messaging, or otherwise submitting user-generated content through the Service where acceptance is required by the app flow or applicable platform policy.</w:t>
+      </w:r>
+    </w:p>
+    <w:p>
+      <w:pPr>
+        <w:spacing w:after="100" w:line="252" w:lineRule="auto"/>
+      </w:pPr>
+      <w:r>
+        <w:lastRenderedPageBreak/>
+        <w:t>Where applicable law requires separate consent for non-essential tracking, targeted advertising, sale-like data processing, or similar activities, that consent will not be bundled into acceptance of these Terms. If you decline or withdraw such consent, you may still use core Service features, although optional personalization, marketing, attribution, advertising-supported, or partner-supported experiences may change.</w:t>
+      </w:r>
+    </w:p>
+    <w:p>
+      <w:pPr>
+        <w:pStyle w:val="Heading1"/>
+        <w:spacing w:before="180" w:after="80" w:line="252" w:lineRule="auto"/>
+      </w:pPr>
       <w:r>
         <w:rPr>
-          <w:b/>
-          <w:color w:val="5B3FD6"/>
+          <w:b w:val="0"/>
         </w:rPr>
-        <w:t xml:space="preserve">AI Outputs: </w:t>
-      </w:r>
-      <w:r>
-        <w:t>recommendations, styling suggestions, visual matches, product identifications, similarity analyses, commerce-routing results, generated metadata, or other outputs generated through the Service.</w:t>
-      </w:r>
-    </w:p>
-    <w:p>
+        <w:t>3. Eligibility and 18+ Age Requirement</w:t>
+      </w:r>
+    </w:p>
+    <w:p>
+      <w:pPr>
+        <w:spacing w:after="100" w:line="252" w:lineRule="auto"/>
+      </w:pPr>
+      <w:r>
+        <w:t>The Service is intended for users 18 years of age and older. The Service is not directed to children or minors. Users under 18 should not access or use the Service.</w:t>
+      </w:r>
+    </w:p>
+    <w:p>
+      <w:pPr>
+        <w:spacing w:after="100" w:line="252" w:lineRule="auto"/>
+      </w:pPr>
+      <w:r>
+        <w:t>By using the Service, you represent that you are at least 18 years old and legally able to agree to these Terms. You may not use the Service if prohibited by law, if you are located where the Service is unavailable or unlawful, or if K Scan previously terminated or suspended your access.</w:t>
+      </w:r>
+    </w:p>
+    <w:p>
+      <w:pPr>
+        <w:spacing w:after="100" w:line="252" w:lineRule="auto"/>
+      </w:pPr>
+      <w:r>
+        <w:t>If K Scan learns that an account or submission belongs to a person under 18, K Scan may restrict, suspend, delete, or de-identify the account or related information, subject to legal, safety, technical, and operational requirements.</w:t>
+      </w:r>
+    </w:p>
+    <w:p>
+      <w:pPr>
+        <w:pStyle w:val="Heading1"/>
+        <w:spacing w:before="180" w:after="80" w:line="252" w:lineRule="auto"/>
+      </w:pPr>
       <w:r>
         <w:rPr>
-          <w:b/>
-          <w:color w:val="5B3FD6"/>
+          <w:b w:val="0"/>
         </w:rPr>
-        <w:t xml:space="preserve">User Content: </w:t>
-      </w:r>
-      <w:r>
-        <w:t>images, photographs, screenshots, text, styling inputs, prompts, profile information, and other materials uploaded or submitted by users.</w:t>
-      </w:r>
-    </w:p>
-    <w:p>
+        <w:t>4. Accounts and Security</w:t>
+      </w:r>
+    </w:p>
+    <w:p>
+      <w:pPr>
+        <w:pStyle w:val="ListBullet"/>
+        <w:spacing w:after="40" w:line="252" w:lineRule="auto"/>
+      </w:pPr>
+      <w:r>
+        <w:t>Provide accurate, complete, and current information.</w:t>
+      </w:r>
+    </w:p>
+    <w:p>
+      <w:pPr>
+        <w:pStyle w:val="ListBullet"/>
+        <w:spacing w:after="40" w:line="252" w:lineRule="auto"/>
+      </w:pPr>
+      <w:r>
+        <w:t>Maintain the confidentiality of your login credentials and authentication methods.</w:t>
+      </w:r>
+    </w:p>
+    <w:p>
+      <w:pPr>
+        <w:pStyle w:val="ListBullet"/>
+        <w:spacing w:after="40" w:line="252" w:lineRule="auto"/>
+      </w:pPr>
+      <w:r>
+        <w:t>Accept responsibility for activity that occurs under your account.</w:t>
+      </w:r>
+    </w:p>
+    <w:p>
+      <w:pPr>
+        <w:pStyle w:val="ListBullet"/>
+        <w:spacing w:after="40" w:line="252" w:lineRule="auto"/>
+      </w:pPr>
+      <w:r>
+        <w:t>Use only accounts and authentication methods that you are authorized to use.</w:t>
+      </w:r>
+    </w:p>
+    <w:p>
+      <w:pPr>
+        <w:pStyle w:val="ListBullet"/>
+        <w:spacing w:after="40" w:line="252" w:lineRule="auto"/>
+      </w:pPr>
+      <w:r>
+        <w:t>Notify K Scan promptly if you suspect unauthorized access, account misuse, or a security issue.</w:t>
+      </w:r>
+    </w:p>
+    <w:p>
+      <w:pPr>
+        <w:pStyle w:val="ListBullet"/>
+        <w:spacing w:after="40" w:line="252" w:lineRule="auto"/>
+      </w:pPr>
+      <w:r>
+        <w:t>Do not share accounts, create accounts for others without authorization, or attempt to bypass access controls.</w:t>
+      </w:r>
+    </w:p>
+    <w:p>
+      <w:pPr>
+        <w:pStyle w:val="Heading1"/>
+        <w:spacing w:before="180" w:after="80" w:line="252" w:lineRule="auto"/>
+      </w:pPr>
       <w:r>
         <w:rPr>
-          <w:b/>
-          <w:color w:val="5B3FD6"/>
+          <w:b w:val="0"/>
         </w:rPr>
-        <w:t xml:space="preserve">Retail Partners: </w:t>
-      </w:r>
-      <w:r>
-        <w:t>third-party retailers, marketplaces, affiliate partners, advertisers, brands, or commerce providers linked through or measured by the Service.</w:t>
-      </w:r>
-    </w:p>
-    <w:p>
+        <w:t>5. Privacy, Data Processing, Sale, Sharing, and Commercial Use</w:t>
+      </w:r>
+    </w:p>
+    <w:p>
+      <w:pPr>
+        <w:spacing w:after="100" w:line="252" w:lineRule="auto"/>
+      </w:pPr>
+      <w:r>
+        <w:t>Your use of the Service is governed by our Privacy Policy, which is incorporated into these Terms by reference. The current public Privacy Policy is available at https://kscan.app/docs/kscan-privacy-policy.pdf or any successor privacy URL posted by K Scan.</w:t>
+      </w:r>
+    </w:p>
+    <w:p>
+      <w:pPr>
+        <w:spacing w:after="100" w:line="252" w:lineRule="auto"/>
+      </w:pPr>
+      <w:r>
+        <w:t>K Scan may collect, process, use, disclose, share, sell, license, or otherwise make available certain categories of information where permitted by law and subject to applicable privacy rights, consent requirements, platform rules, and opt-out controls described in the Privacy Policy.</w:t>
+      </w:r>
+    </w:p>
+    <w:p>
+      <w:pPr>
+        <w:spacing w:after="100" w:line="252" w:lineRule="auto"/>
+      </w:pPr>
+      <w:r>
+        <w:t>Uploaded images, scans, screenshots, StyleChat messages, prompts, saved items, Dressing Room content, and related metadata may be processed by K Scan and authorized service providers to operate, secure, maintain, troubleshoot, personalize, moderate, enforce, and improve the Service.</w:t>
+      </w:r>
+    </w:p>
+    <w:p>
+      <w:pPr>
+        <w:spacing w:after="100" w:line="252" w:lineRule="auto"/>
+      </w:pPr>
+      <w:r>
+        <w:t>K Scan does not sell raw uploaded scans, raw uploaded images, biometric identifiers, face templates, faceprints, facial recognition data, government identification, payment card information, or sensitive personal information.</w:t>
+      </w:r>
+    </w:p>
+    <w:p>
+      <w:pPr>
+        <w:spacing w:after="100" w:line="252" w:lineRule="auto"/>
+      </w:pPr>
+      <w:r>
+        <w:t>K Scan does not use uploaded scan content or uploaded inspiration images for facial recognition, biometric identification, biometric surveillance, or to identify individuals.</w:t>
+      </w:r>
+    </w:p>
+    <w:p>
+      <w:pPr>
+        <w:spacing w:after="100" w:line="252" w:lineRule="auto"/>
+      </w:pPr>
+      <w:r>
+        <w:t>K Scan may use, disclose, share, license, commercialize, or derive value from certain non-sensitive commercial, analytics, preference, attribution, usage, product-interaction, and inference data for business, analytics, affiliate, advertising measurement, product improvement, partner reporting, retailer insight, and other commercial purposes where permitted by law.</w:t>
+      </w:r>
+    </w:p>
+    <w:p>
+      <w:pPr>
+        <w:spacing w:after="100" w:line="252" w:lineRule="auto"/>
+      </w:pPr>
+      <w:r>
+        <w:t>Some disclosures or uses may be considered sale, sharing, targeted advertising, or similar regulated processing under certain privacy laws depending on the data flow and jurisdiction. Where required, K Scan will provide required notices, consent mechanisms, opt-out controls, and data-rights processes.</w:t>
+      </w:r>
+    </w:p>
+    <w:p>
+      <w:pPr>
+        <w:pStyle w:val="Heading2"/>
+        <w:spacing w:before="120" w:after="80" w:line="252" w:lineRule="auto"/>
+      </w:pPr>
       <w:r>
         <w:rPr>
-          <w:b/>
-          <w:color w:val="5B3FD6"/>
+          <w:b w:val="0"/>
         </w:rPr>
-        <w:t xml:space="preserve">Commercial Data: </w:t>
-      </w:r>
-      <w:r>
-        <w:t>non-sensitive usage, preference, shopping, product interaction, attribution, analytics, marketing, de-identified, aggregated, anonymized, or inference data generated through or related to use of the Service.</w:t>
-      </w:r>
-    </w:p>
-    <w:p>
+        <w:t>5.1 Data Rights, Retention, and Downstream Requests</w:t>
+      </w:r>
+    </w:p>
+    <w:p>
+      <w:pPr>
+        <w:spacing w:after="100" w:line="252" w:lineRule="auto"/>
+      </w:pPr>
+      <w:r>
+        <w:t>Users may request access, correction, deletion, export, restriction, objection, or consent withdrawal where required by applicable law. Privacy rights, opt-out requests, consent withdrawal, data retention, and deletion handling are described in the Privacy Policy.</w:t>
+      </w:r>
+    </w:p>
+    <w:p>
+      <w:pPr>
+        <w:spacing w:after="100" w:line="252" w:lineRule="auto"/>
+      </w:pPr>
+      <w:r>
+        <w:lastRenderedPageBreak/>
+        <w:t>Account deletion requests are generally processed within 30 days after verification, but deletion is not immediate, complete in all systems at once, or fully automated in all circumstances. K Scan may retain information where legally permitted or technically necessary for security, fraud prevention, legal compliance, dispute resolution, backup recovery, tax or accounting records, safety, support, or legitimate operational purposes.</w:t>
+      </w:r>
+    </w:p>
+    <w:p>
+      <w:pPr>
+        <w:spacing w:after="100" w:line="252" w:lineRule="auto"/>
+      </w:pPr>
+      <w:r>
+        <w:t>Where required by law, K Scan will take reasonable steps to notify relevant service providers, contractors, and third parties to whom covered information was disclosed, sold, or shared so they can take corresponding action on verified deletion requests, unless an exception applies or the law does not require further notice.</w:t>
+      </w:r>
+    </w:p>
+    <w:p>
+      <w:pPr>
+        <w:pStyle w:val="Heading2"/>
+        <w:spacing w:before="120" w:after="80" w:line="252" w:lineRule="auto"/>
+      </w:pPr>
       <w:r>
         <w:rPr>
-          <w:b/>
-          <w:color w:val="5B3FD6"/>
+          <w:b w:val="0"/>
         </w:rPr>
-        <w:t xml:space="preserve">Raw Scan Data: </w:t>
-      </w:r>
-      <w:r>
-        <w:t>original camera uploads, image files, screenshots, QR/barcode captures, or other unaltered content submitted for scanning.</w:t>
-      </w:r>
-    </w:p>
-    <w:p>
+        <w:t>5.2 Non-Discrimination for Privacy Choices</w:t>
+      </w:r>
+    </w:p>
+    <w:p>
+      <w:pPr>
+        <w:spacing w:after="100" w:line="252" w:lineRule="auto"/>
+      </w:pPr>
+      <w:r>
+        <w:t>K Scan will not unlawfully discriminate against users for exercising privacy rights. Core Service access will not be denied solely because a user opts out of sale, sharing, targeted advertising, or optional tracking, although optional personalized, marketing, advertising-supported, attribution, or partner-supported experiences may change as a result.</w:t>
+      </w:r>
+    </w:p>
+    <w:p>
+      <w:pPr>
+        <w:pStyle w:val="Heading1"/>
+        <w:spacing w:before="180" w:after="80" w:line="252" w:lineRule="auto"/>
+      </w:pPr>
       <w:r>
         <w:rPr>
-          <w:b/>
-          <w:color w:val="5B3FD6"/>
+          <w:b w:val="0"/>
         </w:rPr>
-        <w:t xml:space="preserve">Derived Scan Data: </w:t>
-      </w:r>
-      <w:r>
-        <w:t>metadata or analysis generated from a scan. K Scan does not monetize derived scan data that can reasonably be linked to a specific person or original image unless expressly disclosed and lawfully authorized where required.</w:t>
+        <w:t>6. User Content and Limited License</w:t>
+      </w:r>
+    </w:p>
+    <w:p>
+      <w:pPr>
+        <w:spacing w:after="100" w:line="252" w:lineRule="auto"/>
+      </w:pPr>
+      <w:r>
+        <w:t>You retain ownership of your User Content. By submitting User Content, you grant K Scan a limited, non-exclusive, worldwide, royalty-free license to host, process, analyze, reproduce as technically necessary, display to you and to users you authorize through the Service, transform, transmit, moderate, restrict, preserve, and otherwise use your User Content for the purposes below:</w:t>
+      </w:r>
+    </w:p>
+    <w:p>
+      <w:pPr>
+        <w:pStyle w:val="ListBullet"/>
+        <w:spacing w:after="40" w:line="252" w:lineRule="auto"/>
+      </w:pPr>
+      <w:r>
+        <w:t>Operating, securing, maintaining, supporting, and improving the Service.</w:t>
+      </w:r>
+    </w:p>
+    <w:p>
+      <w:pPr>
+        <w:pStyle w:val="ListBullet"/>
+        <w:spacing w:after="40" w:line="252" w:lineRule="auto"/>
+      </w:pPr>
+      <w:r>
+        <w:t>Generating AI Outputs, StyleChat responses, search results, product matches, recommendations, visual organization, and other functionality you request.</w:t>
+      </w:r>
+    </w:p>
+    <w:p>
+      <w:pPr>
+        <w:pStyle w:val="ListBullet"/>
+        <w:spacing w:after="40" w:line="252" w:lineRule="auto"/>
+      </w:pPr>
+      <w:r>
+        <w:t>Displaying your content to you and, where you choose to share it, to users or rooms you authorize.</w:t>
+      </w:r>
+    </w:p>
+    <w:p>
+      <w:pPr>
+        <w:pStyle w:val="ListBullet"/>
+        <w:spacing w:after="40" w:line="252" w:lineRule="auto"/>
+      </w:pPr>
+      <w:r>
+        <w:t>Safety, moderation, reporting, support, diagnostics, quality assurance, fraud prevention, abuse prevention, legal compliance, and enforcement.</w:t>
+      </w:r>
+    </w:p>
+    <w:p>
+      <w:pPr>
+        <w:pStyle w:val="ListBullet"/>
+        <w:spacing w:after="40" w:line="252" w:lineRule="auto"/>
+      </w:pPr>
+      <w:r>
+        <w:t>Creating aggregated, anonymized, or de-identified insights and analytics as described in the Privacy Policy and permitted by law.</w:t>
+      </w:r>
+    </w:p>
+    <w:p>
+      <w:pPr>
+        <w:spacing w:after="100" w:line="252" w:lineRule="auto"/>
+      </w:pPr>
+      <w:r>
+        <w:t>This license does not transfer ownership of your raw uploaded images to K Scan. It does not authorize K Scan to sell, license, or commercially distribute raw scan files, raw uploaded images, biometric identifiers, facial recognition data, or re-identifiable scan datasets to third-party data buyers or AI training partners unless a future policy expressly discloses that practice and K Scan obtains any legally required separate consent.</w:t>
+      </w:r>
+    </w:p>
+    <w:p>
+      <w:pPr>
+        <w:spacing w:after="100" w:line="252" w:lineRule="auto"/>
+      </w:pPr>
+      <w:r>
+        <w:t>You represent that you have the rights needed to submit, upload, save, share, or transmit User Content through the Service and that your User Content does not violate these Terms, applicable law, platform policies, privacy rights, intellectual-property rights, or the rights of others.</w:t>
       </w:r>
     </w:p>
     <w:p>
       <w:pPr>
         <w:pStyle w:val="Heading1"/>
+        <w:spacing w:before="180" w:after="80" w:line="252" w:lineRule="auto"/>
       </w:pPr>
       <w:r>
         <w:rPr>
-          <w:color w:val="15131A"/>
+          <w:b w:val="0"/>
+        </w:rPr>
+        <w:t>7. Dressing Rooms, Messaging, Sharing, and UGC Moderation</w:t>
+      </w:r>
+    </w:p>
+    <w:p>
+      <w:pPr>
+        <w:spacing w:after="100" w:line="252" w:lineRule="auto"/>
+      </w:pPr>
+      <w:r>
+        <w:t>Dressing Rooms, shared rooms, uploaded inspiration images, notes, captions, messages, StyleChat prompts, and similar features may involve user-generated content. You are responsible for the User Content you create, upload, save, share, message, or make available through the Service.</w:t>
+      </w:r>
+    </w:p>
+    <w:p>
+      <w:pPr>
+        <w:spacing w:after="100" w:line="252" w:lineRule="auto"/>
+      </w:pPr>
+      <w:r>
+        <w:t>Objectionable content and abusive behavior are prohibited. You may not use Dressing Rooms, shared content, messaging, uploads, StyleChat, comments, prompts, or any other Service feature for harassment, bullying, sexual content, exploitation, child-safety violations, hate, threats, impersonation, privacy invasion, stalking, doxxing, intellectual-property infringement, illegal activity, fraud, or other harmful or policy-violating conduct.</w:t>
+      </w:r>
+    </w:p>
+    <w:p>
+      <w:pPr>
+        <w:spacing w:after="100" w:line="252" w:lineRule="auto"/>
+      </w:pPr>
+      <w:r>
+        <w:t>Users may report abusive, illegal, infringing, harmful, unsafe, offensive, AI-related, or policy-violating content or behavior through in-app tools where available or by contacting kscanai.app@gmail.com. Where the app provides blocking or restriction functionality, users may block or restrict abusive users or content according to the available app controls.</w:t>
+      </w:r>
+    </w:p>
+    <w:p>
+      <w:pPr>
+        <w:spacing w:after="100" w:line="252" w:lineRule="auto"/>
+      </w:pPr>
+      <w:r>
+        <w:t xml:space="preserve">K Scan may review, restrict, remove, preserve, or disable access to User Content, Dressing Rooms, messages, accounts, AI-related content, or related records that K Scan believes violate these Terms, platform policies, law, </w:t>
+      </w:r>
+      <w:r>
+        <w:lastRenderedPageBreak/>
+        <w:t>safety rules, or rights of others. K Scan may act promptly, including within 24 hours where required by platform policy, legal obligation, safety risk, or internal escalation standards, but these Terms do not create an unconditional 24-hour takedown guarantee.</w:t>
+      </w:r>
+    </w:p>
+    <w:p>
+      <w:pPr>
+        <w:spacing w:after="100" w:line="252" w:lineRule="auto"/>
+      </w:pPr>
+      <w:r>
+        <w:t>K Scan may suspend or terminate accounts that violate these Terms, platform policies, law, safety rules, or rights of others. K Scan may also preserve content or account records where appropriate for safety, abuse prevention, platform compliance, legal compliance, support, investigation, or enforcement.</w:t>
+      </w:r>
+    </w:p>
+    <w:p>
+      <w:pPr>
+        <w:spacing w:after="100" w:line="252" w:lineRule="auto"/>
+      </w:pPr>
+      <w:r>
+        <w:t>Private-room and owner-control features are used to operate access control. They should not be understood as end-to-end encryption or zero-knowledge storage unless K Scan expressly verifies and discloses that functionality in a future release.</w:t>
+      </w:r>
+    </w:p>
+    <w:p>
+      <w:pPr>
+        <w:pStyle w:val="Heading1"/>
+        <w:spacing w:before="180" w:after="80" w:line="252" w:lineRule="auto"/>
+      </w:pPr>
+      <w:r>
+        <w:rPr>
+          <w:b w:val="0"/>
+        </w:rPr>
+        <w:t>8. AI Processing, StyleChat, and AI Outputs</w:t>
+      </w:r>
+    </w:p>
+    <w:p>
+      <w:pPr>
+        <w:spacing w:after="100" w:line="252" w:lineRule="auto"/>
+      </w:pPr>
+      <w:r>
+        <w:t>K Scan uses AI systems and related service providers to analyze clothing-focused images, generate fashion attributes, power StyleChat, provide style assistance, improve product matching, and support visual discovery. Depending on the feature and production configuration, AI requests may be processed by providers such as Gemini and/or other third-party AI infrastructure providers.</w:t>
+      </w:r>
+    </w:p>
+    <w:p>
+      <w:pPr>
+        <w:spacing w:after="100" w:line="252" w:lineRule="auto"/>
+      </w:pPr>
+      <w:r>
+        <w:t>StyleChat messages, prompts, image context, saved style preferences, session metadata, uploaded images, and related content may be processed to provide StyleChat and related AI features. Users should not submit sensitive personal information, health information, financial information, government IDs, confidential documents, or private information about other people through StyleChat, scans, or image uploads.</w:t>
+      </w:r>
+    </w:p>
+    <w:p>
+      <w:pPr>
+        <w:spacing w:after="100" w:line="252" w:lineRule="auto"/>
+      </w:pPr>
+      <w:r>
+        <w:t>AI Outputs are probabilistic and may contain inaccuracies, incomplete information, offensive content, unavailable results, or visually similar but non-identical products. Pricing, brand identification, availability, fit, authenticity, and retailer information may be inaccurate or change without notice.</w:t>
+      </w:r>
+    </w:p>
+    <w:p>
+      <w:pPr>
+        <w:spacing w:after="100" w:line="252" w:lineRule="auto"/>
+      </w:pPr>
+      <w:r>
+        <w:t>AI Outputs are for discovery and informational purposes only and do not constitute professional advice, authentication advice, sizing advice, legal advice, financial advice, medical advice, resale advice, or purchasing advice. You are responsible for independently evaluating AI Outputs before relying on them.</w:t>
+      </w:r>
+    </w:p>
+    <w:p>
+      <w:pPr>
+        <w:spacing w:after="100" w:line="252" w:lineRule="auto"/>
+      </w:pPr>
+      <w:r>
+        <w:t>Some AI provider processing may be subject to provider terms that permit safety review, abuse monitoring, retention, quality improvement, legal compliance, security, or other processing described by that provider. K Scan does not claim that all AI provider processing has no retention, no review, no training use, or zero-data-retention treatment unless that configuration is verified and disclosed.</w:t>
+      </w:r>
+    </w:p>
+    <w:p>
+      <w:pPr>
+        <w:spacing w:after="100" w:line="252" w:lineRule="auto"/>
+      </w:pPr>
+      <w:r>
+        <w:t>You may not attempt to bypass safety filters, generate restricted or harmful content, extract model weights or system prompts, reverse engineer AI systems, perform model extraction, or use the Service to develop models or services that compete with K Scan or its providers except where legally permitted.</w:t>
+      </w:r>
+    </w:p>
+    <w:p>
+      <w:pPr>
+        <w:pStyle w:val="Heading2"/>
+        <w:spacing w:before="120" w:after="80" w:line="252" w:lineRule="auto"/>
+      </w:pPr>
+      <w:r>
+        <w:rPr>
+          <w:b w:val="0"/>
+        </w:rPr>
+        <w:t>8.1 AI-Generated Content Reporting</w:t>
+      </w:r>
+    </w:p>
+    <w:p>
+      <w:pPr>
+        <w:spacing w:after="100" w:line="252" w:lineRule="auto"/>
+      </w:pPr>
+      <w:r>
+        <w:t>If you encounter offensive, harmful, inaccurate, unsafe, infringing, abusive, or otherwise problematic AI Outputs, you may report them through in-app reporting or flagging tools where available, or by contacting K Scan at kscanai.app@gmail.com. K Scan may use reports to improve safety, moderation, troubleshooting, and enforcement.</w:t>
+      </w:r>
+    </w:p>
+    <w:p>
+      <w:pPr>
+        <w:spacing w:after="100" w:line="252" w:lineRule="auto"/>
+      </w:pPr>
+      <w:r>
+        <w:t>K Scan does not promise that every AI Output report will result in a specific action, but K Scan may review, restrict, remove, disable, preserve, or otherwise address AI-related content where appropriate for safety, platform compliance, legal compliance, support, abuse prevention, or enforcement.</w:t>
+      </w:r>
+    </w:p>
+    <w:p>
+      <w:pPr>
+        <w:pStyle w:val="Heading1"/>
+        <w:spacing w:before="180" w:after="80" w:line="252" w:lineRule="auto"/>
+      </w:pPr>
+      <w:r>
+        <w:rPr>
+          <w:b w:val="0"/>
+        </w:rPr>
+        <w:t>9. Camera, Image, Scan, Upload, and Sensitive Content Rules</w:t>
+      </w:r>
+    </w:p>
+    <w:p>
+      <w:pPr>
+        <w:spacing w:after="100" w:line="252" w:lineRule="auto"/>
+      </w:pPr>
+      <w:r>
+        <w:t>Users may choose to take or upload clothing-focused images, screenshots, outfit images, inspiration images, or related visual inputs. Images may be processed locally and/or through secure cloud systems to provide fashion identification, StyleChat, search, matching, product recommendations, saved inspiration, Style Library, Dressing Room, and related functionality.</w:t>
+      </w:r>
+    </w:p>
+    <w:p>
+      <w:pPr>
+        <w:spacing w:after="100" w:line="252" w:lineRule="auto"/>
+      </w:pPr>
+      <w:r>
+        <w:t>K Scan is not designed for surveillance, facial recognition, biometric identification, or identifying people. K Scan does not create biometric templates, faceprints, face geometry, or identity profiles.</w:t>
+      </w:r>
+    </w:p>
+    <w:p>
+      <w:pPr>
+        <w:spacing w:after="100" w:line="252" w:lineRule="auto"/>
+      </w:pPr>
+      <w:r>
+        <w:lastRenderedPageBreak/>
+        <w:t>K Scan does not currently provide automatic face blurring, automatic bystander filtering, or automatic PII removal before upload. You should avoid uploading images that include faces, bystanders, license plates, government IDs, financial records, medical information, private documents, or other sensitive identifiers unless you intend that content to be processed as part of the image.</w:t>
+      </w:r>
+    </w:p>
+    <w:p>
+      <w:pPr>
+        <w:spacing w:after="100" w:line="252" w:lineRule="auto"/>
+      </w:pPr>
+      <w:r>
+        <w:t>You may not upload images or other content that you do not have the legal right to use, that violates another person’s privacy, that infringes intellectual-property rights, or that violates law, platform policies, or these Terms.</w:t>
+      </w:r>
+    </w:p>
+    <w:p>
+      <w:pPr>
+        <w:pStyle w:val="Heading1"/>
+        <w:spacing w:before="180" w:after="80" w:line="252" w:lineRule="auto"/>
+      </w:pPr>
+      <w:r>
+        <w:rPr>
+          <w:b w:val="0"/>
+        </w:rPr>
+        <w:t>10. Retail, Affiliate, Product Search, and Third-Party Commerce Disclaimer</w:t>
+      </w:r>
+    </w:p>
+    <w:p>
+      <w:pPr>
+        <w:spacing w:after="100" w:line="252" w:lineRule="auto"/>
+      </w:pPr>
+      <w:r>
+        <w:t>K Scan is a visual-commerce discovery and shopping-assistance platform. K Scan may use scan results, search terms, item attributes, product signals, retailer identifiers, product URLs, and similar fashion or product data to return product matches, retailer links, marketplace links, and shopping suggestions.</w:t>
+      </w:r>
+    </w:p>
+    <w:p>
+      <w:pPr>
+        <w:spacing w:after="100" w:line="252" w:lineRule="auto"/>
+      </w:pPr>
+      <w:r>
+        <w:t>K Scan may send search terms, item attributes, product signals, product URLs, or similar fashion/product data to product-search, affiliate, retailer, commerce, marketplace, analytics, or attribution providers to operate shopping-related features. K Scan does not intentionally send raw uploaded images to retailers for independent reuse unless separately disclosed.</w:t>
+      </w:r>
+    </w:p>
+    <w:p>
+      <w:pPr>
+        <w:spacing w:after="100" w:line="252" w:lineRule="auto"/>
+      </w:pPr>
+      <w:r>
+        <w:t>K Scan does not manufacture, inspect, authenticate, warehouse, endorse, ship, fulfill, or guarantee products displayed through the Service. Third-party retailers, marketplaces, advertisers, brands, sellers, and affiliate providers are independent from K Scan unless expressly stated in a verified written agreement.</w:t>
+      </w:r>
+    </w:p>
+    <w:p>
+      <w:pPr>
+        <w:spacing w:after="100" w:line="252" w:lineRule="auto"/>
+      </w:pPr>
+      <w:r>
+        <w:t>K Scan does not guarantee product authenticity, pricing, availability, sizing, quality, legality, safety, shipping, taxes, fulfillment, return policies, refund policies, warranties, seller legitimacy, or customer support. All purchases, returns, refunds, disputes, warranties, sizing issues, authenticity issues, and transactions with third parties are solely between you and the applicable retailer, marketplace, seller, or third-party provider.</w:t>
+      </w:r>
+    </w:p>
+    <w:p>
+      <w:pPr>
+        <w:spacing w:after="100" w:line="252" w:lineRule="auto"/>
+      </w:pPr>
+      <w:r>
+        <w:t>Do not treat K Scan’s display of a product, brand, retailer, marketplace, or shopping result as an official partnership, sponsorship, endorsement, or guarantee unless K Scan expressly says so in verified public materials or a written agreement. K Scan may receive affiliate, referral, attribution, advertising, partner-reporting, data-licensing, or similar commercial benefits where permitted.</w:t>
+      </w:r>
+    </w:p>
+    <w:p>
+      <w:pPr>
+        <w:pStyle w:val="Heading1"/>
+        <w:spacing w:before="180" w:after="80" w:line="252" w:lineRule="auto"/>
+      </w:pPr>
+      <w:r>
+        <w:rPr>
+          <w:b w:val="0"/>
+        </w:rPr>
+        <w:t>11. Apple Commerce, Google Play Billing, Payments, and Paid Features</w:t>
+      </w:r>
+    </w:p>
+    <w:p>
+      <w:pPr>
+        <w:spacing w:after="100" w:line="252" w:lineRule="auto"/>
+      </w:pPr>
+      <w:r>
+        <w:t>Outbound shopping links are intended to facilitate discovery of physical apparel, fashion items, accessories, and related physical goods that are purchased from third-party retailers or marketplaces outside K Scan.</w:t>
+      </w:r>
+    </w:p>
+    <w:p>
+      <w:pPr>
+        <w:spacing w:after="100" w:line="252" w:lineRule="auto"/>
+      </w:pPr>
+      <w:r>
+        <w:t>Retailer purchases are not Apple In-App Purchases and are not completed through K Scan. Retailer purchases are completed with the retailer, marketplace, seller, or third-party provider, and that third party’s payment, shipping, taxes, returns, refunds, sizing, authenticity, warranties, seller policies, and customer support terms apply.</w:t>
+      </w:r>
+    </w:p>
+    <w:p>
+      <w:pPr>
+        <w:spacing w:after="100" w:line="252" w:lineRule="auto"/>
+      </w:pPr>
+      <w:r>
+        <w:t>For physical goods or services consumed outside the app, third-party retailer or marketplace payment methods may be used. K Scan may receive affiliate, referral, attribution, advertising, or similar commercial benefits where permitted by law and platform rules.</w:t>
+      </w:r>
+    </w:p>
+    <w:p>
+      <w:pPr>
+        <w:spacing w:after="100" w:line="252" w:lineRule="auto"/>
+      </w:pPr>
+      <w:r>
+        <w:t>If K Scan later sells Digital Features, subscriptions, premium AI features, scan quotas, account upgrades, or other digital content or services inside the app, those Digital Features will use Apple In-App Purchase, Google Play Billing, or other required app-store billing methods where required by applicable platform rules. Paid features may be subject to additional terms, refund rules, app-store rules, checkout disclosures, or separate agreements.</w:t>
+      </w:r>
+    </w:p>
+    <w:p>
+      <w:pPr>
+        <w:spacing w:after="100" w:line="252" w:lineRule="auto"/>
+      </w:pPr>
+      <w:r>
+        <w:t>K Scan does not currently process payment card information for third-party retailer purchases completed outside K Scan. If K Scan introduces direct paid features or payment processing, the applicable payment processor, app-store billing system, and additional disclosures may apply.</w:t>
+      </w:r>
+    </w:p>
+    <w:p>
+      <w:pPr>
+        <w:pStyle w:val="Heading1"/>
+        <w:spacing w:before="180" w:after="80" w:line="252" w:lineRule="auto"/>
+      </w:pPr>
+      <w:r>
+        <w:rPr>
+          <w:b w:val="0"/>
+        </w:rPr>
+        <w:t>12. User Responsibilities and Prohibited Uses</w:t>
+      </w:r>
+    </w:p>
+    <w:p>
+      <w:pPr>
+        <w:pStyle w:val="ListBullet"/>
+        <w:spacing w:after="40" w:line="252" w:lineRule="auto"/>
+      </w:pPr>
+      <w:r>
+        <w:t>Do not use the Service if you are under 18 or otherwise prohibited from using it.</w:t>
+      </w:r>
+    </w:p>
+    <w:p>
+      <w:pPr>
+        <w:pStyle w:val="ListBullet"/>
+        <w:spacing w:after="40" w:line="252" w:lineRule="auto"/>
+      </w:pPr>
+      <w:r>
+        <w:t>Do not upload content you do not have the legal right to use.</w:t>
+      </w:r>
+    </w:p>
+    <w:p>
+      <w:pPr>
+        <w:pStyle w:val="ListBullet"/>
+        <w:spacing w:after="40" w:line="252" w:lineRule="auto"/>
+      </w:pPr>
+      <w:r>
+        <w:lastRenderedPageBreak/>
+        <w:t>Do not upload government identification, financial records, medical information, confidential documents, sensitive third-party data, faces, bystanders, license plates, or other sensitive identifiers unless you have the right to do so and intend that content to be processed as part of the image.</w:t>
+      </w:r>
+    </w:p>
+    <w:p>
+      <w:pPr>
+        <w:pStyle w:val="ListBullet"/>
+        <w:spacing w:after="40" w:line="252" w:lineRule="auto"/>
+      </w:pPr>
+      <w:r>
+        <w:t>Do not upload, create, share, message, request, or generate unlawful, infringing, counterfeit, harmful, abusive, hateful, sexually explicit, exploitative, child-safety-violating, deceptive, harassing, threatening, impersonating, privacy-invasive, or objectionable content.</w:t>
+      </w:r>
+    </w:p>
+    <w:p>
+      <w:pPr>
+        <w:pStyle w:val="ListBullet"/>
+        <w:spacing w:after="40" w:line="252" w:lineRule="auto"/>
+      </w:pPr>
+      <w:r>
+        <w:t>Do not use the Service for illegal activity, fraud, abuse, exploitation, stalking, harassment, unauthorized surveillance, privacy invasion, intellectual-property infringement, or violation of third-party rights.</w:t>
+      </w:r>
+    </w:p>
+    <w:p>
+      <w:pPr>
+        <w:pStyle w:val="ListBullet"/>
+        <w:spacing w:after="40" w:line="252" w:lineRule="auto"/>
+      </w:pPr>
+      <w:r>
+        <w:t>Do not reverse engineer, scrape, decompile, benchmark without authorization, bypass rate limits, attack the Service, attempt prompt injection, attempt model extraction, extract system prompts, or use outputs to train competing AI systems except where legally permitted.</w:t>
+      </w:r>
+    </w:p>
+    <w:p>
+      <w:pPr>
+        <w:pStyle w:val="ListBullet"/>
+        <w:spacing w:after="40" w:line="252" w:lineRule="auto"/>
+      </w:pPr>
+      <w:r>
+        <w:t>Do not interfere with security, moderation, access controls, content filters, anti-abuse systems, or platform compliance measures.</w:t>
+      </w:r>
+    </w:p>
+    <w:p>
+      <w:pPr>
+        <w:pStyle w:val="ListBullet"/>
+        <w:spacing w:after="40" w:line="252" w:lineRule="auto"/>
+      </w:pPr>
+      <w:r>
+        <w:t>Do not misrepresent product results, retailer listings, AI Outputs, or K Scan’s relationship with retailers, marketplaces, or brands.</w:t>
+      </w:r>
+    </w:p>
+    <w:p>
+      <w:pPr>
+        <w:pStyle w:val="Heading1"/>
+        <w:spacing w:before="180" w:after="80" w:line="252" w:lineRule="auto"/>
+      </w:pPr>
+      <w:r>
+        <w:rPr>
+          <w:b w:val="0"/>
+        </w:rPr>
+        <w:t>13. Intellectual Property</w:t>
+      </w:r>
+    </w:p>
+    <w:p>
+      <w:pPr>
+        <w:spacing w:after="100" w:line="252" w:lineRule="auto"/>
+      </w:pPr>
+      <w:r>
+        <w:t>The Service, including software, AI systems, recommendation engines, visual-analysis systems, model workflows, interface systems, graphics, trade dress, brand elements, documentation, content, and related technology, is owned by K Scan or its licensors. No ownership rights are transferred to users. All rights not expressly granted are reserved.</w:t>
+      </w:r>
+    </w:p>
+    <w:p>
+      <w:pPr>
+        <w:spacing w:after="100" w:line="252" w:lineRule="auto"/>
+      </w:pPr>
+      <w:r>
+        <w:t>You may not copy, modify, distribute, sell, lease, reverse engineer, extract, or create derivative works from the Service except as expressly permitted by these Terms or applicable law.</w:t>
+      </w:r>
+    </w:p>
+    <w:p>
+      <w:pPr>
+        <w:pStyle w:val="Heading1"/>
+        <w:spacing w:before="180" w:after="80" w:line="252" w:lineRule="auto"/>
+      </w:pPr>
+      <w:r>
+        <w:rPr>
+          <w:b w:val="0"/>
+        </w:rPr>
+        <w:t>14. Beta, Preview, and Experimental Features</w:t>
+      </w:r>
+    </w:p>
+    <w:p>
+      <w:pPr>
+        <w:spacing w:after="100" w:line="252" w:lineRule="auto"/>
+      </w:pPr>
+      <w:r>
+        <w:t>Beta, preview, early access, or experimental features may contain bugs, inaccuracies, interruptions, security issues, incomplete functionality, unsupported workflows, provider changes, or unstable outputs. They are provided on an "as is" and "as available" basis, may change or be discontinued at any time, and are used at your own risk.</w:t>
+      </w:r>
+    </w:p>
+    <w:p>
+      <w:pPr>
+        <w:spacing w:after="100" w:line="252" w:lineRule="auto"/>
+      </w:pPr>
+      <w:r>
+        <w:t>Marketing, investor, demo, or roadmap materials may show planned or conceptual functionality. Such materials do not guarantee that the functionality is live, available, supported, or included in the current release unless expressly stated in the app or public product materials.</w:t>
+      </w:r>
+    </w:p>
+    <w:p>
+      <w:pPr>
+        <w:pStyle w:val="Heading1"/>
+        <w:spacing w:before="180" w:after="80" w:line="252" w:lineRule="auto"/>
+      </w:pPr>
+      <w:r>
+        <w:rPr>
+          <w:b w:val="0"/>
+        </w:rPr>
+        <w:t>15. Cookies, Tracking, Analytics, and Advertising Technologies</w:t>
+      </w:r>
+    </w:p>
+    <w:p>
+      <w:pPr>
+        <w:spacing w:after="100" w:line="252" w:lineRule="auto"/>
+      </w:pPr>
+      <w:r>
+        <w:t>K Scan may use cookies, SDKs, analytics tools, diagnostics tools, crash reporting tools, attribution tools, device or app identifiers, and marketing technologies as described in the Privacy Policy. Where legally required, non-essential analytics, advertising, and marketing technologies are subject to consent or opt-out rights.</w:t>
+      </w:r>
+    </w:p>
+    <w:p>
+      <w:pPr>
+        <w:spacing w:after="100" w:line="252" w:lineRule="auto"/>
+      </w:pPr>
+      <w:r>
+        <w:t>The current mobile app does not currently use third-party advertising SDKs or collect Advertising ID for targeted advertising unless later disclosed. K Scan does not currently track users across third-party apps and websites for targeted advertising unless later disclosed. If tracking, advertising SDKs, or similar technologies are introduced later, K Scan will update the Privacy Policy and request required consent or App Tracking Transparency permission where required.</w:t>
+      </w:r>
+    </w:p>
+    <w:p>
+      <w:pPr>
+        <w:pStyle w:val="Heading1"/>
+        <w:spacing w:before="180" w:after="80" w:line="252" w:lineRule="auto"/>
+      </w:pPr>
+      <w:r>
+        <w:rPr>
+          <w:b w:val="0"/>
+        </w:rPr>
+        <w:t>16. DMCA and Copyright Complaints</w:t>
+      </w:r>
+    </w:p>
+    <w:p>
+      <w:pPr>
+        <w:spacing w:after="100" w:line="252" w:lineRule="auto"/>
+      </w:pPr>
+      <w:r>
+        <w:t>If you believe content on the Service infringes your copyright, send a notice identifying the copyrighted work, the allegedly infringing material, your contact information, a good-faith statement, and a statement under penalty of perjury to: kscanai.app@gmail.com.</w:t>
+      </w:r>
+    </w:p>
+    <w:p>
+      <w:pPr>
+        <w:spacing w:after="100" w:line="252" w:lineRule="auto"/>
+      </w:pPr>
+      <w:r>
+        <w:t>K Scan may remove or restrict access to allegedly infringing content and may suspend or terminate repeat infringers where appropriate and required by law.</w:t>
+      </w:r>
+    </w:p>
+    <w:p>
+      <w:pPr>
+        <w:pStyle w:val="Heading1"/>
+        <w:spacing w:before="180" w:after="80" w:line="252" w:lineRule="auto"/>
+      </w:pPr>
+      <w:r>
+        <w:rPr>
+          <w:b w:val="0"/>
         </w:rPr>
         <w:lastRenderedPageBreak/>
-        <w:t>2. Acceptance of Terms and Separate Privacy Choices</w:t>
-      </w:r>
-    </w:p>
-    <w:p>
-      <w:r>
-        <w:t>By creating an account, accessing, downloading, registering for, or using the Service, you agree to these Terms and all applicable laws. If you do not agree, you may not use the Service.</w:t>
-      </w:r>
-    </w:p>
-    <w:p>
-      <w:r>
-        <w:t>Where applicable law requires separate consent for non-essential tracking, targeted advertising, sale-like data monetization, or similar activities, that consent will not be bundled into acceptance of these Terms. If you decline or withdraw such consent, you may still use the core Service, although optional personalization, marketing, advertising-supported, or partner-supported experiences may change.</w:t>
+        <w:t>17. Disclaimer of Warranties</w:t>
+      </w:r>
+    </w:p>
+    <w:p>
+      <w:pPr>
+        <w:spacing w:after="100" w:line="252" w:lineRule="auto"/>
+      </w:pPr>
+      <w:r>
+        <w:t>THE SERVICE IS PROVIDED "AS IS" AND "AS AVAILABLE." TO THE MAXIMUM EXTENT PERMITTED BY LAW, K SCAN DISCLAIMS ALL WARRANTIES, EXPRESS OR IMPLIED, INCLUDING MERCHANTABILITY, FITNESS FOR A PARTICULAR PURPOSE, NON-INFRINGEMENT, ACCURACY, AVAILABILITY, ERROR-FREE OPERATION, PRODUCT AUTHENTICITY, PRODUCT AVAILABILITY, RETAILER PERFORMANCE, AI OUTPUT ACCURACY, AND UNINTERRUPTED SERVICE.</w:t>
+      </w:r>
+    </w:p>
+    <w:p>
+      <w:pPr>
+        <w:spacing w:after="100" w:line="252" w:lineRule="auto"/>
+      </w:pPr>
+      <w:r>
+        <w:t>Some jurisdictions do not allow certain warranty limitations, so some disclaimers may not apply to you.</w:t>
       </w:r>
     </w:p>
     <w:p>
       <w:pPr>
         <w:pStyle w:val="Heading1"/>
+        <w:spacing w:before="180" w:after="80" w:line="252" w:lineRule="auto"/>
       </w:pPr>
       <w:r>
         <w:rPr>
-          <w:color w:val="15131A"/>
+          <w:b w:val="0"/>
         </w:rPr>
-        <w:t>3. Eligibility</w:t>
-      </w:r>
-    </w:p>
-    <w:p>
-      <w:r>
-        <w:t>You must be at least 13 years old to use the Service. If you are under the age of majority where you live, you may use the Service only with permission from a parent or legal guardian. You may not use the Service if prohibited by law or if K Scan previously terminated or suspended your access.</w:t>
+        <w:t>18. Limitation of Liability</w:t>
+      </w:r>
+    </w:p>
+    <w:p>
+      <w:pPr>
+        <w:spacing w:after="100" w:line="252" w:lineRule="auto"/>
+      </w:pPr>
+      <w:r>
+        <w:t>TO THE MAXIMUM EXTENT PERMITTED BY LAW, K SCAN SHALL NOT BE LIABLE FOR INDIRECT, INCIDENTAL, CONSEQUENTIAL, SPECIAL, EXEMPLARY, OR PUNITIVE DAMAGES; LOSS OF PROFITS, DATA, GOODWILL, OR BUSINESS INTERRUPTION; RELIANCE ON AI OUTPUTS; COUNTERFEIT PRODUCTS; THIRD-PARTY FRAUD; USER CONTENT; AI-GENERATED CONTENT; RETAILER TRANSACTIONS; SHIPPING OR RETURN ISSUES; ACCOUNT SUSPENSION; OR PLATFORM-PROVIDER ACTIONS.</w:t>
+      </w:r>
+    </w:p>
+    <w:p>
+      <w:pPr>
+        <w:spacing w:after="100" w:line="252" w:lineRule="auto"/>
+      </w:pPr>
+      <w:r>
+        <w:t>K Scan’s total liability for any claim shall not exceed the greater of amounts paid by you to K Scan in the preceding 12 months or $100 USD, unless prohibited by law. Nothing in these Terms limits liability that cannot lawfully be limited under applicable consumer, privacy, data protection, or platform law.</w:t>
       </w:r>
     </w:p>
     <w:p>
       <w:pPr>
         <w:pStyle w:val="Heading1"/>
+        <w:spacing w:before="180" w:after="80" w:line="252" w:lineRule="auto"/>
       </w:pPr>
       <w:r>
         <w:rPr>
-          <w:color w:val="15131A"/>
+          <w:b w:val="0"/>
         </w:rPr>
-        <w:t>4. Accounts and Security</w:t>
-      </w:r>
-    </w:p>
-    <w:p>
-      <w:pPr>
-        <w:pStyle w:val="ListBullet"/>
-      </w:pPr>
-      <w:r>
-        <w:t>Provide accurate, complete, and current information.</w:t>
-      </w:r>
-    </w:p>
-    <w:p>
-      <w:pPr>
-        <w:pStyle w:val="ListBullet"/>
-      </w:pPr>
-      <w:r>
-        <w:t>Maintain the confidentiality of your login credentials.</w:t>
-      </w:r>
-    </w:p>
-    <w:p>
-      <w:pPr>
-        <w:pStyle w:val="ListBullet"/>
-      </w:pPr>
-      <w:r>
-        <w:t>Accept responsibility for activity that occurs under your account.</w:t>
-      </w:r>
-    </w:p>
-    <w:p>
-      <w:pPr>
-        <w:pStyle w:val="ListBullet"/>
-      </w:pPr>
-      <w:r>
-        <w:t>Notify K Scan promptly if you suspect unauthorized access, account misuse, or a security issue.</w:t>
+        <w:t>19. Indemnification</w:t>
+      </w:r>
+    </w:p>
+    <w:p>
+      <w:pPr>
+        <w:spacing w:after="100" w:line="252" w:lineRule="auto"/>
+      </w:pPr>
+      <w:r>
+        <w:t>You agree to defend, indemnify, and hold harmless K Scan, its officers, directors, employees, contractors, affiliates, and agents from claims, damages, losses, liabilities, and expenses arising from your use of the Service, User Content, AI prompts, AI Outputs you share or rely on, violation of these Terms, violation of law, violation of platform policies, or infringement of third-party rights. This indemnity does not apply to losses caused solely by K Scan’s own violations of applicable privacy or consumer protection law where such waiver would be prohibited.</w:t>
       </w:r>
     </w:p>
     <w:p>
       <w:pPr>
         <w:pStyle w:val="Heading1"/>
+        <w:spacing w:before="180" w:after="80" w:line="252" w:lineRule="auto"/>
       </w:pPr>
       <w:r>
         <w:rPr>
-          <w:color w:val="15131A"/>
+          <w:b w:val="0"/>
         </w:rPr>
-        <w:t>5. Privacy, Data Processing, Sale, Sharing, and Commercial Use</w:t>
-      </w:r>
-    </w:p>
-    <w:p>
-      <w:r>
-        <w:t xml:space="preserve">Your use of the Service is governed by our Privacy Policy, which is incorporated into these Terms by reference. K Scan may collect, process, use, sell, share, license, disclose, or otherwise make available certain categories of information </w:t>
-      </w:r>
-      <w:proofErr w:type="gramStart"/>
-      <w:r>
-        <w:t>where</w:t>
-      </w:r>
-      <w:proofErr w:type="gramEnd"/>
-      <w:r>
-        <w:t xml:space="preserve"> permitted by law and subject to applicable privacy rights, consent requirements, and opt-out controls.</w:t>
-      </w:r>
-    </w:p>
-    <w:p>
-      <w:pPr>
-        <w:pStyle w:val="ListBullet"/>
-      </w:pPr>
-      <w:r>
-        <w:t>Uploaded images and scans may be processed by AI systems to operate, secure, maintain, and improve the Service.</w:t>
-      </w:r>
-    </w:p>
-    <w:p>
-      <w:pPr>
-        <w:pStyle w:val="ListBullet"/>
-      </w:pPr>
-      <w:r>
-        <w:t>K Scan does not sell raw uploaded scans or images.</w:t>
-      </w:r>
-    </w:p>
-    <w:p>
-      <w:pPr>
-        <w:pStyle w:val="ListBullet"/>
-      </w:pPr>
-      <w:r>
-        <w:t>K Scan does not use uploaded scan content for facial recognition, biometric surveillance, or to identify individuals.</w:t>
-      </w:r>
-    </w:p>
-    <w:p>
-      <w:pPr>
-        <w:pStyle w:val="ListBullet"/>
-      </w:pPr>
-      <w:r>
-        <w:t xml:space="preserve">K Scan may use, sell, share, license, or disclose certain non-sensitive commercial, analytics, preference, marketing, attribution, and inference data for business, analytics, advertising, retail, affiliate, product improvement, partner reporting, and other commercial purposes </w:t>
-      </w:r>
-      <w:proofErr w:type="gramStart"/>
-      <w:r>
-        <w:t>where</w:t>
-      </w:r>
-      <w:proofErr w:type="gramEnd"/>
-      <w:r>
-        <w:t xml:space="preserve"> permitted by law.</w:t>
-      </w:r>
-    </w:p>
-    <w:p>
-      <w:pPr>
-        <w:pStyle w:val="ListBullet"/>
-      </w:pPr>
-      <w:r>
-        <w:t xml:space="preserve">K Scan may sell or share certain personal information </w:t>
-      </w:r>
-      <w:proofErr w:type="gramStart"/>
-      <w:r>
-        <w:t>where</w:t>
-      </w:r>
-      <w:proofErr w:type="gramEnd"/>
-      <w:r>
-        <w:t xml:space="preserve"> permitted by law, including identifiers, device identifiers, internet or network activity, usage data, commercial information, preference data, approximate location, marketing engagement data, and inferences, subject to applicable rights and choices.</w:t>
-      </w:r>
-    </w:p>
-    <w:p>
-      <w:pPr>
-        <w:pStyle w:val="ListBullet"/>
-      </w:pPr>
-      <w:r>
-        <w:t>Privacy rights, opt-out requests, consent withdrawal, data retention, and deletion handling are described in the Privacy Policy.</w:t>
-      </w:r>
-    </w:p>
-    <w:p>
-      <w:pPr>
-        <w:pStyle w:val="Heading2"/>
-      </w:pPr>
-      <w:r>
-        <w:t>5.1 Data Rights and Downstream Requests</w:t>
-      </w:r>
-    </w:p>
-    <w:p>
-      <w:r>
-        <w:t>Users may request access, correction, deletion, export, restriction, objection, or consent withdrawal where required by applicable law. K Scan may retain information where legally permitted for security, fraud prevention, legal compliance, dispute resolution, backup recovery, or legitimate business records. Where required by law, K Scan will take reasonable steps to notify relevant service providers, contractors, and third parties to whom covered information was sold or shared so they can act on verified deletion requests.</w:t>
-      </w:r>
-    </w:p>
-    <w:p>
-      <w:pPr>
-        <w:pStyle w:val="Heading2"/>
+        <w:t>20. Suspension and Termination</w:t>
+      </w:r>
+    </w:p>
+    <w:p>
+      <w:pPr>
+        <w:spacing w:after="100" w:line="252" w:lineRule="auto"/>
+      </w:pPr>
+      <w:r>
+        <w:t>K Scan may suspend, restrict, or terminate access at any time for violations, suspected abuse, fraud, unlawful activity, security concerns, nonpayment, platform compliance issues, repeated user reports, harmful content, objectionable content, operational reasons, or risk to the Service, users, third parties, providers, or platform compliance.</w:t>
+      </w:r>
+    </w:p>
+    <w:p>
+      <w:pPr>
+        <w:spacing w:after="100" w:line="252" w:lineRule="auto"/>
+      </w:pPr>
+      <w:r>
+        <w:t>Upon termination, your right to use the Service ceases. Certain provisions survive termination, including privacy/data rights, intellectual property, commercial data rights, content licenses needed for lawful retention and enforcement, disclaimers, liability limits, indemnity, governing law, dispute resolution, and provisions that by their nature should survive.</w:t>
+      </w:r>
+    </w:p>
+    <w:p>
+      <w:pPr>
+        <w:pStyle w:val="Heading1"/>
+        <w:spacing w:before="180" w:after="80" w:line="252" w:lineRule="auto"/>
+      </w:pPr>
+      <w:r>
+        <w:rPr>
+          <w:b w:val="0"/>
+        </w:rPr>
+        <w:t>21. Governing Law and Dispute Resolution</w:t>
+      </w:r>
+    </w:p>
+    <w:p>
+      <w:pPr>
+        <w:spacing w:after="100" w:line="252" w:lineRule="auto"/>
+      </w:pPr>
+      <w:r>
+        <w:t>These Terms are governed by the laws of the State of Ohio, United States, without regard to conflict-of-law principles, except that mandatory consumer protections in your jurisdiction may apply.</w:t>
+      </w:r>
+    </w:p>
+    <w:p>
+      <w:pPr>
+        <w:spacing w:after="100" w:line="252" w:lineRule="auto"/>
+      </w:pPr>
+      <w:r>
+        <w:t>Before filing a claim, you agree to contact K Scan at kscanai.app@gmail.com and allow 30 days for informal resolution. Any court proceeding not subject to mandatory consumer-law venues shall be brought in state or federal courts located in Cuyahoga County, Ohio, unless applicable consumer law provides otherwise.</w:t>
+      </w:r>
+    </w:p>
+    <w:p>
+      <w:pPr>
+        <w:spacing w:after="100" w:line="252" w:lineRule="auto"/>
+      </w:pPr>
+      <w:r>
+        <w:t>If K Scan adopts binding arbitration terms in a future version of the Terms, those terms will be presented in that applicable version and will include any legally required notice, opt-out, or procedural protections.</w:t>
+      </w:r>
+    </w:p>
+    <w:p>
+      <w:pPr>
+        <w:pStyle w:val="Heading1"/>
+        <w:spacing w:before="180" w:after="80" w:line="252" w:lineRule="auto"/>
+      </w:pPr>
+      <w:r>
+        <w:rPr>
+          <w:b w:val="0"/>
+        </w:rPr>
+        <w:t>22. App Store Terms</w:t>
+      </w:r>
+    </w:p>
+    <w:p>
+      <w:pPr>
+        <w:spacing w:after="100" w:line="252" w:lineRule="auto"/>
+      </w:pPr>
+      <w:r>
+        <w:t>If you download the app through the Apple App Store, Google Play, TestFlight, or another app marketplace, your use must also comply with the applicable app-store or marketplace terms, policies, and rules. The app stores are not responsible for support, maintenance, or claims related to the Service except as required by their terms or law.</w:t>
+      </w:r>
+    </w:p>
+    <w:p>
+      <w:pPr>
+        <w:spacing w:after="100" w:line="252" w:lineRule="auto"/>
       </w:pPr>
       <w:r>
         <w:lastRenderedPageBreak/>
-        <w:t>5.2 Non-Discrimination for Privacy Choices</w:t>
-      </w:r>
-    </w:p>
-    <w:p>
-      <w:r>
-        <w:t>K Scan will not unlawfully discriminate against users for exercising privacy rights. Core Service access will not be denied solely because a user opts out of sale, sharing, or targeted advertising, although optional personalized, marketing, advertising-supported, or partner-supported experiences may change as a result.</w:t>
+        <w:t>Apple, Google, and other app marketplaces are not responsible for third-party retailer transactions, product authenticity, shipping, returns, refunds, warranties, AI Outputs, User Content, or support outside the obligations imposed by their own terms and applicable law.</w:t>
       </w:r>
     </w:p>
     <w:p>
       <w:pPr>
         <w:pStyle w:val="Heading1"/>
+        <w:spacing w:before="180" w:after="80" w:line="252" w:lineRule="auto"/>
       </w:pPr>
       <w:r>
         <w:rPr>
-          <w:color w:val="15131A"/>
+          <w:b w:val="0"/>
         </w:rPr>
-        <w:t>6. User Content and Limited License</w:t>
-      </w:r>
-    </w:p>
-    <w:p>
-      <w:r>
-        <w:t>You retain ownership of your User Content. By submitting User Content, you grant K Scan a limited, non-exclusive, worldwide, royalty-free license to host, process, analyze, reproduce as technically necessary, display to you, transform, and transmit your User Content solely for the purposes below:</w:t>
-      </w:r>
-    </w:p>
-    <w:p>
-      <w:pPr>
-        <w:pStyle w:val="ListBullet"/>
-      </w:pPr>
-      <w:r>
-        <w:t>Operating, securing, and maintaining the Service.</w:t>
-      </w:r>
-    </w:p>
-    <w:p>
-      <w:pPr>
-        <w:pStyle w:val="ListBullet"/>
-      </w:pPr>
-      <w:r>
-        <w:t>Generating AI Outputs you request.</w:t>
-      </w:r>
-    </w:p>
-    <w:p>
-      <w:pPr>
-        <w:pStyle w:val="ListBullet"/>
-      </w:pPr>
-      <w:r>
-        <w:t>Safety, moderation, diagnostics, quality assurance, and fraud prevention.</w:t>
-      </w:r>
-    </w:p>
-    <w:p>
-      <w:pPr>
-        <w:pStyle w:val="ListBullet"/>
-      </w:pPr>
-      <w:r>
-        <w:t>Improving machine-learning systems and product performance in ways permitted by the Privacy Policy and applicable law.</w:t>
-      </w:r>
-    </w:p>
-    <w:p>
-      <w:r>
-        <w:t xml:space="preserve">This license does not transfer ownership of your raw uploaded images to K Scan. It does not authorize K Scan to sell, license, or commercially distribute raw scan files, biometric identifiers, facial recognition data, or re-identifiable scan datasets to third-party data buyers or AI training partners unless a future policy expressly discloses that practice and K Scan </w:t>
-      </w:r>
-      <w:proofErr w:type="gramStart"/>
-      <w:r>
-        <w:t>obtains</w:t>
-      </w:r>
-      <w:proofErr w:type="gramEnd"/>
-      <w:r>
-        <w:t xml:space="preserve"> any legally required separate consent.</w:t>
-      </w:r>
-    </w:p>
-    <w:p>
-      <w:r>
-        <w:t xml:space="preserve">K Scan may create and use aggregated, anonymized, or de-identified analytics, commercial, preference, and inference data from Service use, and may use, sell, share, license, or disclose such data for business purposes </w:t>
-      </w:r>
-      <w:proofErr w:type="gramStart"/>
-      <w:r>
-        <w:t>where</w:t>
-      </w:r>
-      <w:proofErr w:type="gramEnd"/>
-      <w:r>
-        <w:t xml:space="preserve"> permitted by law and described in the Privacy Policy.</w:t>
+        <w:t>23. Accessibility and Localization</w:t>
+      </w:r>
+    </w:p>
+    <w:p>
+      <w:pPr>
+        <w:spacing w:after="100" w:line="252" w:lineRule="auto"/>
+      </w:pPr>
+      <w:r>
+        <w:t>K Scan aims to support accessible digital experiences. If you encounter accessibility barriers, contact kscanai.app@gmail.com. These Terms are provided in English; translations are for convenience only unless required by law.</w:t>
       </w:r>
     </w:p>
     <w:p>
       <w:pPr>
         <w:pStyle w:val="Heading1"/>
+        <w:spacing w:before="180" w:after="80" w:line="252" w:lineRule="auto"/>
       </w:pPr>
       <w:r>
         <w:rPr>
-          <w:color w:val="15131A"/>
+          <w:b w:val="0"/>
         </w:rPr>
-        <w:t>7. AI Processing and Outputs</w:t>
-      </w:r>
-    </w:p>
-    <w:p>
-      <w:pPr>
-        <w:pStyle w:val="ListBullet"/>
-      </w:pPr>
-      <w:r>
-        <w:t>AI Outputs are probabilistic and may contain inaccuracies, incomplete information, or visually similar but non-identical products.</w:t>
-      </w:r>
-    </w:p>
-    <w:p>
-      <w:pPr>
-        <w:pStyle w:val="ListBullet"/>
-      </w:pPr>
-      <w:r>
-        <w:t xml:space="preserve">Pricing, brand identification, availability, </w:t>
-      </w:r>
-      <w:proofErr w:type="gramStart"/>
-      <w:r>
-        <w:t>fit</w:t>
-      </w:r>
-      <w:proofErr w:type="gramEnd"/>
-      <w:r>
-        <w:t>, authenticity, and retailer information may be inaccurate or change without notice.</w:t>
-      </w:r>
-    </w:p>
-    <w:p>
-      <w:pPr>
-        <w:pStyle w:val="ListBullet"/>
-      </w:pPr>
-      <w:r>
-        <w:t>AI Outputs are for discovery and informational purposes and do not constitute professional advice, authentication advice, sizing advice, legal advice, financial advice, resale advice, or purchasing advice.</w:t>
-      </w:r>
-    </w:p>
-    <w:p>
-      <w:pPr>
-        <w:pStyle w:val="ListBullet"/>
-      </w:pPr>
-      <w:r>
-        <w:t>K Scan may improve, retrain, refine, or modify AI systems, subject to applicable legal requirements and the Privacy Policy.</w:t>
-      </w:r>
-    </w:p>
-    <w:p>
-      <w:pPr>
-        <w:pStyle w:val="ListBullet"/>
-      </w:pPr>
-      <w:r>
-        <w:t>You are responsible for independently evaluating AI Outputs before relying on them.</w:t>
+        <w:t>24. Changes to These Terms</w:t>
+      </w:r>
+    </w:p>
+    <w:p>
+      <w:pPr>
+        <w:spacing w:after="100" w:line="252" w:lineRule="auto"/>
+      </w:pPr>
+      <w:r>
+        <w:t>K Scan may update these Terms from time to time. If we make material changes, we may provide additional notice where required by law. Continued use of the Service after updated Terms become effective means you accept the revised Terms, except where applicable law requires separate affirmative consent or another form of authorization.</w:t>
       </w:r>
     </w:p>
     <w:p>
       <w:pPr>
         <w:pStyle w:val="Heading1"/>
+        <w:spacing w:before="180" w:after="80" w:line="252" w:lineRule="auto"/>
       </w:pPr>
       <w:r>
         <w:rPr>
-          <w:color w:val="15131A"/>
+          <w:b w:val="0"/>
         </w:rPr>
-        <w:t>8. Retail, Affiliate, and Third-Party Commerce Disclaimer</w:t>
-      </w:r>
-    </w:p>
-    <w:p>
-      <w:r>
-        <w:t>K Scan is a visual-commerce discovery platform. We do not manufacture, inspect, authenticate, warehouse, endorse, ship, fulfill, or guarantee products displayed through the Service. Third-party retailers, marketplaces, advertisers, brands, and affiliate partners are independent from K Scan unless expressly stated.</w:t>
-      </w:r>
-    </w:p>
-    <w:p>
-      <w:pPr>
-        <w:pStyle w:val="ListBullet"/>
-      </w:pPr>
-      <w:r>
-        <w:t>We do not guarantee product authenticity, pricing, availability, sizing, quality, legality, safety, shipping, fulfillment, return policies, warranties, or seller legitimacy.</w:t>
-      </w:r>
-    </w:p>
-    <w:p>
-      <w:pPr>
-        <w:pStyle w:val="ListBullet"/>
-      </w:pPr>
-      <w:r>
-        <w:t>All purchases, returns, disputes, warranties, and transactions with third parties are solely between you and the applicable third party.</w:t>
-      </w:r>
-    </w:p>
-    <w:p>
-      <w:pPr>
-        <w:pStyle w:val="ListBullet"/>
-      </w:pPr>
-      <w:r>
-        <w:t xml:space="preserve">K Scan may receive compensation, referral fees, affiliate revenue, advertising revenue, data licensing revenue, partner reporting revenue, or other commercial </w:t>
-      </w:r>
-      <w:proofErr w:type="gramStart"/>
-      <w:r>
-        <w:t>consideration</w:t>
-      </w:r>
-      <w:proofErr w:type="gramEnd"/>
-      <w:r>
-        <w:t xml:space="preserve"> from partners.</w:t>
+        <w:t>25. Miscellaneous</w:t>
+      </w:r>
+    </w:p>
+    <w:p>
+      <w:pPr>
+        <w:spacing w:after="100" w:line="252" w:lineRule="auto"/>
+      </w:pPr>
+      <w:r>
+        <w:t>These Terms and the Privacy Policy constitute the entire agreement between you and K Scan regarding the Service, unless additional written terms apply to a particular product, beta, API, partner, enterprise, or commercial relationship.</w:t>
+      </w:r>
+    </w:p>
+    <w:p>
+      <w:pPr>
+        <w:spacing w:after="100" w:line="252" w:lineRule="auto"/>
+      </w:pPr>
+      <w:r>
+        <w:t>If any provision is found unenforceable, the remaining provisions remain in effect to the fullest extent permitted by law. Failure to enforce a provision is not a waiver. You may not assign these Terms without consent. K Scan may assign them in connection with affiliates, restructuring, merger, acquisition, or sale of assets. No third party has rights under these Terms unless expressly stated.</w:t>
       </w:r>
     </w:p>
     <w:p>
       <w:pPr>
         <w:pStyle w:val="Heading1"/>
+        <w:spacing w:before="180" w:after="80" w:line="252" w:lineRule="auto"/>
       </w:pPr>
       <w:r>
         <w:rPr>
-          <w:color w:val="15131A"/>
+          <w:b w:val="0"/>
         </w:rPr>
-        <w:lastRenderedPageBreak/>
-        <w:t>9. User Responsibilities and Prohibited Uses</w:t>
-      </w:r>
-    </w:p>
-    <w:p>
-      <w:pPr>
-        <w:pStyle w:val="ListBullet"/>
-      </w:pPr>
-      <w:r>
-        <w:t>Do not upload content you do not have the legal right to use.</w:t>
-      </w:r>
-    </w:p>
-    <w:p>
-      <w:pPr>
-        <w:pStyle w:val="ListBullet"/>
-      </w:pPr>
-      <w:r>
-        <w:t>Do not upload government identification, financial records, medical information, confidential documents, or sensitive third-party data unless a feature expressly requires it and you have the right to do so.</w:t>
-      </w:r>
-    </w:p>
-    <w:p>
-      <w:pPr>
-        <w:pStyle w:val="ListBullet"/>
-      </w:pPr>
-      <w:r>
-        <w:t xml:space="preserve">Do not reverse engineer, scrape, decompile, benchmark without authorization, bypass rate limits, attack the Service, attempt prompt </w:t>
-      </w:r>
-      <w:proofErr w:type="gramStart"/>
-      <w:r>
-        <w:t>injection</w:t>
-      </w:r>
-      <w:proofErr w:type="gramEnd"/>
-      <w:r>
-        <w:t>, attempt model extraction, or use outputs to train competing AI systems.</w:t>
-      </w:r>
-    </w:p>
-    <w:p>
-      <w:pPr>
-        <w:pStyle w:val="ListBullet"/>
-      </w:pPr>
-      <w:r>
-        <w:t>Do not upload unlawful, infringing, counterfeit, harmful, abusive, hateful, sexually exploitative, deceptive, or harassing content.</w:t>
-      </w:r>
-    </w:p>
-    <w:p>
-      <w:pPr>
-        <w:pStyle w:val="ListBullet"/>
-      </w:pPr>
-      <w:r>
-        <w:t>Do not use the Service for illegal activity, fraud, abuse, unauthorized surveillance, or violation of third-party rights.</w:t>
-      </w:r>
-    </w:p>
-    <w:p>
-      <w:pPr>
-        <w:pStyle w:val="Heading1"/>
-      </w:pPr>
-      <w:r>
-        <w:rPr>
-          <w:color w:val="15131A"/>
-        </w:rPr>
-        <w:t>10. Intellectual Property</w:t>
-      </w:r>
-    </w:p>
-    <w:p>
-      <w:r>
-        <w:t>The Service, including software, AI systems, recommendation engines, visual-analysis systems, model workflows, interface systems, graphics, trade dress, brand elements, documentation, and related technology, is owned by K Scan or its licensors. No ownership rights are transferred to users. All rights not expressly granted are reserved.</w:t>
-      </w:r>
-    </w:p>
-    <w:p>
-      <w:pPr>
-        <w:pStyle w:val="Heading1"/>
-      </w:pPr>
-      <w:r>
-        <w:rPr>
-          <w:color w:val="15131A"/>
-        </w:rPr>
-        <w:t>11. Beta, Preview, and Experimental Features</w:t>
-      </w:r>
-    </w:p>
-    <w:p>
-      <w:r>
-        <w:t>Beta, preview, early access, or experimental features may contain bugs, inaccuracies, interruptions, security issues, or incomplete functionality. They are provided on an "as is" and "as available" basis, may change or be discontinued at any time, and are used at your own risk.</w:t>
-      </w:r>
-    </w:p>
-    <w:p>
-      <w:pPr>
-        <w:pStyle w:val="Heading1"/>
-      </w:pPr>
-      <w:r>
-        <w:rPr>
-          <w:color w:val="15131A"/>
-        </w:rPr>
-        <w:t>12. Payments, Subscriptions, and Future Monetization</w:t>
-      </w:r>
-    </w:p>
-    <w:p>
-      <w:r>
-        <w:t>K Scan may introduce subscriptions, paid features, in-app purchases, affiliate monetization, advertising, data licensing, partner insights, enterprise tools, APIs, or other commercial models. Paid features may be subject to additional terms, app-store rules, refund policies, checkout disclosures, or separate agreements.</w:t>
-      </w:r>
-    </w:p>
-    <w:p>
-      <w:pPr>
-        <w:pStyle w:val="Heading1"/>
-      </w:pPr>
-      <w:r>
-        <w:rPr>
-          <w:color w:val="15131A"/>
-        </w:rPr>
-        <w:t>13. Cookies, Tracking, Analytics, and Advertising Technologies</w:t>
-      </w:r>
-    </w:p>
-    <w:p>
-      <w:r>
-        <w:t>K Scan may use cookies, SDKs, pixels, analytics tools, device identifiers, attribution tools, advertising technologies, and marketing platforms as described in the Privacy Policy. Where legally required, non-essential analytics, advertising, and marketing technologies are subject to consent or opt-out rights.</w:t>
-      </w:r>
-    </w:p>
-    <w:p>
-      <w:pPr>
-        <w:pStyle w:val="Heading1"/>
-      </w:pPr>
-      <w:r>
-        <w:rPr>
-          <w:color w:val="15131A"/>
-        </w:rPr>
-        <w:t>14. DMCA and Copyright Complaints</w:t>
-      </w:r>
-    </w:p>
-    <w:p>
-      <w:r>
-        <w:t>If you believe content on the Service infringes your copyright, send a notice identifying the copyrighted work, the allegedly infringing material, your contact information, a good-faith statement, and a statement under penalty of perjury to:</w:t>
-      </w:r>
-    </w:p>
-    <w:p>
-      <w:r>
-        <w:rPr>
-          <w:b/>
-        </w:rPr>
-        <w:t xml:space="preserve">Email: </w:t>
-      </w:r>
-      <w:r>
-        <w:t>kscanai.app@gmail.com</w:t>
-      </w:r>
-    </w:p>
-    <w:p>
-      <w:pPr>
-        <w:pStyle w:val="Heading1"/>
-      </w:pPr>
-      <w:r>
-        <w:rPr>
-          <w:color w:val="15131A"/>
-        </w:rPr>
-        <w:lastRenderedPageBreak/>
-        <w:t>15. Disclaimer of Warranties</w:t>
-      </w:r>
-    </w:p>
-    <w:p>
-      <w:r>
-        <w:t>THE SERVICE IS PROVIDED "AS IS" AND "AS AVAILABLE." TO THE MAXIMUM EXTENT PERMITTED BY LAW, K SCAN DISCLAIMS ALL WARRANTIES, EXPRESS OR IMPLIED, INCLUDING MERCHANTABILITY, FITNESS FOR A PARTICULAR PURPOSE, NON-INFRINGEMENT, ACCURACY, AVAILABILITY, AND ERROR-FREE OPERATION.</w:t>
-      </w:r>
-    </w:p>
-    <w:p>
-      <w:r>
-        <w:t>Some jurisdictions do not allow certain warranty limitations, so some disclaimers may not apply to you.</w:t>
-      </w:r>
-    </w:p>
-    <w:p>
-      <w:pPr>
-        <w:pStyle w:val="Heading1"/>
-      </w:pPr>
-      <w:r>
-        <w:rPr>
-          <w:color w:val="15131A"/>
-        </w:rPr>
-        <w:t>16. Limitation of Liability</w:t>
-      </w:r>
-    </w:p>
-    <w:p>
-      <w:r>
-        <w:t>TO THE MAXIMUM EXTENT PERMITTED BY LAW, K SCAN SHALL NOT BE LIABLE FOR INDIRECT, INCIDENTAL, CONSEQUENTIAL, SPECIAL, EXEMPLARY, OR PUNITIVE DAMAGES; LOSS OF PROFITS, DATA, GOODWILL, OR BUSINESS INTERRUPTION; RELIANCE ON AI OUTPUTS; COUNTERFEIT PRODUCTS; THIRD-PARTY FRAUD; OR RETAILER TRANSACTIONS.</w:t>
-      </w:r>
-    </w:p>
-    <w:p>
-      <w:r>
-        <w:t xml:space="preserve">K Scan’s total liability for any claim shall not exceed the </w:t>
-      </w:r>
-      <w:proofErr w:type="gramStart"/>
-      <w:r>
-        <w:t>greater of</w:t>
-      </w:r>
-      <w:proofErr w:type="gramEnd"/>
-      <w:r>
-        <w:t xml:space="preserve"> amounts paid by you to K Scan in the preceding 12 months or $100 USD, unless prohibited by law. Nothing in these Terms limits liability that cannot lawfully be limited under applicable consumer, privacy, or data protection law.</w:t>
-      </w:r>
-    </w:p>
-    <w:p>
-      <w:pPr>
-        <w:pStyle w:val="Heading1"/>
-      </w:pPr>
-      <w:r>
-        <w:rPr>
-          <w:color w:val="15131A"/>
-        </w:rPr>
-        <w:t>17. Indemnification</w:t>
-      </w:r>
-    </w:p>
-    <w:p>
-      <w:r>
-        <w:t xml:space="preserve">You agree to defend, indemnify, and hold harmless K Scan, its officers, directors, employees, contractors, affiliates, and agents from claims, damages, losses, liabilities, and expenses arising from your use of the Service, User Content, violation of these Terms, violation of law, or infringement of third-party rights. This indemnity does not apply to losses caused solely by K Scan’s own violations of applicable privacy or consumer protection law where such </w:t>
-      </w:r>
-      <w:proofErr w:type="gramStart"/>
-      <w:r>
-        <w:t>waiver</w:t>
-      </w:r>
-      <w:proofErr w:type="gramEnd"/>
-      <w:r>
-        <w:t xml:space="preserve"> would be prohibited.</w:t>
-      </w:r>
-    </w:p>
-    <w:p>
-      <w:pPr>
-        <w:pStyle w:val="Heading1"/>
-      </w:pPr>
-      <w:r>
-        <w:rPr>
-          <w:color w:val="15131A"/>
-        </w:rPr>
-        <w:t>18. Suspension and Termination</w:t>
-      </w:r>
-    </w:p>
-    <w:p>
-      <w:r>
-        <w:t>K Scan may suspend or terminate access at any time for violations, suspected abuse, fraud, unlawful activity, security concerns, nonpayment, operational reasons, or risk to the Service. Upon termination, your right to use the Service ceases. Certain provisions survive termination, including privacy/data rights, intellectual property, commercial data rights, disclaimers, liability limits, indemnity, governing law, and dispute resolution.</w:t>
-      </w:r>
-    </w:p>
-    <w:p>
-      <w:pPr>
-        <w:pStyle w:val="Heading1"/>
-      </w:pPr>
-      <w:r>
-        <w:rPr>
-          <w:color w:val="15131A"/>
-        </w:rPr>
-        <w:t>19. Governing Law and Dispute Resolution</w:t>
-      </w:r>
-    </w:p>
-    <w:p>
-      <w:r>
-        <w:t>These Terms are governed by the laws of the State of Ohio, United States, without regard to conflict-of-law principles, except that mandatory consumer protections in your jurisdiction may apply. Before filing a claim, you agree to contact K Scan at kscanai.app@gmail.com and allow 30 days for informal resolution. Any court proceeding not subject to mandatory consumer-law venues shall be brought in state or federal courts located in Cuyahoga County, Ohio, unless applicable consumer law provides otherwise.</w:t>
-      </w:r>
-    </w:p>
-    <w:p>
-      <w:r>
-        <w:t>If K Scan adopts binding arbitration terms in a future version of the Terms, those terms will be presented in that applicable version and will include any legally required notice, opt-out, or procedural protections.</w:t>
-      </w:r>
-    </w:p>
-    <w:p>
-      <w:pPr>
-        <w:pStyle w:val="Heading1"/>
-      </w:pPr>
-      <w:r>
-        <w:rPr>
-          <w:color w:val="15131A"/>
-        </w:rPr>
-        <w:t>20. App Store Terms</w:t>
-      </w:r>
-    </w:p>
-    <w:p>
-      <w:r>
-        <w:t>If you download the app through the Apple App Store or Google Play, your use must also comply with applicable app-store terms. The app stores are not responsible for support, maintenance, or claims related to the Service except as required by their terms or law.</w:t>
-      </w:r>
-    </w:p>
-    <w:p>
-      <w:pPr>
-        <w:pStyle w:val="Heading1"/>
-      </w:pPr>
-      <w:r>
-        <w:rPr>
-          <w:color w:val="15131A"/>
-        </w:rPr>
-        <w:lastRenderedPageBreak/>
-        <w:t>21. Accessibility and Localization</w:t>
-      </w:r>
-    </w:p>
-    <w:p>
-      <w:r>
-        <w:t>K Scan aims to support accessible digital experiences. If you encounter accessibility barriers, contact kscanai.app@gmail.com. These Terms are provided in English; translations are for convenience only unless required by law.</w:t>
-      </w:r>
-    </w:p>
-    <w:p>
-      <w:pPr>
-        <w:pStyle w:val="Heading1"/>
-      </w:pPr>
-      <w:r>
-        <w:rPr>
-          <w:color w:val="15131A"/>
-        </w:rPr>
-        <w:t>22. Changes to These Terms</w:t>
-      </w:r>
-    </w:p>
-    <w:p>
-      <w:r>
-        <w:t>K Scan may update these Terms from time to time. If we make material changes, we may provide additional notice where required by law. Continued use of the Service after updated Terms become effective means you accept the revised Terms, except where applicable law requires separate affirmative consent or another form of authorization.</w:t>
-      </w:r>
-    </w:p>
-    <w:p>
-      <w:pPr>
-        <w:pStyle w:val="Heading1"/>
-      </w:pPr>
-      <w:r>
-        <w:rPr>
-          <w:color w:val="15131A"/>
-        </w:rPr>
-        <w:t>23. Miscellaneous</w:t>
-      </w:r>
-    </w:p>
-    <w:p>
-      <w:pPr>
-        <w:pStyle w:val="ListBullet"/>
-      </w:pPr>
-      <w:r>
-        <w:t>These Terms and the Privacy Policy constitute the entire agreement between you and K Scan regarding the Service, unless additional written terms apply to a particular product or relationship.</w:t>
-      </w:r>
-    </w:p>
-    <w:p>
-      <w:pPr>
-        <w:pStyle w:val="ListBullet"/>
-      </w:pPr>
-      <w:r>
-        <w:t xml:space="preserve">If any provision is found unenforceable, the remaining provisions </w:t>
-      </w:r>
-      <w:proofErr w:type="gramStart"/>
-      <w:r>
-        <w:t>remain in effect to the fullest extent</w:t>
-      </w:r>
-      <w:proofErr w:type="gramEnd"/>
-      <w:r>
-        <w:t xml:space="preserve"> permitted by law.</w:t>
-      </w:r>
-    </w:p>
-    <w:p>
-      <w:pPr>
-        <w:pStyle w:val="ListBullet"/>
-      </w:pPr>
-      <w:r>
-        <w:t>Failure to enforce a provision is not a waiver.</w:t>
-      </w:r>
-    </w:p>
-    <w:p>
-      <w:pPr>
-        <w:pStyle w:val="ListBullet"/>
-      </w:pPr>
-      <w:r>
-        <w:t>You may not assign these Terms without consent. K Scan may assign them in connection with affiliates, restructuring, merger, acquisition, or sale of assets.</w:t>
-      </w:r>
-    </w:p>
-    <w:p>
-      <w:pPr>
-        <w:pStyle w:val="ListBullet"/>
-      </w:pPr>
-      <w:r>
-        <w:t>No third party has rights under these Terms unless expressly stated.</w:t>
-      </w:r>
-    </w:p>
-    <w:p>
-      <w:pPr>
-        <w:pStyle w:val="Heading1"/>
-      </w:pPr>
-      <w:r>
-        <w:rPr>
-          <w:color w:val="15131A"/>
-        </w:rPr>
-        <w:t>24. Contact Information</w:t>
-      </w:r>
-    </w:p>
-    <w:p>
-      <w:r>
-        <w:t>For questions about these Terms, legal notices, or general policy concerns, contact:</w:t>
+        <w:t>26. Contact Information</w:t>
+      </w:r>
+    </w:p>
+    <w:p>
+      <w:pPr>
+        <w:spacing w:after="100" w:line="252" w:lineRule="auto"/>
+      </w:pPr>
+      <w:r>
+        <w:t>For questions about these Terms, legal notices, content reports, AI-output reports, copyright complaints, privacy concerns, or general policy concerns, contact:</w:t>
       </w:r>
     </w:p>
     <w:tbl>
@@ -1021,34 +1250,27 @@
         <w:tblLook w:val="04A0" w:firstRow="1" w:lastRow="0" w:firstColumn="1" w:lastColumn="0" w:noHBand="0" w:noVBand="1"/>
       </w:tblPr>
       <w:tblGrid>
-        <w:gridCol w:w="2272"/>
-        <w:gridCol w:w="7792"/>
+        <w:gridCol w:w="2484"/>
+        <w:gridCol w:w="7586"/>
       </w:tblGrid>
       <w:tr>
         <w:trPr>
-          <w:tblHeader/>
           <w:jc w:val="center"/>
         </w:trPr>
         <w:tc>
           <w:tcPr>
-            <w:tcW w:w="2304" w:type="dxa"/>
-            <w:tcBorders>
-              <w:top w:val="single" w:sz="6" w:space="0" w:color="D9D0F4"/>
-              <w:left w:val="single" w:sz="6" w:space="0" w:color="D9D0F4"/>
-              <w:bottom w:val="single" w:sz="6" w:space="0" w:color="D9D0F4"/>
-              <w:right w:val="single" w:sz="6" w:space="0" w:color="D9D0F4"/>
-            </w:tcBorders>
-            <w:shd w:val="clear" w:color="auto" w:fill="211B2E"/>
-            <w:tcMar>
-              <w:top w:w="80" w:type="dxa"/>
-              <w:left w:w="100" w:type="dxa"/>
-              <w:bottom w:w="80" w:type="dxa"/>
-              <w:right w:w="100" w:type="dxa"/>
-            </w:tcMar>
-            <w:vAlign w:val="center"/>
+            <w:tcW w:w="2592" w:type="dxa"/>
+            <w:shd w:val="clear" w:color="auto" w:fill="EDE6DA"/>
           </w:tcPr>
           <w:p>
+            <w:pPr>
+              <w:spacing w:after="40"/>
+            </w:pPr>
             <w:r>
+              <w:rPr>
+                <w:b/>
+                <w:sz w:val="18"/>
+              </w:rPr>
               <w:t>Contact Type</w:t>
             </w:r>
           </w:p>
@@ -1056,23 +1278,17 @@
         <w:tc>
           <w:tcPr>
             <w:tcW w:w="7920" w:type="dxa"/>
-            <w:tcBorders>
-              <w:top w:val="single" w:sz="6" w:space="0" w:color="D9D0F4"/>
-              <w:left w:val="single" w:sz="6" w:space="0" w:color="D9D0F4"/>
-              <w:bottom w:val="single" w:sz="6" w:space="0" w:color="D9D0F4"/>
-              <w:right w:val="single" w:sz="6" w:space="0" w:color="D9D0F4"/>
-            </w:tcBorders>
-            <w:shd w:val="clear" w:color="auto" w:fill="211B2E"/>
-            <w:tcMar>
-              <w:top w:w="80" w:type="dxa"/>
-              <w:left w:w="100" w:type="dxa"/>
-              <w:bottom w:w="80" w:type="dxa"/>
-              <w:right w:w="100" w:type="dxa"/>
-            </w:tcMar>
-            <w:vAlign w:val="center"/>
+            <w:shd w:val="clear" w:color="auto" w:fill="EDE6DA"/>
           </w:tcPr>
           <w:p>
+            <w:pPr>
+              <w:spacing w:after="40"/>
+            </w:pPr>
             <w:r>
+              <w:rPr>
+                <w:b/>
+                <w:sz w:val="18"/>
+              </w:rPr>
               <w:t>Details</w:t>
             </w:r>
           </w:p>
@@ -1084,24 +1300,16 @@
         </w:trPr>
         <w:tc>
           <w:tcPr>
-            <w:tcW w:w="2304" w:type="dxa"/>
-            <w:tcBorders>
-              <w:top w:val="single" w:sz="6" w:space="0" w:color="D9D0F4"/>
-              <w:left w:val="single" w:sz="6" w:space="0" w:color="D9D0F4"/>
-              <w:bottom w:val="single" w:sz="6" w:space="0" w:color="D9D0F4"/>
-              <w:right w:val="single" w:sz="6" w:space="0" w:color="D9D0F4"/>
-            </w:tcBorders>
-            <w:shd w:val="clear" w:color="auto" w:fill="FBFAFE"/>
-            <w:tcMar>
-              <w:top w:w="80" w:type="dxa"/>
-              <w:left w:w="100" w:type="dxa"/>
-              <w:bottom w:w="80" w:type="dxa"/>
-              <w:right w:w="100" w:type="dxa"/>
-            </w:tcMar>
-            <w:vAlign w:val="center"/>
+            <w:tcW w:w="2592" w:type="dxa"/>
           </w:tcPr>
           <w:p>
+            <w:pPr>
+              <w:spacing w:after="40"/>
+            </w:pPr>
             <w:r>
+              <w:rPr>
+                <w:sz w:val="18"/>
+              </w:rPr>
               <w:t>Email</w:t>
             </w:r>
           </w:p>
@@ -1109,23 +1317,15 @@
         <w:tc>
           <w:tcPr>
             <w:tcW w:w="7920" w:type="dxa"/>
-            <w:tcBorders>
-              <w:top w:val="single" w:sz="6" w:space="0" w:color="D9D0F4"/>
-              <w:left w:val="single" w:sz="6" w:space="0" w:color="D9D0F4"/>
-              <w:bottom w:val="single" w:sz="6" w:space="0" w:color="D9D0F4"/>
-              <w:right w:val="single" w:sz="6" w:space="0" w:color="D9D0F4"/>
-            </w:tcBorders>
-            <w:shd w:val="clear" w:color="auto" w:fill="FBFAFE"/>
-            <w:tcMar>
-              <w:top w:w="80" w:type="dxa"/>
-              <w:left w:w="100" w:type="dxa"/>
-              <w:bottom w:w="80" w:type="dxa"/>
-              <w:right w:w="100" w:type="dxa"/>
-            </w:tcMar>
-            <w:vAlign w:val="center"/>
           </w:tcPr>
           <w:p>
+            <w:pPr>
+              <w:spacing w:after="40"/>
+            </w:pPr>
             <w:r>
+              <w:rPr>
+                <w:sz w:val="18"/>
+              </w:rPr>
               <w:t>kscanai.app@gmail.com</w:t>
             </w:r>
           </w:p>
@@ -1137,24 +1337,16 @@
         </w:trPr>
         <w:tc>
           <w:tcPr>
-            <w:tcW w:w="2304" w:type="dxa"/>
-            <w:tcBorders>
-              <w:top w:val="single" w:sz="6" w:space="0" w:color="D9D0F4"/>
-              <w:left w:val="single" w:sz="6" w:space="0" w:color="D9D0F4"/>
-              <w:bottom w:val="single" w:sz="6" w:space="0" w:color="D9D0F4"/>
-              <w:right w:val="single" w:sz="6" w:space="0" w:color="D9D0F4"/>
-            </w:tcBorders>
-            <w:shd w:val="clear" w:color="auto" w:fill="FBFAFE"/>
-            <w:tcMar>
-              <w:top w:w="80" w:type="dxa"/>
-              <w:left w:w="100" w:type="dxa"/>
-              <w:bottom w:w="80" w:type="dxa"/>
-              <w:right w:w="100" w:type="dxa"/>
-            </w:tcMar>
-            <w:vAlign w:val="center"/>
+            <w:tcW w:w="2592" w:type="dxa"/>
           </w:tcPr>
           <w:p>
+            <w:pPr>
+              <w:spacing w:after="40"/>
+            </w:pPr>
             <w:r>
+              <w:rPr>
+                <w:sz w:val="18"/>
+              </w:rPr>
               <w:t>Website</w:t>
             </w:r>
           </w:p>
@@ -1162,41 +1354,79 @@
         <w:tc>
           <w:tcPr>
             <w:tcW w:w="7920" w:type="dxa"/>
-            <w:tcBorders>
-              <w:top w:val="single" w:sz="6" w:space="0" w:color="D9D0F4"/>
-              <w:left w:val="single" w:sz="6" w:space="0" w:color="D9D0F4"/>
-              <w:bottom w:val="single" w:sz="6" w:space="0" w:color="D9D0F4"/>
-              <w:right w:val="single" w:sz="6" w:space="0" w:color="D9D0F4"/>
-            </w:tcBorders>
-            <w:shd w:val="clear" w:color="auto" w:fill="FBFAFE"/>
-            <w:tcMar>
-              <w:top w:w="80" w:type="dxa"/>
-              <w:left w:w="100" w:type="dxa"/>
-              <w:bottom w:w="80" w:type="dxa"/>
-              <w:right w:w="100" w:type="dxa"/>
-            </w:tcMar>
-            <w:vAlign w:val="center"/>
           </w:tcPr>
           <w:p>
+            <w:pPr>
+              <w:spacing w:after="40"/>
+            </w:pPr>
             <w:r>
+              <w:rPr>
+                <w:sz w:val="18"/>
+              </w:rPr>
               <w:t>https://kscan.app</w:t>
             </w:r>
           </w:p>
         </w:tc>
       </w:tr>
+      <w:tr>
+        <w:trPr>
+          <w:jc w:val="center"/>
+        </w:trPr>
+        <w:tc>
+          <w:tcPr>
+            <w:tcW w:w="2592" w:type="dxa"/>
+          </w:tcPr>
+          <w:p>
+            <w:pPr>
+              <w:spacing w:after="40"/>
+            </w:pPr>
+            <w:r>
+              <w:rPr>
+                <w:sz w:val="18"/>
+              </w:rPr>
+              <w:t>Privacy Policy</w:t>
+            </w:r>
+          </w:p>
+        </w:tc>
+        <w:tc>
+          <w:tcPr>
+            <w:tcW w:w="7920" w:type="dxa"/>
+          </w:tcPr>
+          <w:p>
+            <w:pPr>
+              <w:spacing w:after="40"/>
+            </w:pPr>
+            <w:r>
+              <w:rPr>
+                <w:sz w:val="18"/>
+              </w:rPr>
+              <w:t>https://kscan.app/docs/kscan-privacy-policy.pdf</w:t>
+            </w:r>
+          </w:p>
+        </w:tc>
+      </w:tr>
     </w:tbl>
     <w:p>
       <w:pPr>
+        <w:spacing w:after="100" w:line="252" w:lineRule="auto"/>
+      </w:pPr>
+    </w:p>
+    <w:p>
+      <w:pPr>
         <w:pStyle w:val="Heading1"/>
+        <w:spacing w:before="180" w:after="80" w:line="252" w:lineRule="auto"/>
       </w:pPr>
       <w:r>
         <w:rPr>
-          <w:color w:val="15131A"/>
+          <w:b w:val="0"/>
         </w:rPr>
-        <w:t>25. Privacy Alignment Reference</w:t>
-      </w:r>
-    </w:p>
-    <w:p>
+        <w:t>27. Privacy Alignment Reference</w:t>
+      </w:r>
+    </w:p>
+    <w:p>
+      <w:pPr>
+        <w:spacing w:after="100" w:line="252" w:lineRule="auto"/>
+      </w:pPr>
       <w:r>
         <w:t>The Terms and the Privacy Policy are intended to be read together. The following concepts are reflected across both documents:</w:t>
       </w:r>
@@ -1209,31 +1439,17 @@
         <w:tblLook w:val="04A0" w:firstRow="1" w:lastRow="0" w:firstColumn="1" w:lastColumn="0" w:noHBand="0" w:noVBand="1"/>
       </w:tblPr>
       <w:tblGrid>
-        <w:gridCol w:w="2986"/>
-        <w:gridCol w:w="7078"/>
+        <w:gridCol w:w="3194"/>
+        <w:gridCol w:w="6876"/>
       </w:tblGrid>
       <w:tr>
         <w:trPr>
-          <w:tblHeader/>
           <w:jc w:val="center"/>
         </w:trPr>
         <w:tc>
           <w:tcPr>
-            <w:tcW w:w="3024" w:type="dxa"/>
-            <w:tcBorders>
-              <w:top w:val="single" w:sz="6" w:space="0" w:color="D9D0F4"/>
-              <w:left w:val="single" w:sz="6" w:space="0" w:color="D9D0F4"/>
-              <w:bottom w:val="single" w:sz="6" w:space="0" w:color="D9D0F4"/>
-              <w:right w:val="single" w:sz="6" w:space="0" w:color="D9D0F4"/>
-            </w:tcBorders>
-            <w:shd w:val="clear" w:color="auto" w:fill="211B2E"/>
-            <w:tcMar>
-              <w:top w:w="80" w:type="dxa"/>
-              <w:left w:w="100" w:type="dxa"/>
-              <w:bottom w:w="80" w:type="dxa"/>
-              <w:right w:w="100" w:type="dxa"/>
-            </w:tcMar>
-            <w:vAlign w:val="center"/>
+            <w:tcW w:w="3312" w:type="dxa"/>
+            <w:shd w:val="clear" w:color="auto" w:fill="EDE6DA"/>
           </w:tcPr>
           <w:p>
             <w:pPr>
@@ -1242,7 +1458,6 @@
             <w:r>
               <w:rPr>
                 <w:b/>
-                <w:color w:val="FFFFFF"/>
                 <w:sz w:val="18"/>
               </w:rPr>
               <w:t>Concept</w:t>
@@ -1252,20 +1467,7 @@
         <w:tc>
           <w:tcPr>
             <w:tcW w:w="7200" w:type="dxa"/>
-            <w:tcBorders>
-              <w:top w:val="single" w:sz="6" w:space="0" w:color="D9D0F4"/>
-              <w:left w:val="single" w:sz="6" w:space="0" w:color="D9D0F4"/>
-              <w:bottom w:val="single" w:sz="6" w:space="0" w:color="D9D0F4"/>
-              <w:right w:val="single" w:sz="6" w:space="0" w:color="D9D0F4"/>
-            </w:tcBorders>
-            <w:shd w:val="clear" w:color="auto" w:fill="211B2E"/>
-            <w:tcMar>
-              <w:top w:w="80" w:type="dxa"/>
-              <w:left w:w="100" w:type="dxa"/>
-              <w:bottom w:w="80" w:type="dxa"/>
-              <w:right w:w="100" w:type="dxa"/>
-            </w:tcMar>
-            <w:vAlign w:val="center"/>
+            <w:shd w:val="clear" w:color="auto" w:fill="EDE6DA"/>
           </w:tcPr>
           <w:p>
             <w:pPr>
@@ -1274,7 +1476,6 @@
             <w:r>
               <w:rPr>
                 <w:b/>
-                <w:color w:val="FFFFFF"/>
                 <w:sz w:val="18"/>
               </w:rPr>
               <w:t>Terms Position</w:t>
@@ -1288,21 +1489,7 @@
         </w:trPr>
         <w:tc>
           <w:tcPr>
-            <w:tcW w:w="3024" w:type="dxa"/>
-            <w:tcBorders>
-              <w:top w:val="single" w:sz="6" w:space="0" w:color="D9D0F4"/>
-              <w:left w:val="single" w:sz="6" w:space="0" w:color="D9D0F4"/>
-              <w:bottom w:val="single" w:sz="6" w:space="0" w:color="D9D0F4"/>
-              <w:right w:val="single" w:sz="6" w:space="0" w:color="D9D0F4"/>
-            </w:tcBorders>
-            <w:shd w:val="clear" w:color="auto" w:fill="FBFAFE"/>
-            <w:tcMar>
-              <w:top w:w="80" w:type="dxa"/>
-              <w:left w:w="100" w:type="dxa"/>
-              <w:bottom w:w="80" w:type="dxa"/>
-              <w:right w:w="100" w:type="dxa"/>
-            </w:tcMar>
-            <w:vAlign w:val="center"/>
+            <w:tcW w:w="3312" w:type="dxa"/>
           </w:tcPr>
           <w:p>
             <w:pPr>
@@ -1312,27 +1499,13 @@
               <w:rPr>
                 <w:sz w:val="18"/>
               </w:rPr>
-              <w:t>Raw scan data</w:t>
+              <w:t>Raw scan data and uploaded images</w:t>
             </w:r>
           </w:p>
         </w:tc>
         <w:tc>
           <w:tcPr>
             <w:tcW w:w="7200" w:type="dxa"/>
-            <w:tcBorders>
-              <w:top w:val="single" w:sz="6" w:space="0" w:color="D9D0F4"/>
-              <w:left w:val="single" w:sz="6" w:space="0" w:color="D9D0F4"/>
-              <w:bottom w:val="single" w:sz="6" w:space="0" w:color="D9D0F4"/>
-              <w:right w:val="single" w:sz="6" w:space="0" w:color="D9D0F4"/>
-            </w:tcBorders>
-            <w:shd w:val="clear" w:color="auto" w:fill="FBFAFE"/>
-            <w:tcMar>
-              <w:top w:w="80" w:type="dxa"/>
-              <w:left w:w="100" w:type="dxa"/>
-              <w:bottom w:w="80" w:type="dxa"/>
-              <w:right w:w="100" w:type="dxa"/>
-            </w:tcMar>
-            <w:vAlign w:val="center"/>
           </w:tcPr>
           <w:p>
             <w:pPr>
@@ -1342,7 +1515,7 @@
               <w:rPr>
                 <w:sz w:val="18"/>
               </w:rPr>
-              <w:t>Not sold or commercially distributed to third-party data buyers.</w:t>
+              <w:t>Not sold or commercially distributed as raw files to third-party data buyers.</w:t>
             </w:r>
           </w:p>
         </w:tc>
@@ -1353,21 +1526,7 @@
         </w:trPr>
         <w:tc>
           <w:tcPr>
-            <w:tcW w:w="3024" w:type="dxa"/>
-            <w:tcBorders>
-              <w:top w:val="single" w:sz="6" w:space="0" w:color="D9D0F4"/>
-              <w:left w:val="single" w:sz="6" w:space="0" w:color="D9D0F4"/>
-              <w:bottom w:val="single" w:sz="6" w:space="0" w:color="D9D0F4"/>
-              <w:right w:val="single" w:sz="6" w:space="0" w:color="D9D0F4"/>
-            </w:tcBorders>
-            <w:shd w:val="clear" w:color="auto" w:fill="FBFAFE"/>
-            <w:tcMar>
-              <w:top w:w="80" w:type="dxa"/>
-              <w:left w:w="100" w:type="dxa"/>
-              <w:bottom w:w="80" w:type="dxa"/>
-              <w:right w:w="100" w:type="dxa"/>
-            </w:tcMar>
-            <w:vAlign w:val="center"/>
+            <w:tcW w:w="3312" w:type="dxa"/>
           </w:tcPr>
           <w:p>
             <w:pPr>
@@ -1384,20 +1543,6 @@
         <w:tc>
           <w:tcPr>
             <w:tcW w:w="7200" w:type="dxa"/>
-            <w:tcBorders>
-              <w:top w:val="single" w:sz="6" w:space="0" w:color="D9D0F4"/>
-              <w:left w:val="single" w:sz="6" w:space="0" w:color="D9D0F4"/>
-              <w:bottom w:val="single" w:sz="6" w:space="0" w:color="D9D0F4"/>
-              <w:right w:val="single" w:sz="6" w:space="0" w:color="D9D0F4"/>
-            </w:tcBorders>
-            <w:shd w:val="clear" w:color="auto" w:fill="FBFAFE"/>
-            <w:tcMar>
-              <w:top w:w="80" w:type="dxa"/>
-              <w:left w:w="100" w:type="dxa"/>
-              <w:bottom w:w="80" w:type="dxa"/>
-              <w:right w:w="100" w:type="dxa"/>
-            </w:tcMar>
-            <w:vAlign w:val="center"/>
           </w:tcPr>
           <w:p>
             <w:pPr>
@@ -1407,7 +1552,7 @@
               <w:rPr>
                 <w:sz w:val="18"/>
               </w:rPr>
-              <w:t>Not used for identifying individuals or biometric surveillance.</w:t>
+              <w:t>Not used for identifying individuals, biometric identification, or biometric surveillance.</w:t>
             </w:r>
           </w:p>
         </w:tc>
@@ -1418,21 +1563,44 @@
         </w:trPr>
         <w:tc>
           <w:tcPr>
-            <w:tcW w:w="3024" w:type="dxa"/>
-            <w:tcBorders>
-              <w:top w:val="single" w:sz="6" w:space="0" w:color="D9D0F4"/>
-              <w:left w:val="single" w:sz="6" w:space="0" w:color="D9D0F4"/>
-              <w:bottom w:val="single" w:sz="6" w:space="0" w:color="D9D0F4"/>
-              <w:right w:val="single" w:sz="6" w:space="0" w:color="D9D0F4"/>
-            </w:tcBorders>
-            <w:shd w:val="clear" w:color="auto" w:fill="FBFAFE"/>
-            <w:tcMar>
-              <w:top w:w="80" w:type="dxa"/>
-              <w:left w:w="100" w:type="dxa"/>
-              <w:bottom w:w="80" w:type="dxa"/>
-              <w:right w:w="100" w:type="dxa"/>
-            </w:tcMar>
-            <w:vAlign w:val="center"/>
+            <w:tcW w:w="3312" w:type="dxa"/>
+          </w:tcPr>
+          <w:p>
+            <w:pPr>
+              <w:spacing w:after="40"/>
+            </w:pPr>
+            <w:r>
+              <w:rPr>
+                <w:sz w:val="18"/>
+              </w:rPr>
+              <w:t>Automatic face blurring / bystander filtering</w:t>
+            </w:r>
+          </w:p>
+        </w:tc>
+        <w:tc>
+          <w:tcPr>
+            <w:tcW w:w="7200" w:type="dxa"/>
+          </w:tcPr>
+          <w:p>
+            <w:pPr>
+              <w:spacing w:after="40"/>
+            </w:pPr>
+            <w:r>
+              <w:rPr>
+                <w:sz w:val="18"/>
+              </w:rPr>
+              <w:t>Not currently provided as an active pre-upload guarantee. Users should avoid uploading sensitive identifiers unless they intend that content to be processed.</w:t>
+            </w:r>
+          </w:p>
+        </w:tc>
+      </w:tr>
+      <w:tr>
+        <w:trPr>
+          <w:jc w:val="center"/>
+        </w:trPr>
+        <w:tc>
+          <w:tcPr>
+            <w:tcW w:w="3312" w:type="dxa"/>
           </w:tcPr>
           <w:p>
             <w:pPr>
@@ -1449,20 +1617,6 @@
         <w:tc>
           <w:tcPr>
             <w:tcW w:w="7200" w:type="dxa"/>
-            <w:tcBorders>
-              <w:top w:val="single" w:sz="6" w:space="0" w:color="D9D0F4"/>
-              <w:left w:val="single" w:sz="6" w:space="0" w:color="D9D0F4"/>
-              <w:bottom w:val="single" w:sz="6" w:space="0" w:color="D9D0F4"/>
-              <w:right w:val="single" w:sz="6" w:space="0" w:color="D9D0F4"/>
-            </w:tcBorders>
-            <w:shd w:val="clear" w:color="auto" w:fill="FBFAFE"/>
-            <w:tcMar>
-              <w:top w:w="80" w:type="dxa"/>
-              <w:left w:w="100" w:type="dxa"/>
-              <w:bottom w:w="80" w:type="dxa"/>
-              <w:right w:w="100" w:type="dxa"/>
-            </w:tcMar>
-            <w:vAlign w:val="center"/>
           </w:tcPr>
           <w:p>
             <w:pPr>
@@ -1472,7 +1626,7 @@
               <w:rPr>
                 <w:sz w:val="18"/>
               </w:rPr>
-              <w:t>Certain non-sensitive commercial, analytics, preference, marketing, attribution, and inference data may be monetized where permitted by law.</w:t>
+              <w:t>Certain non-sensitive commercial, analytics, preference, attribution, and inference data may be used or commercialized where permitted by law.</w:t>
             </w:r>
           </w:p>
         </w:tc>
@@ -1483,21 +1637,118 @@
         </w:trPr>
         <w:tc>
           <w:tcPr>
-            <w:tcW w:w="3024" w:type="dxa"/>
-            <w:tcBorders>
-              <w:top w:val="single" w:sz="6" w:space="0" w:color="D9D0F4"/>
-              <w:left w:val="single" w:sz="6" w:space="0" w:color="D9D0F4"/>
-              <w:bottom w:val="single" w:sz="6" w:space="0" w:color="D9D0F4"/>
-              <w:right w:val="single" w:sz="6" w:space="0" w:color="D9D0F4"/>
-            </w:tcBorders>
-            <w:shd w:val="clear" w:color="auto" w:fill="FBFAFE"/>
-            <w:tcMar>
-              <w:top w:w="80" w:type="dxa"/>
-              <w:left w:w="100" w:type="dxa"/>
-              <w:bottom w:w="80" w:type="dxa"/>
-              <w:right w:w="100" w:type="dxa"/>
-            </w:tcMar>
-            <w:vAlign w:val="center"/>
+            <w:tcW w:w="3312" w:type="dxa"/>
+          </w:tcPr>
+          <w:p>
+            <w:pPr>
+              <w:spacing w:after="40"/>
+            </w:pPr>
+            <w:r>
+              <w:rPr>
+                <w:sz w:val="18"/>
+              </w:rPr>
+              <w:t>Privacy choices</w:t>
+            </w:r>
+          </w:p>
+        </w:tc>
+        <w:tc>
+          <w:tcPr>
+            <w:tcW w:w="7200" w:type="dxa"/>
+          </w:tcPr>
+          <w:p>
+            <w:pPr>
+              <w:spacing w:after="40"/>
+            </w:pPr>
+            <w:r>
+              <w:rPr>
+                <w:sz w:val="18"/>
+              </w:rPr>
+              <w:t>Rights, consent requirements, retention, deletion, and opt-out controls are governed by the Privacy Policy and applicable law.</w:t>
+            </w:r>
+          </w:p>
+        </w:tc>
+      </w:tr>
+      <w:tr>
+        <w:trPr>
+          <w:jc w:val="center"/>
+        </w:trPr>
+        <w:tc>
+          <w:tcPr>
+            <w:tcW w:w="3312" w:type="dxa"/>
+          </w:tcPr>
+          <w:p>
+            <w:pPr>
+              <w:spacing w:after="40"/>
+            </w:pPr>
+            <w:r>
+              <w:rPr>
+                <w:sz w:val="18"/>
+              </w:rPr>
+              <w:t>User-generated content</w:t>
+            </w:r>
+          </w:p>
+        </w:tc>
+        <w:tc>
+          <w:tcPr>
+            <w:tcW w:w="7200" w:type="dxa"/>
+          </w:tcPr>
+          <w:p>
+            <w:pPr>
+              <w:spacing w:after="40"/>
+            </w:pPr>
+            <w:r>
+              <w:rPr>
+                <w:sz w:val="18"/>
+              </w:rPr>
+              <w:t>Dressing Rooms, uploads, messages, prompts, and shared content are subject to moderation, reporting, restriction, and enforcement.</w:t>
+            </w:r>
+          </w:p>
+        </w:tc>
+      </w:tr>
+      <w:tr>
+        <w:trPr>
+          <w:jc w:val="center"/>
+        </w:trPr>
+        <w:tc>
+          <w:tcPr>
+            <w:tcW w:w="3312" w:type="dxa"/>
+          </w:tcPr>
+          <w:p>
+            <w:pPr>
+              <w:spacing w:after="40"/>
+            </w:pPr>
+            <w:r>
+              <w:rPr>
+                <w:sz w:val="18"/>
+              </w:rPr>
+              <w:t>AI-generated content</w:t>
+            </w:r>
+          </w:p>
+        </w:tc>
+        <w:tc>
+          <w:tcPr>
+            <w:tcW w:w="7200" w:type="dxa"/>
+          </w:tcPr>
+          <w:p>
+            <w:pPr>
+              <w:spacing w:after="40"/>
+            </w:pPr>
+            <w:r>
+              <w:rPr>
+                <w:sz w:val="18"/>
+              </w:rPr>
+              <w:t>AI Outputs may be reported through in-app tools where available or by contacting K Scan.</w:t>
+            </w:r>
+          </w:p>
+        </w:tc>
+      </w:tr>
+      <w:tr>
+        <w:trPr>
+          <w:jc w:val="center"/>
+        </w:trPr>
+        <w:tc>
+          <w:tcPr>
+            <w:tcW w:w="3312" w:type="dxa"/>
           </w:tcPr>
           <w:p>
             <w:pPr>
@@ -1508,27 +1759,13 @@
                 <w:sz w:val="18"/>
               </w:rPr>
               <w:lastRenderedPageBreak/>
-              <w:t>Privacy choices</w:t>
+              <w:t>Retail and affiliate relationships</w:t>
             </w:r>
           </w:p>
         </w:tc>
         <w:tc>
           <w:tcPr>
             <w:tcW w:w="7200" w:type="dxa"/>
-            <w:tcBorders>
-              <w:top w:val="single" w:sz="6" w:space="0" w:color="D9D0F4"/>
-              <w:left w:val="single" w:sz="6" w:space="0" w:color="D9D0F4"/>
-              <w:bottom w:val="single" w:sz="6" w:space="0" w:color="D9D0F4"/>
-              <w:right w:val="single" w:sz="6" w:space="0" w:color="D9D0F4"/>
-            </w:tcBorders>
-            <w:shd w:val="clear" w:color="auto" w:fill="FBFAFE"/>
-            <w:tcMar>
-              <w:top w:w="80" w:type="dxa"/>
-              <w:left w:w="100" w:type="dxa"/>
-              <w:bottom w:w="80" w:type="dxa"/>
-              <w:right w:w="100" w:type="dxa"/>
-            </w:tcMar>
-            <w:vAlign w:val="center"/>
           </w:tcPr>
           <w:p>
             <w:pPr>
@@ -1538,7 +1775,7 @@
               <w:rPr>
                 <w:sz w:val="18"/>
               </w:rPr>
-              <w:t>Rights, consent requirements, and opt-out controls are governed by the Privacy Policy and applicable law.</w:t>
+              <w:t>K Scan may earn referral, affiliate, attribution, advertising, partner reporting, or similar commercial benefits where permitted.</w:t>
             </w:r>
           </w:p>
         </w:tc>
@@ -1549,21 +1786,7 @@
         </w:trPr>
         <w:tc>
           <w:tcPr>
-            <w:tcW w:w="3024" w:type="dxa"/>
-            <w:tcBorders>
-              <w:top w:val="single" w:sz="6" w:space="0" w:color="D9D0F4"/>
-              <w:left w:val="single" w:sz="6" w:space="0" w:color="D9D0F4"/>
-              <w:bottom w:val="single" w:sz="6" w:space="0" w:color="D9D0F4"/>
-              <w:right w:val="single" w:sz="6" w:space="0" w:color="D9D0F4"/>
-            </w:tcBorders>
-            <w:shd w:val="clear" w:color="auto" w:fill="FBFAFE"/>
-            <w:tcMar>
-              <w:top w:w="80" w:type="dxa"/>
-              <w:left w:w="100" w:type="dxa"/>
-              <w:bottom w:w="80" w:type="dxa"/>
-              <w:right w:w="100" w:type="dxa"/>
-            </w:tcMar>
-            <w:vAlign w:val="center"/>
+            <w:tcW w:w="3312" w:type="dxa"/>
           </w:tcPr>
           <w:p>
             <w:pPr>
@@ -1573,27 +1796,13 @@
               <w:rPr>
                 <w:sz w:val="18"/>
               </w:rPr>
-              <w:t>Retail and affiliate relationships</w:t>
+              <w:t>Retailer purchases</w:t>
             </w:r>
           </w:p>
         </w:tc>
         <w:tc>
           <w:tcPr>
             <w:tcW w:w="7200" w:type="dxa"/>
-            <w:tcBorders>
-              <w:top w:val="single" w:sz="6" w:space="0" w:color="D9D0F4"/>
-              <w:left w:val="single" w:sz="6" w:space="0" w:color="D9D0F4"/>
-              <w:bottom w:val="single" w:sz="6" w:space="0" w:color="D9D0F4"/>
-              <w:right w:val="single" w:sz="6" w:space="0" w:color="D9D0F4"/>
-            </w:tcBorders>
-            <w:shd w:val="clear" w:color="auto" w:fill="FBFAFE"/>
-            <w:tcMar>
-              <w:top w:w="80" w:type="dxa"/>
-              <w:left w:w="100" w:type="dxa"/>
-              <w:bottom w:w="80" w:type="dxa"/>
-              <w:right w:w="100" w:type="dxa"/>
-            </w:tcMar>
-            <w:vAlign w:val="center"/>
           </w:tcPr>
           <w:p>
             <w:pPr>
@@ -1603,14 +1812,54 @@
               <w:rPr>
                 <w:sz w:val="18"/>
               </w:rPr>
-              <w:t>K Scan may earn referral, affiliate, advertising, partner reporting, or data licensing revenue.</w:t>
+              <w:t>Purchases of physical goods are completed with third-party retailers or marketplaces outside K Scan and are not Apple In-App Purchases.</w:t>
+            </w:r>
+          </w:p>
+        </w:tc>
+      </w:tr>
+      <w:tr>
+        <w:trPr>
+          <w:jc w:val="center"/>
+        </w:trPr>
+        <w:tc>
+          <w:tcPr>
+            <w:tcW w:w="3312" w:type="dxa"/>
+          </w:tcPr>
+          <w:p>
+            <w:pPr>
+              <w:spacing w:after="40"/>
+            </w:pPr>
+            <w:r>
+              <w:rPr>
+                <w:sz w:val="18"/>
+              </w:rPr>
+              <w:t>Digital features</w:t>
+            </w:r>
+          </w:p>
+        </w:tc>
+        <w:tc>
+          <w:tcPr>
+            <w:tcW w:w="7200" w:type="dxa"/>
+          </w:tcPr>
+          <w:p>
+            <w:pPr>
+              <w:spacing w:after="40"/>
+            </w:pPr>
+            <w:r>
+              <w:rPr>
+                <w:sz w:val="18"/>
+              </w:rPr>
+              <w:t>Future in-app digital subscriptions, premium AI features, scan quotas, or account upgrades will use app-store billing where required.</w:t>
             </w:r>
           </w:p>
         </w:tc>
       </w:tr>
     </w:tbl>
-    <w:p/>
-    <w:p/>
+    <w:p>
+      <w:pPr>
+        <w:spacing w:after="100" w:line="252" w:lineRule="auto"/>
+      </w:pPr>
+    </w:p>
     <w:sectPr>
       <w:headerReference w:type="default" r:id="rId8"/>
       <w:footerReference w:type="default" r:id="rId9"/>
@@ -1656,21 +1905,11 @@
       <w:jc w:val="center"/>
     </w:pPr>
     <w:r>
-      <w:t xml:space="preserve">Privacy-first fashion </w:t>
+      <w:rPr>
+        <w:color w:val="5B554B"/>
+      </w:rPr>
+      <w:t>Privacy-first fashion discovery  -  kscan.app</w:t>
     </w:r>
-    <w:proofErr w:type="gramStart"/>
-    <w:r>
-      <w:t>discovery  •</w:t>
-    </w:r>
-    <w:proofErr w:type="gramEnd"/>
-    <w:r>
-      <w:t xml:space="preserve">  </w:t>
-    </w:r>
-    <w:proofErr w:type="spellStart"/>
-    <w:r>
-      <w:t>kscan.app</w:t>
-    </w:r>
-    <w:proofErr w:type="spellEnd"/>
   </w:p>
 </w:ftr>
 </file>
@@ -1703,19 +1942,12 @@
 <file path=word/header1.xml><?xml version="1.0" encoding="utf-8"?>
 <w:hdr xmlns:wpc="http://schemas.microsoft.com/office/word/2010/wordprocessingCanvas" xmlns:cx="http://schemas.microsoft.com/office/drawing/2014/chartex" xmlns:cx1="http://schemas.microsoft.com/office/drawing/2015/9/8/chartex" xmlns:cx2="http://schemas.microsoft.com/office/drawing/2015/10/21/chartex" xmlns:cx3="http://schemas.microsoft.com/office/drawing/2016/5/9/chartex" xmlns:cx4="http://schemas.microsoft.com/office/drawing/2016/5/10/chartex" xmlns:cx5="http://schemas.microsoft.com/office/drawing/2016/5/11/chartex" xmlns:cx6="http://schemas.microsoft.com/office/drawing/2016/5/12/chartex" xmlns:cx7="http://schemas.microsoft.com/office/drawing/2016/5/13/chartex" xmlns:cx8="http://schemas.microsoft.com/office/drawing/2016/5/14/chartex" xmlns:mc="http://schemas.openxmlformats.org/markup-compatibility/2006" xmlns:aink="http://schemas.microsoft.com/office/drawing/2016/ink" xmlns:am3d="http://schemas.microsoft.com/office/drawing/2017/model3d" xmlns:o="urn:schemas-microsoft-com:office:office" xmlns:oel="http://schemas.microsoft.com/office/2019/extlst" xmlns:r="http://schemas.openxmlformats.org/officeDocument/2006/relationships" xmlns:m="http://schemas.openxmlformats.org/officeDocument/2006/math" xmlns:v="urn:schemas-microsoft-com:vml" xmlns:wp14="http://schemas.microsoft.com/office/word/2010/wordprocessingDrawing" xmlns:wp="http://schemas.openxmlformats.org/drawingml/2006/wordprocessingDrawing" xmlns:w10="urn:schemas-microsoft-com:office:word" xmlns:w="http://schemas.openxmlformats.org/wordprocessingml/2006/main" xmlns:w14="http://schemas.microsoft.com/office/word/2010/wordml" xmlns:w15="http://schemas.microsoft.com/office/word/2012/wordml" xmlns:w16cex="http://schemas.microsoft.com/office/word/2018/wordml/cex" xmlns:w16cid="http://schemas.microsoft.com/office/word/2016/wordml/cid" xmlns:w16="http://schemas.microsoft.com/office/word/2018/wordml" xmlns:w16du="http://schemas.microsoft.com/office/word/2023/wordml/word16du" xmlns:w16sdtdh="http://schemas.microsoft.com/office/word/2020/wordml/sdtdatahash" xmlns:w16sdtfl="http://schemas.microsoft.com/office/word/2024/wordml/sdtformatlock" xmlns:w16se="http://schemas.microsoft.com/office/word/2015/wordml/symex" xmlns:wpg="http://schemas.microsoft.com/office/word/2010/wordprocessingGroup" xmlns:wpi="http://schemas.microsoft.com/office/word/2010/wordprocessingInk" xmlns:wne="http://schemas.microsoft.com/office/word/2006/wordml" xmlns:wps="http://schemas.microsoft.com/office/word/2010/wordprocessingShape" mc:Ignorable="w14 w15 w16se w16cid w16 w16cex w16sdtdh w16sdtfl w16du wp14">
   <w:p>
-    <w:pPr>
-      <w:pStyle w:val="KScanSmall"/>
-    </w:pPr>
     <w:r>
-      <w:t xml:space="preserve">K Scan </w:t>
-    </w:r>
-    <w:proofErr w:type="gramStart"/>
-    <w:r>
-      <w:t>AI  |</w:t>
-    </w:r>
-    <w:proofErr w:type="gramEnd"/>
-    <w:r>
-      <w:t xml:space="preserve">  Terms and Conditions</w:t>
+      <w:rPr>
+        <w:color w:val="5B554B"/>
+        <w:sz w:val="18"/>
+      </w:rPr>
+      <w:t>K Scan AI  |  Terms and Conditions</w:t>
     </w:r>
   </w:p>
 </w:hdr>
@@ -2320,7 +2552,7 @@
     <w:rPr>
       <w:rFonts w:ascii="Aptos" w:eastAsia="Aptos" w:hAnsi="Aptos"/>
       <w:color w:val="262626"/>
-      <w:sz w:val="21"/>
+      <w:sz w:val="20"/>
     </w:rPr>
   </w:style>
   <w:style w:type="paragraph" w:styleId="Heading1">
@@ -2366,7 +2598,7 @@
       <w:b/>
       <w:bCs/>
       <w:color w:val="4F81BD" w:themeColor="accent1"/>
-      <w:sz w:val="26"/>
+      <w:sz w:val="24"/>
       <w:szCs w:val="26"/>
     </w:rPr>
   </w:style>
@@ -2503,7 +2735,6 @@
     <w:rPr>
       <w:rFonts w:asciiTheme="majorHAnsi" w:eastAsiaTheme="majorEastAsia" w:hAnsiTheme="majorHAnsi" w:cstheme="majorBidi"/>
       <w:color w:val="4F81BD" w:themeColor="accent1"/>
-      <w:sz w:val="20"/>
       <w:szCs w:val="20"/>
     </w:rPr>
   </w:style>
@@ -2528,7 +2759,6 @@
       <w:i/>
       <w:iCs/>
       <w:color w:val="404040" w:themeColor="text1" w:themeTint="BF"/>
-      <w:sz w:val="20"/>
       <w:szCs w:val="20"/>
     </w:rPr>
   </w:style>
@@ -2672,10 +2902,11 @@
     </w:pPr>
     <w:rPr>
       <w:rFonts w:asciiTheme="majorHAnsi" w:eastAsiaTheme="majorEastAsia" w:hAnsiTheme="majorHAnsi" w:cstheme="majorBidi"/>
+      <w:b/>
       <w:color w:val="17365D" w:themeColor="text2" w:themeShade="BF"/>
       <w:spacing w:val="5"/>
       <w:kern w:val="28"/>
-      <w:sz w:val="52"/>
+      <w:sz w:val="40"/>
       <w:szCs w:val="52"/>
     </w:rPr>
   </w:style>

--- a/public/docs/kscan-terms-and-conditions.docx
+++ b/public/docs/kscan-terms-and-conditions.docx
@@ -4,1242 +4,1150 @@
   <w:body>
     <w:p>
       <w:pPr>
-        <w:pStyle w:val="Title"/>
-        <w:spacing w:after="100" w:line="252" w:lineRule="auto"/>
         <w:jc w:val="center"/>
       </w:pPr>
       <w:r>
         <w:rPr>
-          <w:b w:val="0"/>
+          <w:rFonts w:ascii="Aptos Display" w:hAnsi="Aptos Display"/>
+          <w:b/>
+          <w:color w:val="C89B3C"/>
+          <w:sz w:val="28"/>
         </w:rPr>
-        <w:t>K Scan AI Terms and Conditions</w:t>
+        <w:t>K SCAN AI</w:t>
       </w:r>
     </w:p>
     <w:p>
       <w:pPr>
-        <w:spacing w:after="100" w:line="252" w:lineRule="auto"/>
+        <w:pStyle w:val="Title"/>
+        <w:pBdr>
+          <w:bottom w:val="single" w:sz="10" w:space="6" w:color="C89B3C"/>
+        </w:pBdr>
         <w:jc w:val="center"/>
       </w:pPr>
       <w:r>
-        <w:t>Website, iOS App Store, and Google Play submission-ready public version</w:t>
+        <w:t>Terms and Conditions</w:t>
       </w:r>
     </w:p>
     <w:p>
       <w:pPr>
-        <w:spacing w:after="100" w:line="252" w:lineRule="auto"/>
+        <w:pStyle w:val="Subtitle"/>
         <w:jc w:val="center"/>
       </w:pPr>
       <w:r>
-        <w:t>Effective Date: May 13, 2026  |  Last Updated: June 12, 2026  |  Contact: kscanai.app@gmail.com</w:t>
+        <w:t xml:space="preserve">Full public terms for the website and current </w:t>
+      </w:r>
+      <w:r>
+        <w:t xml:space="preserve">mobile app </w:t>
+      </w:r>
+      <w:r>
+        <w:t>release</w:t>
       </w:r>
     </w:p>
     <w:p>
       <w:pPr>
-        <w:spacing w:after="100" w:line="252" w:lineRule="auto"/>
-      </w:pPr>
-      <w:r>
-        <w:t>These Terms and Conditions ("Terms") govern your access to and use of the K Scan AI website, mobile application, APIs, AI systems, StyleChat, visual commerce tools, Style Library, Dressing Rooms, upload features, and related products, services, and features (collectively, the "Service"). By accessing, downloading, registering for, creating content in, uploading content to, sharing content through, messaging through, or using the Service, you agree to these Terms and our Privacy Policy. Any consent required for non-essential tracking, targeted advertising, sale-like data processing, or similar activities will be requested separately where required by applicable law.</w:t>
+        <w:pStyle w:val="Meta"/>
+        <w:jc w:val="center"/>
+      </w:pPr>
+      <w:r>
+        <w:t>Effective Date: May 13, 2026  |  Last Updated: July 18, 2026  |  Contact: kscanai.app@gmail.com</w:t>
+      </w:r>
+    </w:p>
+    <w:tbl>
+      <w:tblPr>
+        <w:tblW w:w="0" w:type="auto"/>
+        <w:jc w:val="center"/>
+        <w:tblLayout w:type="fixed"/>
+        <w:tblLook w:val="04A0" w:firstRow="1" w:lastRow="0" w:firstColumn="1" w:lastColumn="0" w:noHBand="0" w:noVBand="1"/>
+      </w:tblPr>
+      <w:tblGrid>
+        <w:gridCol w:w="9994"/>
+      </w:tblGrid>
+      <w:tr>
+        <w:trPr>
+          <w:jc w:val="center"/>
+        </w:trPr>
+        <w:tc>
+          <w:tcPr>
+            <w:tcW w:w="9994" w:type="dxa"/>
+            <w:shd w:val="clear" w:color="auto" w:fill="F5F2FA"/>
+            <w:tcMar>
+              <w:top w:w="120" w:type="dxa"/>
+              <w:left w:w="160" w:type="dxa"/>
+              <w:bottom w:w="120" w:type="dxa"/>
+              <w:right w:w="160" w:type="dxa"/>
+            </w:tcMar>
+          </w:tcPr>
+          <w:p>
+            <w:pPr>
+              <w:jc w:val="center"/>
+            </w:pPr>
+            <w:r>
+              <w:rPr>
+                <w:b/>
+              </w:rPr>
+              <w:t xml:space="preserve">Governing full HTML version: </w:t>
+            </w:r>
+            <w:hyperlink r:id="rId8">
+              <w:r>
+                <w:rPr>
+                  <w:color w:val="2D1F5E"/>
+                  <w:u w:val="single"/>
+                </w:rPr>
+                <w:t>https://kscan.app/legal/terms</w:t>
+              </w:r>
+            </w:hyperlink>
+            <w:r>
+              <w:br/>
+              <w:t xml:space="preserve">Public summary: </w:t>
+            </w:r>
+            <w:hyperlink r:id="rId9">
+              <w:r>
+                <w:rPr>
+                  <w:color w:val="2D1F5E"/>
+                  <w:u w:val="single"/>
+                </w:rPr>
+                <w:t>https://kscan.app/legal/terms-summary</w:t>
+              </w:r>
+            </w:hyperlink>
+          </w:p>
+        </w:tc>
+      </w:tr>
+    </w:tbl>
+    <w:p/>
+    <w:p>
+      <w:r>
+        <w:t>These Terms and Conditions ("Terms") govern your access to and use of the K Scan AI website, Android application, APIs, AI systems, Elise and her StyleChat conversational capability, scanning and visual-commerce tools, Style Library, Recent Scans, Dressing Rooms, sharing features, and related products and services (collectively, the "Service"). By accessing, downloading, registering for, or using the Service, you agree to these Terms and the K Scan AI Privacy Policy.</w:t>
       </w:r>
     </w:p>
     <w:p>
-      <w:pPr>
-        <w:spacing w:after="100" w:line="252" w:lineRule="auto"/>
-      </w:pPr>
-      <w:r>
-        <w:t>These Terms are intended to work together with the K Scan AI Privacy Policy, currently available at https://kscan.app/docs/kscan-privacy-policy.pdf or any successor privacy URL posted by K Scan. If a separate written agreement applies to a specific enterprise, beta, API, or partner relationship, that agreement may supplement these Terms.</w:t>
+      <w:r>
+        <w:t>The current Android version is distributed as an open-test or beta release. Beta features may contain errors, interruptions, incomplete functionality, provider limits, or changes. These Terms apply to the beta Service as well as later generally available versions unless replaced by updated terms.</w:t>
       </w:r>
     </w:p>
     <w:p>
-      <w:pPr>
-        <w:pStyle w:val="Heading1"/>
-        <w:spacing w:before="180" w:after="80" w:line="252" w:lineRule="auto"/>
-      </w:pPr>
-      <w:r>
-        <w:rPr>
-          <w:b w:val="0"/>
-        </w:rPr>
-        <w:t>1. Definitions</w:t>
+      <w:r>
+        <w:t xml:space="preserve">The governing Privacy Policy is available at </w:t>
+      </w:r>
+      <w:hyperlink r:id="rId10">
+        <w:r>
+          <w:rPr>
+            <w:color w:val="2D1F5E"/>
+            <w:u w:val="single"/>
+          </w:rPr>
+          <w:t>https://kscan.app/legal/privacy</w:t>
+        </w:r>
+      </w:hyperlink>
+      <w:r>
+        <w:t xml:space="preserve">. A shorter public summary may be available at </w:t>
+      </w:r>
+      <w:hyperlink r:id="rId11">
+        <w:r>
+          <w:rPr>
+            <w:color w:val="2D1F5E"/>
+            <w:u w:val="single"/>
+          </w:rPr>
+          <w:t>https://kscan.app/privacy</w:t>
+        </w:r>
+      </w:hyperlink>
+      <w:r>
+        <w:t>. The full Privacy Policy controls if a summary differs from it.</w:t>
       </w:r>
     </w:p>
     <w:p>
       <w:pPr>
-        <w:spacing w:after="100" w:line="252" w:lineRule="auto"/>
-      </w:pPr>
-      <w:r>
-        <w:t>Service: the K Scan AI platform, including websites, mobile applications, APIs, AI systems, visual commerce systems, StyleChat, Style Library, Dressing Rooms, upload features, shared-room features, and related services.</w:t>
+        <w:pStyle w:val="Heading1"/>
+        <w:pBdr>
+          <w:bottom w:val="single" w:sz="6" w:space="3" w:color="C89B3C"/>
+        </w:pBdr>
+      </w:pPr>
+      <w:r>
+        <w:t>1. Definitions</w:t>
       </w:r>
     </w:p>
     <w:p>
       <w:pPr>
-        <w:spacing w:after="100" w:line="252" w:lineRule="auto"/>
-      </w:pPr>
-      <w:r>
-        <w:t>AI Outputs: recommendations, StyleChat responses, styling suggestions, visual matches, product identifications, similarity analyses, product-search results, commerce-routing results, generated metadata, or other outputs generated through or with the assistance of AI systems.</w:t>
+        <w:pStyle w:val="Definition"/>
+      </w:pPr>
+      <w:r>
+        <w:rPr>
+          <w:b/>
+        </w:rPr>
+        <w:t xml:space="preserve">Service: </w:t>
+      </w:r>
+      <w:r>
+        <w:t>The K Scan AI website, mobile applications, APIs, AI systems, Elise, StyleChat, scan and visual-commerce systems, Style Library, Recent Scans, Dressing Rooms, sharing tools, and related services.</w:t>
       </w:r>
     </w:p>
     <w:p>
       <w:pPr>
-        <w:spacing w:after="100" w:line="252" w:lineRule="auto"/>
-      </w:pPr>
-      <w:r>
-        <w:t>StyleChat: K Scan features that allow users to submit prompts, messages, images, visual context, saved style preferences, or related inputs to receive AI-generated fashion, styling, product, or discovery assistance.</w:t>
+        <w:pStyle w:val="Definition"/>
+      </w:pPr>
+      <w:r>
+        <w:rPr>
+          <w:b/>
+        </w:rPr>
+        <w:t xml:space="preserve">Elise: </w:t>
+      </w:r>
+      <w:r>
+        <w:t>K Scan's AI stylist interface. StyleChat is Elise's conversational capability.</w:t>
       </w:r>
     </w:p>
     <w:p>
       <w:pPr>
-        <w:spacing w:after="100" w:line="252" w:lineRule="auto"/>
-      </w:pPr>
-      <w:r>
-        <w:t>User Content: images, photographs, screenshots, outfit images, mood-board references, text, notes, captions, messages, room names, room content, styling inputs, prompts, profile information, and other materials uploaded, submitted, saved, shared, or transmitted by users.</w:t>
+        <w:pStyle w:val="Definition"/>
+      </w:pPr>
+      <w:r>
+        <w:rPr>
+          <w:b/>
+        </w:rPr>
+        <w:t xml:space="preserve">Spoken Responses: </w:t>
+      </w:r>
+      <w:r>
+        <w:t>Optional AI-generated speech that reads eligible Elise responses aloud through text-to-speech. Spoken Responses do not use microphone input in the current Android release.</w:t>
       </w:r>
     </w:p>
     <w:p>
       <w:pPr>
-        <w:spacing w:after="100" w:line="252" w:lineRule="auto"/>
-      </w:pPr>
-      <w:r>
-        <w:t>Dressing Rooms: private or shared in-app spaces, boards, rooms, collections, or related features where users may save, organize, upload, discuss, or share fashion-related content.</w:t>
+        <w:pStyle w:val="Definition"/>
+      </w:pPr>
+      <w:r>
+        <w:rPr>
+          <w:b/>
+        </w:rPr>
+        <w:t xml:space="preserve">AI Outputs: </w:t>
+      </w:r>
+      <w:r>
+        <w:t>Fashion analysis, item identification, product matches, styling suggestions, Elise or StyleChat responses, spoken responses, generated metadata, and other outputs produced through automated systems.</w:t>
       </w:r>
     </w:p>
     <w:p>
       <w:pPr>
-        <w:spacing w:after="100" w:line="252" w:lineRule="auto"/>
-      </w:pPr>
-      <w:r>
-        <w:t>Retailer, Marketplace, Product-Search, Affiliate, and Commerce Providers: third-party retailers, marketplaces, affiliate networks, product-search providers, advertisers, brands, commerce APIs, attribution providers, or similar providers linked through, measured by, or used to support the Service.</w:t>
+        <w:pStyle w:val="Definition"/>
+      </w:pPr>
+      <w:r>
+        <w:rPr>
+          <w:b/>
+        </w:rPr>
+        <w:t xml:space="preserve">User Content: </w:t>
+      </w:r>
+      <w:r>
+        <w:t>Images, photographs, screenshots, scan content, prompts, messages, notes, captions, room names, item snapshots, and other materials submitted, saved, shared, or transmitted by users.</w:t>
       </w:r>
     </w:p>
     <w:p>
       <w:pPr>
-        <w:spacing w:after="100" w:line="252" w:lineRule="auto"/>
-      </w:pPr>
-      <w:r>
-        <w:t>Commercial Data: non-sensitive usage, preference, shopping, product-interaction, attribution, analytics, marketing, de-identified, aggregated, anonymized, or inference data generated through or related to use of the Service.</w:t>
+        <w:pStyle w:val="Definition"/>
+      </w:pPr>
+      <w:r>
+        <w:rPr>
+          <w:b/>
+        </w:rPr>
+        <w:t xml:space="preserve">Recent Scans: </w:t>
+      </w:r>
+      <w:r>
+        <w:t>Device-local saved scan records and related shopping snapshots, including available retailer, price, currency, product-link, and product-image information stored when an item is saved.</w:t>
       </w:r>
     </w:p>
     <w:p>
       <w:pPr>
-        <w:spacing w:after="100" w:line="252" w:lineRule="auto"/>
-      </w:pPr>
-      <w:r>
-        <w:t>Raw Scan Data: original camera uploads, image files, screenshots, QR/barcode captures, or other unaltered visual content submitted for scanning, upload, image analysis, or related functionality.</w:t>
+        <w:pStyle w:val="Definition"/>
+      </w:pPr>
+      <w:r>
+        <w:rPr>
+          <w:b/>
+        </w:rPr>
+        <w:t xml:space="preserve">Dressing Rooms: </w:t>
+      </w:r>
+      <w:r>
+        <w:t>Account-backed private or shared spaces where users may organize, discuss, save, and share fashion-related items and images.</w:t>
       </w:r>
     </w:p>
     <w:p>
       <w:pPr>
-        <w:spacing w:after="100" w:line="252" w:lineRule="auto"/>
-      </w:pPr>
-      <w:r>
-        <w:t>Derived Scan Data: metadata or analysis generated from a scan or uploaded image, such as category, color, style attributes, product-match signals, visual-search embeddings, and related analytical outputs.</w:t>
+        <w:pStyle w:val="Definition"/>
+      </w:pPr>
+      <w:r>
+        <w:rPr>
+          <w:b/>
+        </w:rPr>
+        <w:t xml:space="preserve">Retailer or Marketplace Provider: </w:t>
+      </w:r>
+      <w:r>
+        <w:t>A third-party retailer, marketplace, product-search provider, affiliate network, commerce API, or seller linked through or used to support the Service.</w:t>
       </w:r>
     </w:p>
     <w:p>
       <w:pPr>
-        <w:spacing w:after="100" w:line="252" w:lineRule="auto"/>
-      </w:pPr>
-      <w:r>
-        <w:t>Digital Features: subscriptions, premium AI features, account upgrades, scan quotas, digital entitlements, or other digital services offered by K Scan inside the app.</w:t>
+        <w:pStyle w:val="Definition"/>
+      </w:pPr>
+      <w:r>
+        <w:rPr>
+          <w:b/>
+        </w:rPr>
+        <w:t xml:space="preserve">Digital Features: </w:t>
+      </w:r>
+      <w:r>
+        <w:t>Future subscriptions, premium AI capabilities, account upgrades, digital entitlements, or other digital services sold by K Scan inside an app.</w:t>
       </w:r>
     </w:p>
     <w:p>
       <w:pPr>
         <w:pStyle w:val="Heading1"/>
-        <w:spacing w:before="180" w:after="80" w:line="252" w:lineRule="auto"/>
-      </w:pPr>
-      <w:r>
-        <w:rPr>
-          <w:b w:val="0"/>
-        </w:rPr>
+        <w:pBdr>
+          <w:bottom w:val="single" w:sz="6" w:space="3" w:color="C89B3C"/>
+        </w:pBdr>
+      </w:pPr>
+      <w:r>
+        <w:lastRenderedPageBreak/>
         <w:t>2. Acceptance of Terms and Separate Privacy Choices</w:t>
       </w:r>
     </w:p>
     <w:p>
-      <w:pPr>
-        <w:spacing w:after="100" w:line="252" w:lineRule="auto"/>
-      </w:pPr>
-      <w:r>
-        <w:t>By creating an account, accessing, downloading, registering for, accepting these Terms, uploading content, creating Dressing Rooms, using StyleChat, sharing content, messaging, or otherwise using the Service, you agree to these Terms and all applicable laws. If you do not agree, you may not use the Service.</w:t>
+      <w:r>
+        <w:t>By creating an account, accessing, downloading, registering for, uploading content to, sharing content through, or otherwise using the Service, you agree to these Terms and applicable law. If you do not agree, do not use the Service.</w:t>
       </w:r>
     </w:p>
     <w:p>
-      <w:pPr>
-        <w:spacing w:after="100" w:line="252" w:lineRule="auto"/>
-      </w:pPr>
-      <w:r>
-        <w:t>Users must accept these Terms before creating, uploading, sharing, messaging, or otherwise submitting user-generated content through the Service where acceptance is required by the app flow or applicable platform policy.</w:t>
+      <w:r>
+        <w:t>Where applicable law requires separate consent for optional cookies, tracking, targeted advertising, location, or similar processing, that consent will not be bundled into acceptance of these Terms. Declining an optional permission or consent may limit the related optional feature but will not prevent access to core functionality unless the permission is necessary for the feature you request.</w:t>
       </w:r>
     </w:p>
     <w:p>
       <w:pPr>
-        <w:spacing w:after="100" w:line="252" w:lineRule="auto"/>
-      </w:pPr>
-      <w:r>
-        <w:lastRenderedPageBreak/>
-        <w:t>Where applicable law requires separate consent for non-essential tracking, targeted advertising, sale-like data processing, or similar activities, that consent will not be bundled into acceptance of these Terms. If you decline or withdraw such consent, you may still use core Service features, although optional personalization, marketing, attribution, advertising-supported, or partner-supported experiences may change.</w:t>
+        <w:pStyle w:val="Heading1"/>
+        <w:pBdr>
+          <w:bottom w:val="single" w:sz="6" w:space="3" w:color="C89B3C"/>
+        </w:pBdr>
+      </w:pPr>
+      <w:r>
+        <w:t>3. Eligibility and 18+ Requirement</w:t>
       </w:r>
     </w:p>
     <w:p>
-      <w:pPr>
-        <w:pStyle w:val="Heading1"/>
-        <w:spacing w:before="180" w:after="80" w:line="252" w:lineRule="auto"/>
-      </w:pPr>
-      <w:r>
-        <w:rPr>
-          <w:b w:val="0"/>
-        </w:rPr>
-        <w:t>3. Eligibility and 18+ Age Requirement</w:t>
+      <w:r>
+        <w:t>The Service is intended for users 18 years of age and older and is not directed to children or minors. By using the Service, you represent that you are at least 18 and legally able to agree to these Terms. Users under 18 may not use the Service.</w:t>
       </w:r>
     </w:p>
     <w:p>
       <w:pPr>
-        <w:spacing w:after="100" w:line="252" w:lineRule="auto"/>
-      </w:pPr>
-      <w:r>
-        <w:t>The Service is intended for users 18 years of age and older. The Service is not directed to children or minors. Users under 18 should not access or use the Service.</w:t>
+        <w:pStyle w:val="Heading1"/>
+        <w:pBdr>
+          <w:bottom w:val="single" w:sz="6" w:space="3" w:color="C89B3C"/>
+        </w:pBdr>
+      </w:pPr>
+      <w:r>
+        <w:t>4. Accounts and Security</w:t>
       </w:r>
     </w:p>
     <w:p>
       <w:pPr>
-        <w:spacing w:after="100" w:line="252" w:lineRule="auto"/>
-      </w:pPr>
-      <w:r>
-        <w:t>By using the Service, you represent that you are at least 18 years old and legally able to agree to these Terms. You may not use the Service if prohibited by law, if you are located where the Service is unavailable or unlawful, or if K Scan previously terminated or suspended your access.</w:t>
+        <w:pStyle w:val="ListBullet"/>
+        <w:ind w:hanging="187"/>
+      </w:pPr>
+      <w:r>
+        <w:t>Provide accurate, complete, and current account information.</w:t>
       </w:r>
     </w:p>
     <w:p>
       <w:pPr>
-        <w:spacing w:after="100" w:line="252" w:lineRule="auto"/>
-      </w:pPr>
-      <w:r>
-        <w:t>If K Scan learns that an account or submission belongs to a person under 18, K Scan may restrict, suspend, delete, or de-identify the account or related information, subject to legal, safety, technical, and operational requirements.</w:t>
+        <w:pStyle w:val="ListBullet"/>
+        <w:ind w:hanging="187"/>
+      </w:pPr>
+      <w:r>
+        <w:t>Maintain the confidentiality of login credentials and authentication methods.</w:t>
       </w:r>
     </w:p>
     <w:p>
       <w:pPr>
-        <w:pStyle w:val="Heading1"/>
-        <w:spacing w:before="180" w:after="80" w:line="252" w:lineRule="auto"/>
-      </w:pPr>
-      <w:r>
-        <w:rPr>
-          <w:b w:val="0"/>
-        </w:rPr>
-        <w:t>4. Accounts and Security</w:t>
+        <w:pStyle w:val="ListBullet"/>
+        <w:ind w:hanging="187"/>
+      </w:pPr>
+      <w:r>
+        <w:t>Use only accounts and authentication methods you are authorized to use.</w:t>
       </w:r>
     </w:p>
     <w:p>
       <w:pPr>
         <w:pStyle w:val="ListBullet"/>
-        <w:spacing w:after="40" w:line="252" w:lineRule="auto"/>
-      </w:pPr>
-      <w:r>
-        <w:t>Provide accurate, complete, and current information.</w:t>
+        <w:ind w:hanging="187"/>
+      </w:pPr>
+      <w:r>
+        <w:t>Accept responsibility for activity under your account unless prohibited by law.</w:t>
       </w:r>
     </w:p>
     <w:p>
       <w:pPr>
         <w:pStyle w:val="ListBullet"/>
-        <w:spacing w:after="40" w:line="252" w:lineRule="auto"/>
-      </w:pPr>
-      <w:r>
-        <w:t>Maintain the confidentiality of your login credentials and authentication methods.</w:t>
+        <w:ind w:hanging="187"/>
+      </w:pPr>
+      <w:r>
+        <w:t>Notify K Scan promptly if you suspect unauthorized access or account misuse.</w:t>
       </w:r>
     </w:p>
     <w:p>
       <w:pPr>
         <w:pStyle w:val="ListBullet"/>
-        <w:spacing w:after="40" w:line="252" w:lineRule="auto"/>
-      </w:pPr>
-      <w:r>
-        <w:t>Accept responsibility for activity that occurs under your account.</w:t>
+        <w:ind w:hanging="187"/>
+      </w:pPr>
+      <w:r>
+        <w:t>Do not share accounts, impersonate another person, or attempt to bypass access controls.</w:t>
       </w:r>
     </w:p>
     <w:p>
       <w:pPr>
-        <w:pStyle w:val="ListBullet"/>
-        <w:spacing w:after="40" w:line="252" w:lineRule="auto"/>
-      </w:pPr>
-      <w:r>
-        <w:t>Use only accounts and authentication methods that you are authorized to use.</w:t>
+        <w:pStyle w:val="Heading1"/>
+        <w:pBdr>
+          <w:bottom w:val="single" w:sz="6" w:space="3" w:color="C89B3C"/>
+        </w:pBdr>
+      </w:pPr>
+      <w:r>
+        <w:t>5. Open Test, Beta, Preview, and Experimental Features</w:t>
       </w:r>
     </w:p>
     <w:p>
-      <w:pPr>
-        <w:pStyle w:val="ListBullet"/>
-        <w:spacing w:after="40" w:line="252" w:lineRule="auto"/>
-      </w:pPr>
-      <w:r>
-        <w:t>Notify K Scan promptly if you suspect unauthorized access, account misuse, or a security issue.</w:t>
+      <w:r>
+        <w:t>The current Android release is an open-test beta. Beta, preview, and experimental features may contain bugs, inaccurate results, incomplete workflows, unavailable providers, service interruptions, data-loss risk, or changes without notice. Features may be modified, limited, suspended, or discontinued at any time.</w:t>
       </w:r>
     </w:p>
     <w:p>
-      <w:pPr>
-        <w:pStyle w:val="ListBullet"/>
-        <w:spacing w:after="40" w:line="252" w:lineRule="auto"/>
-      </w:pPr>
-      <w:r>
-        <w:t>Do not share accounts, create accounts for others without authorization, or attempt to bypass access controls.</w:t>
+      <w:r>
+        <w:t>Marketing, investor, demo, or roadmap materials may show planned functionality. Planned functionality is not guaranteed to be live, included, or supported unless the Service expressly makes it available.</w:t>
       </w:r>
     </w:p>
     <w:p>
       <w:pPr>
         <w:pStyle w:val="Heading1"/>
-        <w:spacing w:before="180" w:after="80" w:line="252" w:lineRule="auto"/>
-      </w:pPr>
-      <w:r>
-        <w:rPr>
-          <w:b w:val="0"/>
-        </w:rPr>
-        <w:t>5. Privacy, Data Processing, Sale, Sharing, and Commercial Use</w:t>
+        <w:pBdr>
+          <w:bottom w:val="single" w:sz="6" w:space="3" w:color="C89B3C"/>
+        </w:pBdr>
+      </w:pPr>
+      <w:r>
+        <w:t>6. Privacy and Data Processing</w:t>
       </w:r>
     </w:p>
     <w:p>
-      <w:pPr>
-        <w:spacing w:after="100" w:line="252" w:lineRule="auto"/>
-      </w:pPr>
-      <w:r>
-        <w:t>Your use of the Service is governed by our Privacy Policy, which is incorporated into these Terms by reference. The current public Privacy Policy is available at https://kscan.app/docs/kscan-privacy-policy.pdf or any successor privacy URL posted by K Scan.</w:t>
+      <w:r>
+        <w:t>The K Scan Privacy Policy is incorporated into these Terms by reference. It explains how K Scan processes account information, selected images, AI prompts, Elise and StyleChat content, generated speech, device-local Recent Scans, account-backed Dressing Rooms, approximate location, diagnostics, and shopping interactions.</w:t>
       </w:r>
     </w:p>
     <w:p>
-      <w:pPr>
-        <w:spacing w:after="100" w:line="252" w:lineRule="auto"/>
-      </w:pPr>
-      <w:r>
-        <w:t>K Scan may collect, process, use, disclose, share, sell, license, or otherwise make available certain categories of information where permitted by law and subject to applicable privacy rights, consent requirements, platform rules, and opt-out controls described in the Privacy Policy.</w:t>
+      <w:r>
+        <w:t>K Scan does not sell raw uploaded scans, raw images, biometric templates, faceprints, voiceprints, government identification, payment-card information, or sensitive personal information for independent third-party use. The current mobile release does not use third-party advertising SDKs or Advertising ID for targeted advertising.</w:t>
       </w:r>
     </w:p>
     <w:p>
       <w:pPr>
-        <w:spacing w:after="100" w:line="252" w:lineRule="auto"/>
-      </w:pPr>
-      <w:r>
-        <w:t>Uploaded images, scans, screenshots, StyleChat messages, prompts, saved items, Dressing Room content, and related metadata may be processed by K Scan and authorized service providers to operate, secure, maintain, troubleshoot, personalize, moderate, enforce, and improve the Service.</w:t>
+        <w:pStyle w:val="Heading1"/>
+        <w:pBdr>
+          <w:bottom w:val="single" w:sz="6" w:space="3" w:color="C89B3C"/>
+        </w:pBdr>
+      </w:pPr>
+      <w:r>
+        <w:t>7. User Content and Limited License</w:t>
       </w:r>
     </w:p>
     <w:p>
-      <w:pPr>
-        <w:spacing w:after="100" w:line="252" w:lineRule="auto"/>
-      </w:pPr>
-      <w:r>
-        <w:t>K Scan does not sell raw uploaded scans, raw uploaded images, biometric identifiers, face templates, faceprints, facial recognition data, government identification, payment card information, or sensitive personal information.</w:t>
+      <w:r>
+        <w:t>You retain ownership of your User Content. By submitting User Content, you grant K Scan a limited, non-exclusive, worldwide, royalty-free license to host, process, analyze, reproduce as technically necessary, transmit, display to you and users you authorize, moderate, preserve, and otherwise use the content to:</w:t>
       </w:r>
     </w:p>
     <w:p>
       <w:pPr>
-        <w:spacing w:after="100" w:line="252" w:lineRule="auto"/>
-      </w:pPr>
-      <w:r>
-        <w:t>K Scan does not use uploaded scan content or uploaded inspiration images for facial recognition, biometric identification, biometric surveillance, or to identify individuals.</w:t>
+        <w:pStyle w:val="ListBullet"/>
+        <w:ind w:hanging="187"/>
+      </w:pPr>
+      <w:r>
+        <w:t>Operate, secure, maintain, support, and improve the Service.</w:t>
       </w:r>
     </w:p>
     <w:p>
       <w:pPr>
-        <w:spacing w:after="100" w:line="252" w:lineRule="auto"/>
-      </w:pPr>
-      <w:r>
-        <w:t>K Scan may use, disclose, share, license, commercialize, or derive value from certain non-sensitive commercial, analytics, preference, attribution, usage, product-interaction, and inference data for business, analytics, affiliate, advertising measurement, product improvement, partner reporting, retailer insight, and other commercial purposes where permitted by law.</w:t>
+        <w:pStyle w:val="ListBullet"/>
+        <w:ind w:hanging="187"/>
+      </w:pPr>
+      <w:r>
+        <w:t>Generate scan results, AI Outputs, Elise responses, spoken responses, product matches, and requested functionality.</w:t>
       </w:r>
     </w:p>
     <w:p>
       <w:pPr>
-        <w:spacing w:after="100" w:line="252" w:lineRule="auto"/>
-      </w:pPr>
-      <w:r>
-        <w:t>Some disclosures or uses may be considered sale, sharing, targeted advertising, or similar regulated processing under certain privacy laws depending on the data flow and jurisdiction. Where required, K Scan will provide required notices, consent mechanisms, opt-out controls, and data-rights processes.</w:t>
+        <w:pStyle w:val="ListBullet"/>
+        <w:ind w:hanging="187"/>
+      </w:pPr>
+      <w:r>
+        <w:t>Save and display content in Recent Scans, Style Library, Dressing Rooms, and Shared with Me where applicable.</w:t>
       </w:r>
     </w:p>
     <w:p>
       <w:pPr>
-        <w:pStyle w:val="Heading2"/>
-        <w:spacing w:before="120" w:after="80" w:line="252" w:lineRule="auto"/>
-      </w:pPr>
-      <w:r>
-        <w:rPr>
-          <w:b w:val="0"/>
-        </w:rPr>
-        <w:t>5.1 Data Rights, Retention, and Downstream Requests</w:t>
+        <w:pStyle w:val="ListBullet"/>
+        <w:ind w:hanging="187"/>
+      </w:pPr>
+      <w:r>
+        <w:lastRenderedPageBreak/>
+        <w:t>Display content to users or link recipients you authorize through a sharing feature.</w:t>
       </w:r>
     </w:p>
     <w:p>
       <w:pPr>
-        <w:spacing w:after="100" w:line="252" w:lineRule="auto"/>
-      </w:pPr>
-      <w:r>
-        <w:t>Users may request access, correction, deletion, export, restriction, objection, or consent withdrawal where required by applicable law. Privacy rights, opt-out requests, consent withdrawal, data retention, and deletion handling are described in the Privacy Policy.</w:t>
+        <w:pStyle w:val="ListBullet"/>
+        <w:ind w:hanging="187"/>
+      </w:pPr>
+      <w:r>
+        <w:t>Prevent abuse, investigate reports, troubleshoot, comply with law, and enforce these Terms.</w:t>
       </w:r>
     </w:p>
     <w:p>
       <w:pPr>
-        <w:spacing w:after="100" w:line="252" w:lineRule="auto"/>
-      </w:pPr>
-      <w:r>
-        <w:lastRenderedPageBreak/>
-        <w:t>Account deletion requests are generally processed within 30 days after verification, but deletion is not immediate, complete in all systems at once, or fully automated in all circumstances. K Scan may retain information where legally permitted or technically necessary for security, fraud prevention, legal compliance, dispute resolution, backup recovery, tax or accounting records, safety, support, or legitimate operational purposes.</w:t>
+        <w:pStyle w:val="ListBullet"/>
+        <w:ind w:hanging="187"/>
+      </w:pPr>
+      <w:r>
+        <w:t>Create aggregated or de-identified internal analytics as described in the Privacy Policy.</w:t>
       </w:r>
     </w:p>
     <w:p>
-      <w:pPr>
-        <w:spacing w:after="100" w:line="252" w:lineRule="auto"/>
-      </w:pPr>
-      <w:r>
-        <w:t>Where required by law, K Scan will take reasonable steps to notify relevant service providers, contractors, and third parties to whom covered information was disclosed, sold, or shared so they can take corresponding action on verified deletion requests, unless an exception applies or the law does not require further notice.</w:t>
+      <w:r>
+        <w:t>This license does not transfer ownership of raw uploaded images to K Scan and does not authorize K Scan to sell raw image files or re-identifiable image datasets to independent data buyers. You represent that you have the rights and permissions needed to submit and share your User Content.</w:t>
       </w:r>
     </w:p>
     <w:p>
       <w:pPr>
-        <w:pStyle w:val="Heading2"/>
-        <w:spacing w:before="120" w:after="80" w:line="252" w:lineRule="auto"/>
-      </w:pPr>
-      <w:r>
-        <w:rPr>
-          <w:b w:val="0"/>
-        </w:rPr>
-        <w:t>5.2 Non-Discrimination for Privacy Choices</w:t>
+        <w:pStyle w:val="Heading1"/>
+        <w:pBdr>
+          <w:bottom w:val="single" w:sz="6" w:space="3" w:color="C89B3C"/>
+        </w:pBdr>
+      </w:pPr>
+      <w:r>
+        <w:t>8. Elise, StyleChat, Signature Style, and Spoken Responses</w:t>
       </w:r>
     </w:p>
     <w:p>
-      <w:pPr>
-        <w:spacing w:after="100" w:line="252" w:lineRule="auto"/>
-      </w:pPr>
-      <w:r>
-        <w:t>K Scan will not unlawfully discriminate against users for exercising privacy rights. Core Service access will not be denied solely because a user opts out of sale, sharing, targeted advertising, or optional tracking, although optional personalized, marketing, advertising-supported, attribution, or partner-supported experiences may change as a result.</w:t>
+      <w:r>
+        <w:t>Elise provides AI-assisted fashion and styling support. StyleChat is Elise's conversational capability. Elise may use selected item context, saved preferences, and Signature Style signals to personalize responses. Signature Style may reflect preferences inferred from your saved, scanned, discussed, liked, or rejected items.</w:t>
       </w:r>
     </w:p>
     <w:p>
-      <w:pPr>
-        <w:pStyle w:val="Heading1"/>
-        <w:spacing w:before="180" w:after="80" w:line="252" w:lineRule="auto"/>
-      </w:pPr>
-      <w:r>
-        <w:rPr>
-          <w:b w:val="0"/>
-        </w:rPr>
-        <w:t>6. User Content and Limited License</w:t>
+      <w:r>
+        <w:t>Spoken Responses are optional and use authorized text-to-speech infrastructure, currently including ElevenLabs. The feature may transmit eligible Elise response text, limited session or message identifiers, and a selected voice profile to generate audio and timing data. The current Android release does not record microphone audio or request microphone permission for Spoken Responses.</w:t>
       </w:r>
     </w:p>
     <w:p>
-      <w:pPr>
-        <w:spacing w:after="100" w:line="252" w:lineRule="auto"/>
-      </w:pPr>
-      <w:r>
-        <w:t>You retain ownership of your User Content. By submitting User Content, you grant K Scan a limited, non-exclusive, worldwide, royalty-free license to host, process, analyze, reproduce as technically necessary, display to you and to users you authorize through the Service, transform, transmit, moderate, restrict, preserve, and otherwise use your User Content for the purposes below:</w:t>
+      <w:r>
+        <w:t>Text and spoken AI Outputs may be inaccurate, unavailable, delayed, offensive, or incomplete. Voice availability, voice characteristics, provider choice, audio quality, and provider quota may change. K Scan does not guarantee that Spoken Responses will be available for every avatar, message, device, network, or account state.</w:t>
       </w:r>
     </w:p>
     <w:p>
-      <w:pPr>
-        <w:pStyle w:val="ListBullet"/>
-        <w:spacing w:after="40" w:line="252" w:lineRule="auto"/>
-      </w:pPr>
-      <w:r>
-        <w:t>Operating, securing, maintaining, supporting, and improving the Service.</w:t>
+      <w:r>
+        <w:t>You may disable Spoken Responses. Typing, navigation, changing avatars, changing voice preferences, changing accounts, or signing out may interrupt active speech. Do not rely on spoken output without independently reviewing the underlying text and context.</w:t>
       </w:r>
     </w:p>
     <w:p>
       <w:pPr>
-        <w:pStyle w:val="ListBullet"/>
-        <w:spacing w:after="40" w:line="252" w:lineRule="auto"/>
-      </w:pPr>
-      <w:r>
-        <w:t>Generating AI Outputs, StyleChat responses, search results, product matches, recommendations, visual organization, and other functionality you request.</w:t>
+        <w:pStyle w:val="Heading1"/>
+        <w:pBdr>
+          <w:bottom w:val="single" w:sz="6" w:space="3" w:color="C89B3C"/>
+        </w:pBdr>
+      </w:pPr>
+      <w:r>
+        <w:t>9. Camera, Image Selection, Multi-Image Scanning, and Sensitive Content</w:t>
       </w:r>
     </w:p>
     <w:p>
-      <w:pPr>
-        <w:pStyle w:val="ListBullet"/>
-        <w:spacing w:after="40" w:line="252" w:lineRule="auto"/>
-      </w:pPr>
-      <w:r>
-        <w:t>Displaying your content to you and, where you choose to share it, to users or rooms you authorize.</w:t>
+      <w:r>
+        <w:t>The Service allows users to capture or select clothing-focused images. The current Android open-test release may allow selection of one to five images in a scan flow, review and removal before submission, and identification of multiple garments across those images.</w:t>
       </w:r>
     </w:p>
     <w:p>
-      <w:pPr>
-        <w:pStyle w:val="ListBullet"/>
-        <w:spacing w:after="40" w:line="252" w:lineRule="auto"/>
-      </w:pPr>
-      <w:r>
-        <w:t>Safety, moderation, reporting, support, diagnostics, quality assurance, fraud prevention, abuse prevention, legal compliance, and enforcement.</w:t>
+      <w:r>
+        <w:t>Images may be resized, compressed, and processed locally and through cloud systems and authorized AI providers. K Scan does not currently guarantee automatic face blurring, bystander filtering, license-plate masking, or automatic removal of sensitive information before upload.</w:t>
       </w:r>
     </w:p>
     <w:p>
-      <w:pPr>
-        <w:pStyle w:val="ListBullet"/>
-        <w:spacing w:after="40" w:line="252" w:lineRule="auto"/>
-      </w:pPr>
-      <w:r>
-        <w:t>Creating aggregated, anonymized, or de-identified insights and analytics as described in the Privacy Policy and permitted by law.</w:t>
+      <w:r>
+        <w:t>Do not submit images or other content that you do not have the right to use, that violates another person's privacy, that infringes intellectual-property rights, or that contains faces, bystanders, license plates, government IDs, financial records, medical information, confidential documents, or other sensitive information unless you have the right to submit it and intend it to be processed as part of your request.</w:t>
       </w:r>
     </w:p>
     <w:p>
       <w:pPr>
-        <w:spacing w:after="100" w:line="252" w:lineRule="auto"/>
-      </w:pPr>
-      <w:r>
-        <w:t>This license does not transfer ownership of your raw uploaded images to K Scan. It does not authorize K Scan to sell, license, or commercially distribute raw scan files, raw uploaded images, biometric identifiers, facial recognition data, or re-identifiable scan datasets to third-party data buyers or AI training partners unless a future policy expressly discloses that practice and K Scan obtains any legally required separate consent.</w:t>
+        <w:pStyle w:val="Heading1"/>
+        <w:pBdr>
+          <w:bottom w:val="single" w:sz="6" w:space="3" w:color="C89B3C"/>
+        </w:pBdr>
+      </w:pPr>
+      <w:r>
+        <w:t>10. Recent Scans and Device-Local Data</w:t>
       </w:r>
     </w:p>
     <w:p>
-      <w:pPr>
-        <w:spacing w:after="100" w:line="252" w:lineRule="auto"/>
-      </w:pPr>
-      <w:r>
-        <w:t>You represent that you have the rights needed to submit, upload, save, share, or transmit User Content through the Service and that your User Content does not violate these Terms, applicable law, platform policies, privacy rights, intellectual-property rights, or the rights of others.</w:t>
+      <w:r>
+        <w:t>Recent Scans and saved commerce snapshots are stored on the device by default in the current release. Cloud Saved Scans synchronization is disabled by default. Saving one item does not necessarily save every item returned from a multi-image scan unless you deliberately choose a save-all action.</w:t>
       </w:r>
     </w:p>
     <w:p>
-      <w:pPr>
-        <w:pStyle w:val="Heading1"/>
-        <w:spacing w:before="180" w:after="80" w:line="252" w:lineRule="auto"/>
-      </w:pPr>
-      <w:r>
-        <w:rPr>
-          <w:b w:val="0"/>
-        </w:rPr>
-        <w:t>7. Dressing Rooms, Messaging, Sharing, and UGC Moderation</w:t>
+      <w:r>
+        <w:t>Device-local records may be lost if you delete them, clear app data, uninstall the app, replace the device, or experience device failure. K Scan does not guarantee cross-device restoration of device-local Recent Scans. A server-side account deletion may not remove a local copy on an offline or disconnected device; you are responsible for deleting local records or clearing app data when appropriate.</w:t>
       </w:r>
     </w:p>
     <w:p>
       <w:pPr>
-        <w:spacing w:after="100" w:line="252" w:lineRule="auto"/>
-      </w:pPr>
-      <w:r>
-        <w:t>Dressing Rooms, shared rooms, uploaded inspiration images, notes, captions, messages, StyleChat prompts, and similar features may involve user-generated content. You are responsible for the User Content you create, upload, save, share, message, or make available through the Service.</w:t>
+        <w:pStyle w:val="Heading1"/>
+        <w:pBdr>
+          <w:bottom w:val="single" w:sz="6" w:space="3" w:color="C89B3C"/>
+        </w:pBdr>
+      </w:pPr>
+      <w:r>
+        <w:lastRenderedPageBreak/>
+        <w:t>11. Dressing Rooms, Shared with Me, and Sharing</w:t>
       </w:r>
     </w:p>
     <w:p>
-      <w:pPr>
-        <w:spacing w:after="100" w:line="252" w:lineRule="auto"/>
-      </w:pPr>
-      <w:r>
-        <w:t>Objectionable content and abusive behavior are prohibited. You may not use Dressing Rooms, shared content, messaging, uploads, StyleChat, comments, prompts, or any other Service feature for harassment, bullying, sexual content, exploitation, child-safety violations, hate, threats, impersonation, privacy invasion, stalking, doxxing, intellectual-property infringement, illegal activity, fraud, or other harmful or policy-violating conduct.</w:t>
+      <w:r>
+        <w:t>Owned Dressing Rooms and Shared with Me memberships are account-backed. Users may add one item or deliberately add multiple selected items to a room. Successful item additions may remain even if another item in the same multi-item action fails.</w:t>
       </w:r>
     </w:p>
     <w:p>
-      <w:pPr>
-        <w:spacing w:after="100" w:line="252" w:lineRule="auto"/>
-      </w:pPr>
-      <w:r>
-        <w:t>Users may report abusive, illegal, infringing, harmful, unsafe, offensive, AI-related, or policy-violating content or behavior through in-app tools where available or by contacting kscanai.app@gmail.com. Where the app provides blocking or restriction functionality, users may block or restrict abusive users or content according to the available app controls.</w:t>
+      <w:r>
+        <w:t>A room owner may invite users, manage memberships, remove items, revoke access, or create a share link or public preview where available. Content deliberately shared with a room may be visible to room members. Content exposed through an active share link may be visible to anyone who possesses that link. Revoking a link or membership prevents future authorized access but cannot retrieve screenshots or copies already made by recipients.</w:t>
       </w:r>
     </w:p>
     <w:p>
-      <w:pPr>
-        <w:spacing w:after="100" w:line="252" w:lineRule="auto"/>
-      </w:pPr>
-      <w:r>
-        <w:t xml:space="preserve">K Scan may review, restrict, remove, preserve, or disable access to User Content, Dressing Rooms, messages, accounts, AI-related content, or related records that K Scan believes violate these Terms, platform policies, law, </w:t>
-      </w:r>
-      <w:r>
-        <w:lastRenderedPageBreak/>
-        <w:t>safety rules, or rights of others. K Scan may act promptly, including within 24 hours where required by platform policy, legal obligation, safety risk, or internal escalation standards, but these Terms do not create an unconditional 24-hour takedown guarantee.</w:t>
+      <w:r>
+        <w:t>Dressing Rooms are not represented as end-to-end encrypted or zero-knowledge storage. Do not place confidential, sensitive, or legally restricted information in a Dressing Room.</w:t>
       </w:r>
     </w:p>
     <w:p>
       <w:pPr>
-        <w:spacing w:after="100" w:line="252" w:lineRule="auto"/>
-      </w:pPr>
-      <w:r>
-        <w:t>K Scan may suspend or terminate accounts that violate these Terms, platform policies, law, safety rules, or rights of others. K Scan may also preserve content or account records where appropriate for safety, abuse prevention, platform compliance, legal compliance, support, investigation, or enforcement.</w:t>
+        <w:pStyle w:val="Heading1"/>
+        <w:pBdr>
+          <w:bottom w:val="single" w:sz="6" w:space="3" w:color="C89B3C"/>
+        </w:pBdr>
+      </w:pPr>
+      <w:r>
+        <w:t>12. User-Generated Content, Safety, and Moderation</w:t>
       </w:r>
     </w:p>
     <w:p>
-      <w:pPr>
-        <w:spacing w:after="100" w:line="252" w:lineRule="auto"/>
-      </w:pPr>
-      <w:r>
-        <w:t>Private-room and owner-control features are used to operate access control. They should not be understood as end-to-end encryption or zero-knowledge storage unless K Scan expressly verifies and discloses that functionality in a future release.</w:t>
+      <w:r>
+        <w:t>You are responsible for User Content you create, upload, save, share, or message. You may not use the Service for harassment, threats, stalking, doxxing, hate, exploitation, sexual content involving minors, impersonation, privacy invasion, intellectual-property infringement, fraud, illegal activity, or other harmful or policy-violating conduct.</w:t>
       </w:r>
     </w:p>
     <w:p>
-      <w:pPr>
-        <w:pStyle w:val="Heading1"/>
-        <w:spacing w:before="180" w:after="80" w:line="252" w:lineRule="auto"/>
-      </w:pPr>
-      <w:r>
-        <w:rPr>
-          <w:b w:val="0"/>
-        </w:rPr>
-        <w:t>8. AI Processing, StyleChat, and AI Outputs</w:t>
+      <w:r>
+        <w:t>Users may report problematic content or behavior through available in-app tools or by contacting kscanai.app@gmail.com. K Scan may review, restrict, remove, preserve, or disable access to content, rooms, messages, accounts, or AI-related material that K Scan reasonably believes violates these Terms, law, safety requirements, platform policy, or the rights of others.</w:t>
       </w:r>
     </w:p>
     <w:p>
       <w:pPr>
-        <w:spacing w:after="100" w:line="252" w:lineRule="auto"/>
-      </w:pPr>
-      <w:r>
-        <w:t>K Scan uses AI systems and related service providers to analyze clothing-focused images, generate fashion attributes, power StyleChat, provide style assistance, improve product matching, and support visual discovery. Depending on the feature and production configuration, AI requests may be processed by providers such as Gemini and/or other third-party AI infrastructure providers.</w:t>
+        <w:pStyle w:val="Heading1"/>
+        <w:pBdr>
+          <w:bottom w:val="single" w:sz="6" w:space="3" w:color="C89B3C"/>
+        </w:pBdr>
+      </w:pPr>
+      <w:r>
+        <w:t>13. AI Outputs and Reliance Disclaimer</w:t>
       </w:r>
     </w:p>
     <w:p>
-      <w:pPr>
-        <w:spacing w:after="100" w:line="252" w:lineRule="auto"/>
-      </w:pPr>
-      <w:r>
-        <w:t>StyleChat messages, prompts, image context, saved style preferences, session metadata, uploaded images, and related content may be processed to provide StyleChat and related AI features. Users should not submit sensitive personal information, health information, financial information, government IDs, confidential documents, or private information about other people through StyleChat, scans, or image uploads.</w:t>
+      <w:r>
+        <w:t>AI Outputs are probabilistic. Product identifications, categories, colors, materials, brands, prices, availability, links, fit, authenticity, and styling recommendations may be wrong, incomplete, outdated, or based on visually similar items.</w:t>
       </w:r>
     </w:p>
     <w:p>
-      <w:pPr>
-        <w:spacing w:after="100" w:line="252" w:lineRule="auto"/>
-      </w:pPr>
-      <w:r>
-        <w:t>AI Outputs are probabilistic and may contain inaccuracies, incomplete information, offensive content, unavailable results, or visually similar but non-identical products. Pricing, brand identification, availability, fit, authenticity, and retailer information may be inaccurate or change without notice.</w:t>
+      <w:r>
+        <w:t>AI Outputs are provided for fashion discovery and informational purposes only. They are not professional, legal, financial, medical, authentication, sizing, resale, or purchasing advice. You are responsible for independently evaluating any output before relying on it or making a purchase.</w:t>
       </w:r>
     </w:p>
     <w:p>
-      <w:pPr>
-        <w:spacing w:after="100" w:line="252" w:lineRule="auto"/>
-      </w:pPr>
-      <w:r>
-        <w:t>AI Outputs are for discovery and informational purposes only and do not constitute professional advice, authentication advice, sizing advice, legal advice, financial advice, medical advice, resale advice, or purchasing advice. You are responsible for independently evaluating AI Outputs before relying on them.</w:t>
+      <w:r>
+        <w:t>You may not attempt to bypass safety controls, extract system prompts or model weights, perform model extraction, reverse engineer protected AI workflows, or use the Service to develop a competing model or service except where legally permitted.</w:t>
       </w:r>
     </w:p>
     <w:p>
       <w:pPr>
-        <w:spacing w:after="100" w:line="252" w:lineRule="auto"/>
-      </w:pPr>
-      <w:r>
-        <w:t>Some AI provider processing may be subject to provider terms that permit safety review, abuse monitoring, retention, quality improvement, legal compliance, security, or other processing described by that provider. K Scan does not claim that all AI provider processing has no retention, no review, no training use, or zero-data-retention treatment unless that configuration is verified and disclosed.</w:t>
+        <w:pStyle w:val="Heading1"/>
+        <w:pBdr>
+          <w:bottom w:val="single" w:sz="6" w:space="3" w:color="C89B3C"/>
+        </w:pBdr>
+      </w:pPr>
+      <w:r>
+        <w:t>14. Retailer-Neutral Shopping and Third-Party Commerce</w:t>
       </w:r>
     </w:p>
     <w:p>
-      <w:pPr>
-        <w:spacing w:after="100" w:line="252" w:lineRule="auto"/>
-      </w:pPr>
-      <w:r>
-        <w:t>You may not attempt to bypass safety filters, generate restricted or harmful content, extract model weights or system prompts, reverse engineer AI systems, perform model extraction, or use the Service to develop models or services that compete with K Scan or its providers except where legally permitted.</w:t>
+      <w:r>
+        <w:t>K Scan is a fashion discovery and shopping-assistance service, not a retailer, marketplace, product authenticator, warehouse, seller, or merchant of record for third-party physical goods. K Scan may display product matches and links from multiple retailers or marketplaces without favoring a single closed inventory system.</w:t>
       </w:r>
     </w:p>
     <w:p>
-      <w:pPr>
-        <w:pStyle w:val="Heading2"/>
-        <w:spacing w:before="120" w:after="80" w:line="252" w:lineRule="auto"/>
-      </w:pPr>
-      <w:r>
-        <w:rPr>
-          <w:b w:val="0"/>
-        </w:rPr>
-        <w:t>8.1 AI-Generated Content Reporting</w:t>
+      <w:r>
+        <w:t>K Scan does not guarantee product authenticity, identity, price, availability, currency, fit, quality, legality, shipping, taxes, fulfillment, returns, refunds, warranties, seller legitimacy, or customer support. All third-party purchases and disputes are between you and the applicable retailer, marketplace, seller, or provider.</w:t>
       </w:r>
     </w:p>
     <w:p>
-      <w:pPr>
-        <w:spacing w:after="100" w:line="252" w:lineRule="auto"/>
-      </w:pPr>
-      <w:r>
-        <w:t>If you encounter offensive, harmful, inaccurate, unsafe, infringing, abusive, or otherwise problematic AI Outputs, you may report them through in-app reporting or flagging tools where available, or by contacting K Scan at kscanai.app@gmail.com. K Scan may use reports to improve safety, moderation, troubleshooting, and enforcement.</w:t>
+      <w:r>
+        <w:t>Displaying a product, brand, retailer, or marketplace does not establish an official partnership, sponsorship, endorsement, or guarantee unless K Scan expressly confirms a verified relationship. K Scan may receive referral or affiliate compensation from qualifying outbound links where permitted.</w:t>
       </w:r>
     </w:p>
     <w:p>
       <w:pPr>
-        <w:spacing w:after="100" w:line="252" w:lineRule="auto"/>
-      </w:pPr>
-      <w:r>
-        <w:t>K Scan does not promise that every AI Output report will result in a specific action, but K Scan may review, restrict, remove, disable, preserve, or otherwise address AI-related content where appropriate for safety, platform compliance, legal compliance, support, abuse prevention, or enforcement.</w:t>
+        <w:pStyle w:val="Heading1"/>
+        <w:pBdr>
+          <w:bottom w:val="single" w:sz="6" w:space="3" w:color="C89B3C"/>
+        </w:pBdr>
+      </w:pPr>
+      <w:r>
+        <w:lastRenderedPageBreak/>
+        <w:t>15. Google Play Billing, Apple In-App Purchase, and Future Paid Features</w:t>
       </w:r>
     </w:p>
     <w:p>
-      <w:pPr>
-        <w:pStyle w:val="Heading1"/>
-        <w:spacing w:before="180" w:after="80" w:line="252" w:lineRule="auto"/>
-      </w:pPr>
-      <w:r>
-        <w:rPr>
-          <w:b w:val="0"/>
-        </w:rPr>
-        <w:t>9. Camera, Image, Scan, Upload, and Sensitive Content Rules</w:t>
+      <w:r>
+        <w:t>Outbound shopping links for physical goods lead to third-party retailers or marketplaces and are not completed through K Scan. K Scan does not process payment-card information for those transactions.</w:t>
       </w:r>
     </w:p>
     <w:p>
-      <w:pPr>
-        <w:spacing w:after="100" w:line="252" w:lineRule="auto"/>
-      </w:pPr>
-      <w:r>
-        <w:t>Users may choose to take or upload clothing-focused images, screenshots, outfit images, inspiration images, or related visual inputs. Images may be processed locally and/or through secure cloud systems to provide fashion identification, StyleChat, search, matching, product recommendations, saved inspiration, Style Library, Dressing Room, and related functionality.</w:t>
+      <w:r>
+        <w:t>If K Scan later sells Digital Features, subscriptions, premium AI capabilities, account upgrades, or digital entitlements inside an app, it will use Google Play Billing, Apple In-App Purchase, or other required payment methods where platform rules require them. Additional terms, billing disclosures, and refund rules may apply.</w:t>
       </w:r>
     </w:p>
     <w:p>
       <w:pPr>
-        <w:spacing w:after="100" w:line="252" w:lineRule="auto"/>
-      </w:pPr>
-      <w:r>
-        <w:t>K Scan is not designed for surveillance, facial recognition, biometric identification, or identifying people. K Scan does not create biometric templates, faceprints, face geometry, or identity profiles.</w:t>
+        <w:pStyle w:val="Heading1"/>
+        <w:pBdr>
+          <w:bottom w:val="single" w:sz="6" w:space="3" w:color="C89B3C"/>
+        </w:pBdr>
+      </w:pPr>
+      <w:r>
+        <w:t>16. Approximate Location and Permissions</w:t>
       </w:r>
     </w:p>
     <w:p>
-      <w:pPr>
-        <w:spacing w:after="100" w:line="252" w:lineRule="auto"/>
-      </w:pPr>
-      <w:r>
-        <w:lastRenderedPageBreak/>
-        <w:t>K Scan does not currently provide automatic face blurring, automatic bystander filtering, or automatic PII removal before upload. You should avoid uploading images that include faces, bystanders, license plates, government IDs, financial records, medical information, private documents, or other sensitive identifiers unless you intend that content to be processed as part of the image.</w:t>
+      <w:r>
+        <w:t>The Android app may request approximate location for optional weather-aware styling or localization. It does not request precise or background location in the current release. Denying optional approximate-location access may limit weather-aware context but does not prevent core scanning, saving, Dressing Rooms, or Elise text use.</w:t>
       </w:r>
     </w:p>
     <w:p>
-      <w:pPr>
-        <w:spacing w:after="100" w:line="252" w:lineRule="auto"/>
-      </w:pPr>
-      <w:r>
-        <w:t>You may not upload images or other content that you do not have the legal right to use, that violates another person’s privacy, that infringes intellectual-property rights, or that violates law, platform policies, or these Terms.</w:t>
+      <w:r>
+        <w:t>The current Android release does not request microphone permission for Spoken Responses. MODIFY_AUDIO_SETTINGS may be used for playback behavior and is not permission to record microphone audio.</w:t>
       </w:r>
     </w:p>
     <w:p>
       <w:pPr>
         <w:pStyle w:val="Heading1"/>
-        <w:spacing w:before="180" w:after="80" w:line="252" w:lineRule="auto"/>
-      </w:pPr>
-      <w:r>
-        <w:rPr>
-          <w:b w:val="0"/>
-        </w:rPr>
-        <w:t>10. Retail, Affiliate, Product Search, and Third-Party Commerce Disclaimer</w:t>
+        <w:pBdr>
+          <w:bottom w:val="single" w:sz="6" w:space="3" w:color="C89B3C"/>
+        </w:pBdr>
+      </w:pPr>
+      <w:r>
+        <w:t>17. Prohibited Uses</w:t>
       </w:r>
     </w:p>
     <w:p>
       <w:pPr>
-        <w:spacing w:after="100" w:line="252" w:lineRule="auto"/>
-      </w:pPr>
-      <w:r>
-        <w:t>K Scan is a visual-commerce discovery and shopping-assistance platform. K Scan may use scan results, search terms, item attributes, product signals, retailer identifiers, product URLs, and similar fashion or product data to return product matches, retailer links, marketplace links, and shopping suggestions.</w:t>
+        <w:pStyle w:val="ListBullet"/>
+        <w:ind w:hanging="187"/>
+      </w:pPr>
+      <w:r>
+        <w:t>Do not use the Service if you are under 18 or prohibited by law.</w:t>
       </w:r>
     </w:p>
     <w:p>
       <w:pPr>
-        <w:spacing w:after="100" w:line="252" w:lineRule="auto"/>
-      </w:pPr>
-      <w:r>
-        <w:t>K Scan may send search terms, item attributes, product signals, product URLs, or similar fashion/product data to product-search, affiliate, retailer, commerce, marketplace, analytics, or attribution providers to operate shopping-related features. K Scan does not intentionally send raw uploaded images to retailers for independent reuse unless separately disclosed.</w:t>
+        <w:pStyle w:val="ListBullet"/>
+        <w:ind w:hanging="187"/>
+      </w:pPr>
+      <w:r>
+        <w:t>Do not upload content you do not have the right to use.</w:t>
       </w:r>
     </w:p>
     <w:p>
       <w:pPr>
-        <w:spacing w:after="100" w:line="252" w:lineRule="auto"/>
-      </w:pPr>
-      <w:r>
-        <w:t>K Scan does not manufacture, inspect, authenticate, warehouse, endorse, ship, fulfill, or guarantee products displayed through the Service. Third-party retailers, marketplaces, advertisers, brands, sellers, and affiliate providers are independent from K Scan unless expressly stated in a verified written agreement.</w:t>
+        <w:pStyle w:val="ListBullet"/>
+        <w:ind w:hanging="187"/>
+      </w:pPr>
+      <w:r>
+        <w:t>Do not upload or share illegal, counterfeit, infringing, abusive, hateful, sexually exploitative, deceptive, threatening, privacy-invasive, or otherwise harmful content.</w:t>
       </w:r>
     </w:p>
     <w:p>
       <w:pPr>
-        <w:spacing w:after="100" w:line="252" w:lineRule="auto"/>
-      </w:pPr>
-      <w:r>
-        <w:t>K Scan does not guarantee product authenticity, pricing, availability, sizing, quality, legality, safety, shipping, taxes, fulfillment, return policies, refund policies, warranties, seller legitimacy, or customer support. All purchases, returns, refunds, disputes, warranties, sizing issues, authenticity issues, and transactions with third parties are solely between you and the applicable retailer, marketplace, seller, or third-party provider.</w:t>
+        <w:pStyle w:val="ListBullet"/>
+        <w:ind w:hanging="187"/>
+      </w:pPr>
+      <w:r>
+        <w:t>Do not use the Service for unauthorized surveillance, stalking, fraud, exploitation, harassment, or privacy invasion.</w:t>
       </w:r>
     </w:p>
     <w:p>
       <w:pPr>
-        <w:spacing w:after="100" w:line="252" w:lineRule="auto"/>
-      </w:pPr>
-      <w:r>
-        <w:t>Do not treat K Scan’s display of a product, brand, retailer, marketplace, or shopping result as an official partnership, sponsorship, endorsement, or guarantee unless K Scan expressly says so in verified public materials or a written agreement. K Scan may receive affiliate, referral, attribution, advertising, partner-reporting, data-licensing, or similar commercial benefits where permitted.</w:t>
+        <w:pStyle w:val="ListBullet"/>
+        <w:ind w:hanging="187"/>
+      </w:pPr>
+      <w:r>
+        <w:t>Do not attack, scrape, decompile, disrupt, overload, or bypass rate limits, authentication, content controls, or security measures.</w:t>
       </w:r>
     </w:p>
     <w:p>
       <w:pPr>
-        <w:pStyle w:val="Heading1"/>
-        <w:spacing w:before="180" w:after="80" w:line="252" w:lineRule="auto"/>
-      </w:pPr>
-      <w:r>
-        <w:rPr>
-          <w:b w:val="0"/>
-        </w:rPr>
-        <w:t>11. Apple Commerce, Google Play Billing, Payments, and Paid Features</w:t>
+        <w:pStyle w:val="ListBullet"/>
+        <w:ind w:hanging="187"/>
+      </w:pPr>
+      <w:r>
+        <w:t>Do not submit malicious prompts, attempt prompt injection against protected systems, extract protected system instructions, or misuse AI providers.</w:t>
       </w:r>
     </w:p>
     <w:p>
       <w:pPr>
-        <w:spacing w:after="100" w:line="252" w:lineRule="auto"/>
-      </w:pPr>
-      <w:r>
-        <w:t>Outbound shopping links are intended to facilitate discovery of physical apparel, fashion items, accessories, and related physical goods that are purchased from third-party retailers or marketplaces outside K Scan.</w:t>
+        <w:pStyle w:val="ListBullet"/>
+        <w:ind w:hanging="187"/>
+      </w:pPr>
+      <w:r>
+        <w:t>Do not misrepresent AI Outputs, retailer listings, product authenticity, or K Scan's relationship with any retailer or brand.</w:t>
       </w:r>
     </w:p>
     <w:p>
       <w:pPr>
-        <w:spacing w:after="100" w:line="252" w:lineRule="auto"/>
-      </w:pPr>
-      <w:r>
-        <w:t>Retailer purchases are not Apple In-App Purchases and are not completed through K Scan. Retailer purchases are completed with the retailer, marketplace, seller, or third-party provider, and that third party’s payment, shipping, taxes, returns, refunds, sizing, authenticity, warranties, seller policies, and customer support terms apply.</w:t>
+        <w:pStyle w:val="Heading1"/>
+        <w:pBdr>
+          <w:bottom w:val="single" w:sz="6" w:space="3" w:color="C89B3C"/>
+        </w:pBdr>
+      </w:pPr>
+      <w:r>
+        <w:t>18. Intellectual Property</w:t>
       </w:r>
     </w:p>
     <w:p>
-      <w:pPr>
-        <w:spacing w:after="100" w:line="252" w:lineRule="auto"/>
-      </w:pPr>
-      <w:r>
-        <w:t>For physical goods or services consumed outside the app, third-party retailer or marketplace payment methods may be used. K Scan may receive affiliate, referral, attribution, advertising, or similar commercial benefits where permitted by law and platform rules.</w:t>
+      <w:r>
+        <w:t>The Service, including software, AI workflows, recommendation systems, visual-analysis systems, interface design, graphics, trade dress, brand elements, documentation, and related technology, is owned by K Scan or its licensors. No ownership rights are transferred to users. All rights not expressly granted are reserved.</w:t>
       </w:r>
     </w:p>
     <w:p>
       <w:pPr>
-        <w:spacing w:after="100" w:line="252" w:lineRule="auto"/>
-      </w:pPr>
-      <w:r>
-        <w:t>If K Scan later sells Digital Features, subscriptions, premium AI features, scan quotas, account upgrades, or other digital content or services inside the app, those Digital Features will use Apple In-App Purchase, Google Play Billing, or other required app-store billing methods where required by applicable platform rules. Paid features may be subject to additional terms, refund rules, app-store rules, checkout disclosures, or separate agreements.</w:t>
+        <w:pStyle w:val="Heading1"/>
+        <w:pBdr>
+          <w:bottom w:val="single" w:sz="6" w:space="3" w:color="C89B3C"/>
+        </w:pBdr>
+      </w:pPr>
+      <w:r>
+        <w:t>19. Third-Party Services</w:t>
       </w:r>
     </w:p>
     <w:p>
-      <w:pPr>
-        <w:spacing w:after="100" w:line="252" w:lineRule="auto"/>
-      </w:pPr>
-      <w:r>
-        <w:t>K Scan does not currently process payment card information for third-party retailer purchases completed outside K Scan. If K Scan introduces direct paid features or payment processing, the applicable payment processor, app-store billing system, and additional disclosures may apply.</w:t>
+      <w:r>
+        <w:t>The Service depends on third-party providers for authentication, hosting, databases, storage, AI, text-to-speech, product search, and retailer links. Third-party services may be unavailable, changed, rate-limited, or governed by their own terms. K Scan is not responsible for third-party services beyond obligations imposed by law or applicable agreements.</w:t>
       </w:r>
     </w:p>
     <w:p>
       <w:pPr>
         <w:pStyle w:val="Heading1"/>
-        <w:spacing w:before="180" w:after="80" w:line="252" w:lineRule="auto"/>
-      </w:pPr>
-      <w:r>
-        <w:rPr>
-          <w:b w:val="0"/>
-        </w:rPr>
-        <w:t>12. User Responsibilities and Prohibited Uses</w:t>
+        <w:pBdr>
+          <w:bottom w:val="single" w:sz="6" w:space="3" w:color="C89B3C"/>
+        </w:pBdr>
+      </w:pPr>
+      <w:r>
+        <w:t>20. Disclaimer of Warranties</w:t>
       </w:r>
     </w:p>
     <w:p>
-      <w:pPr>
-        <w:pStyle w:val="ListBullet"/>
-        <w:spacing w:after="40" w:line="252" w:lineRule="auto"/>
-      </w:pPr>
-      <w:r>
-        <w:t>Do not use the Service if you are under 18 or otherwise prohibited from using it.</w:t>
+      <w:r>
+        <w:t>THE SERVICE IS PROVIDED "AS IS" AND "AS AVAILABLE." TO THE MAXIMUM EXTENT PERMITTED BY LAW, K SCAN DISCLAIMS EXPRESS AND IMPLIED WARRANTIES, INCLUDING MERCHANTABILITY, FITNESS FOR A PARTICULAR PURPOSE, NON-INFRINGEMENT, ACCURACY, AVAILABILITY, ERROR-FREE OPERATION, PRODUCT AUTHENTICITY, RETAILER PERFORMANCE, AI OUTPUT ACCURACY, AND UNINTERRUPTED SERVICE.</w:t>
       </w:r>
     </w:p>
     <w:p>
-      <w:pPr>
-        <w:pStyle w:val="ListBullet"/>
-        <w:spacing w:after="40" w:line="252" w:lineRule="auto"/>
-      </w:pPr>
-      <w:r>
-        <w:t>Do not upload content you do not have the legal right to use.</w:t>
+      <w:r>
+        <w:lastRenderedPageBreak/>
+        <w:t>Some jurisdictions do not allow certain warranty limitations, so some disclaimers may not apply to you.</w:t>
       </w:r>
     </w:p>
     <w:p>
       <w:pPr>
-        <w:pStyle w:val="ListBullet"/>
-        <w:spacing w:after="40" w:line="252" w:lineRule="auto"/>
-      </w:pPr>
-      <w:r>
-        <w:lastRenderedPageBreak/>
-        <w:t>Do not upload government identification, financial records, medical information, confidential documents, sensitive third-party data, faces, bystanders, license plates, or other sensitive identifiers unless you have the right to do so and intend that content to be processed as part of the image.</w:t>
+        <w:pStyle w:val="Heading1"/>
+        <w:pBdr>
+          <w:bottom w:val="single" w:sz="6" w:space="3" w:color="C89B3C"/>
+        </w:pBdr>
+      </w:pPr>
+      <w:r>
+        <w:t>21. Limitation of Liability</w:t>
       </w:r>
     </w:p>
     <w:p>
-      <w:pPr>
-        <w:pStyle w:val="ListBullet"/>
-        <w:spacing w:after="40" w:line="252" w:lineRule="auto"/>
-      </w:pPr>
-      <w:r>
-        <w:t>Do not upload, create, share, message, request, or generate unlawful, infringing, counterfeit, harmful, abusive, hateful, sexually explicit, exploitative, child-safety-violating, deceptive, harassing, threatening, impersonating, privacy-invasive, or objectionable content.</w:t>
+      <w:r>
+        <w:t>TO THE MAXIMUM EXTENT PERMITTED BY LAW, K SCAN WILL NOT BE LIABLE FOR INDIRECT, INCIDENTAL, CONSEQUENTIAL, SPECIAL, EXEMPLARY, OR PUNITIVE DAMAGES; LOSS OF PROFITS, DATA, GOODWILL, OR BUSINESS INTERRUPTION; RELIANCE ON AI OUTPUTS; THIRD-PARTY PRODUCTS OR FRAUD; USER CONTENT; RETAILER TRANSACTIONS; OR PROVIDER OR PLATFORM ACTIONS.</w:t>
       </w:r>
     </w:p>
     <w:p>
-      <w:pPr>
-        <w:pStyle w:val="ListBullet"/>
-        <w:spacing w:after="40" w:line="252" w:lineRule="auto"/>
-      </w:pPr>
-      <w:r>
-        <w:t>Do not use the Service for illegal activity, fraud, abuse, exploitation, stalking, harassment, unauthorized surveillance, privacy invasion, intellectual-property infringement, or violation of third-party rights.</w:t>
+      <w:r>
+        <w:t>K Scan's total liability for any claim will not exceed the greater of amounts paid by you to K Scan in the preceding 12 months or $100 USD, unless prohibited by law. Nothing in these Terms limits liability that cannot lawfully be limited.</w:t>
       </w:r>
     </w:p>
     <w:p>
       <w:pPr>
-        <w:pStyle w:val="ListBullet"/>
-        <w:spacing w:after="40" w:line="252" w:lineRule="auto"/>
-      </w:pPr>
-      <w:r>
-        <w:t>Do not reverse engineer, scrape, decompile, benchmark without authorization, bypass rate limits, attack the Service, attempt prompt injection, attempt model extraction, extract system prompts, or use outputs to train competing AI systems except where legally permitted.</w:t>
+        <w:pStyle w:val="Heading1"/>
+        <w:pBdr>
+          <w:bottom w:val="single" w:sz="6" w:space="3" w:color="C89B3C"/>
+        </w:pBdr>
+      </w:pPr>
+      <w:r>
+        <w:t>22. Indemnification</w:t>
       </w:r>
     </w:p>
     <w:p>
-      <w:pPr>
-        <w:pStyle w:val="ListBullet"/>
-        <w:spacing w:after="40" w:line="252" w:lineRule="auto"/>
-      </w:pPr>
-      <w:r>
-        <w:t>Do not interfere with security, moderation, access controls, content filters, anti-abuse systems, or platform compliance measures.</w:t>
+      <w:r>
+        <w:t>To the extent permitted by law, you agree to defend, indemnify, and hold harmless K Scan and its officers, directors, employees, contractors, affiliates, and agents from claims, damages, losses, liabilities, and expenses arising from your User Content, misuse of the Service, violation of these Terms, violation of law, or infringement of third-party rights. This provision does not apply where prohibited by applicable consumer or privacy law.</w:t>
       </w:r>
     </w:p>
     <w:p>
       <w:pPr>
-        <w:pStyle w:val="ListBullet"/>
-        <w:spacing w:after="40" w:line="252" w:lineRule="auto"/>
-      </w:pPr>
-      <w:r>
-        <w:t>Do not misrepresent product results, retailer listings, AI Outputs, or K Scan’s relationship with retailers, marketplaces, or brands.</w:t>
+        <w:pStyle w:val="Heading1"/>
+        <w:pBdr>
+          <w:bottom w:val="single" w:sz="6" w:space="3" w:color="C89B3C"/>
+        </w:pBdr>
+      </w:pPr>
+      <w:r>
+        <w:t>23. Suspension and Termination</w:t>
       </w:r>
     </w:p>
     <w:p>
-      <w:pPr>
-        <w:pStyle w:val="Heading1"/>
-        <w:spacing w:before="180" w:after="80" w:line="252" w:lineRule="auto"/>
-      </w:pPr>
-      <w:r>
-        <w:rPr>
-          <w:b w:val="0"/>
-        </w:rPr>
-        <w:t>13. Intellectual Property</w:t>
+      <w:r>
+        <w:t>K Scan may suspend, restrict, or terminate access for violations, suspected abuse, fraud, unlawful activity, security concerns, repeated reports, harmful content, platform-compliance issues, operational reasons, or risk to users, providers, or the Service. Upon termination, your right to use the Service ends. Provisions that by their nature should survive will remain in effect.</w:t>
       </w:r>
     </w:p>
     <w:p>
       <w:pPr>
-        <w:spacing w:after="100" w:line="252" w:lineRule="auto"/>
-      </w:pPr>
-      <w:r>
-        <w:t>The Service, including software, AI systems, recommendation engines, visual-analysis systems, model workflows, interface systems, graphics, trade dress, brand elements, documentation, content, and related technology, is owned by K Scan or its licensors. No ownership rights are transferred to users. All rights not expressly granted are reserved.</w:t>
+        <w:pStyle w:val="Heading1"/>
+        <w:pBdr>
+          <w:bottom w:val="single" w:sz="6" w:space="3" w:color="C89B3C"/>
+        </w:pBdr>
+      </w:pPr>
+      <w:r>
+        <w:t>24. Account Deletion and Local Data</w:t>
       </w:r>
     </w:p>
     <w:p>
-      <w:pPr>
-        <w:spacing w:after="100" w:line="252" w:lineRule="auto"/>
-      </w:pPr>
-      <w:r>
-        <w:t>You may not copy, modify, distribute, sell, lease, reverse engineer, extract, or create derivative works from the Service except as expressly permitted by these Terms or applicable law.</w:t>
+      <w:r>
+        <w:t>You may request account deletion through the app, at https://kscan.app/legal/delete-account, or by contacting kscanai.app@gmail.com. Verified requests are generally processed within 30 days, subject to legal, security, backup, fraud-prevention, and technical limitations.</w:t>
       </w:r>
     </w:p>
     <w:p>
-      <w:pPr>
-        <w:pStyle w:val="Heading1"/>
-        <w:spacing w:before="180" w:after="80" w:line="252" w:lineRule="auto"/>
-      </w:pPr>
-      <w:r>
-        <w:rPr>
-          <w:b w:val="0"/>
-        </w:rPr>
-        <w:t>14. Beta, Preview, and Experimental Features</w:t>
+      <w:r>
+        <w:t>Cloud account deletion does not necessarily remove device-local Recent Scans on an offline or disconnected device. To remove local records, delete them in the app, clear app data, or uninstall the app. K Scan may retain limited information where permitted for security, fraud prevention, dispute resolution, tax, accounting, legal compliance, or backup integrity.</w:t>
       </w:r>
     </w:p>
     <w:p>
       <w:pPr>
-        <w:spacing w:after="100" w:line="252" w:lineRule="auto"/>
-      </w:pPr>
-      <w:r>
-        <w:t>Beta, preview, early access, or experimental features may contain bugs, inaccuracies, interruptions, security issues, incomplete functionality, unsupported workflows, provider changes, or unstable outputs. They are provided on an "as is" and "as available" basis, may change or be discontinued at any time, and are used at your own risk.</w:t>
+        <w:pStyle w:val="Heading1"/>
+        <w:pBdr>
+          <w:bottom w:val="single" w:sz="6" w:space="3" w:color="C89B3C"/>
+        </w:pBdr>
+      </w:pPr>
+      <w:r>
+        <w:t>25. Governing Law and Dispute Resolution</w:t>
       </w:r>
     </w:p>
     <w:p>
-      <w:pPr>
-        <w:spacing w:after="100" w:line="252" w:lineRule="auto"/>
-      </w:pPr>
-      <w:r>
-        <w:t>Marketing, investor, demo, or roadmap materials may show planned or conceptual functionality. Such materials do not guarantee that the functionality is live, available, supported, or included in the current release unless expressly stated in the app or public product materials.</w:t>
+      <w:r>
+        <w:t>These Terms are governed by the laws of the State of Ohio, United States, without regard to conflict-of-law principles, except that mandatory consumer protections in your jurisdiction may apply. Before filing a claim, you agree to contact K Scan at kscanai.app@gmail.com and allow 30 days for informal resolution. Court proceedings not subject to mandatory consumer-law venues will be brought in state or federal courts located in Cuyahoga County, Ohio, unless applicable law provides otherwise.</w:t>
       </w:r>
     </w:p>
     <w:p>
       <w:pPr>
         <w:pStyle w:val="Heading1"/>
-        <w:spacing w:before="180" w:after="80" w:line="252" w:lineRule="auto"/>
-      </w:pPr>
-      <w:r>
-        <w:rPr>
-          <w:b w:val="0"/>
-        </w:rPr>
-        <w:t>15. Cookies, Tracking, Analytics, and Advertising Technologies</w:t>
+        <w:pBdr>
+          <w:bottom w:val="single" w:sz="6" w:space="3" w:color="C89B3C"/>
+        </w:pBdr>
+      </w:pPr>
+      <w:r>
+        <w:t>26. App Store and Marketplace Terms</w:t>
       </w:r>
     </w:p>
     <w:p>
-      <w:pPr>
-        <w:spacing w:after="100" w:line="252" w:lineRule="auto"/>
-      </w:pPr>
-      <w:r>
-        <w:t>K Scan may use cookies, SDKs, analytics tools, diagnostics tools, crash reporting tools, attribution tools, device or app identifiers, and marketing technologies as described in the Privacy Policy. Where legally required, non-essential analytics, advertising, and marketing technologies are subject to consent or opt-out rights.</w:t>
+      <w:r>
+        <w:t>If you obtain the app through Google Play, the Apple App Store, TestFlight, or another marketplace, your use must also comply with that marketplace's terms and policies. App marketplaces are not responsible for K Scan support, AI Outputs, User Content, retailer transactions, or other matters except as required by their terms or law.</w:t>
       </w:r>
     </w:p>
     <w:p>
       <w:pPr>
-        <w:spacing w:after="100" w:line="252" w:lineRule="auto"/>
-      </w:pPr>
-      <w:r>
-        <w:t>The current mobile app does not currently use third-party advertising SDKs or collect Advertising ID for targeted advertising unless later disclosed. K Scan does not currently track users across third-party apps and websites for targeted advertising unless later disclosed. If tracking, advertising SDKs, or similar technologies are introduced later, K Scan will update the Privacy Policy and request required consent or App Tracking Transparency permission where required.</w:t>
+        <w:pStyle w:val="Heading1"/>
+        <w:pBdr>
+          <w:bottom w:val="single" w:sz="6" w:space="3" w:color="C89B3C"/>
+        </w:pBdr>
+      </w:pPr>
+      <w:r>
+        <w:lastRenderedPageBreak/>
+        <w:t>27. Accessibility and Localization</w:t>
       </w:r>
     </w:p>
     <w:p>
-      <w:pPr>
-        <w:pStyle w:val="Heading1"/>
-        <w:spacing w:before="180" w:after="80" w:line="252" w:lineRule="auto"/>
-      </w:pPr>
-      <w:r>
-        <w:rPr>
-          <w:b w:val="0"/>
-        </w:rPr>
-        <w:t>16. DMCA and Copyright Complaints</w:t>
+      <w:r>
+        <w:t>K Scan aims to support accessible digital experiences. Contact kscanai.app@gmail.com if you encounter an accessibility barrier. These Terms are provided in English; translations are for convenience unless applicable law requires otherwise.</w:t>
       </w:r>
     </w:p>
     <w:p>
       <w:pPr>
-        <w:spacing w:after="100" w:line="252" w:lineRule="auto"/>
-      </w:pPr>
-      <w:r>
-        <w:t>If you believe content on the Service infringes your copyright, send a notice identifying the copyrighted work, the allegedly infringing material, your contact information, a good-faith statement, and a statement under penalty of perjury to: kscanai.app@gmail.com.</w:t>
+        <w:pStyle w:val="Heading1"/>
+        <w:pBdr>
+          <w:bottom w:val="single" w:sz="6" w:space="3" w:color="C89B3C"/>
+        </w:pBdr>
+      </w:pPr>
+      <w:r>
+        <w:t>28. Changes to These Terms</w:t>
       </w:r>
     </w:p>
     <w:p>
-      <w:pPr>
-        <w:spacing w:after="100" w:line="252" w:lineRule="auto"/>
-      </w:pPr>
-      <w:r>
-        <w:t>K Scan may remove or restrict access to allegedly infringing content and may suspend or terminate repeat infringers where appropriate and required by law.</w:t>
+      <w:r>
+        <w:t>K Scan may update these Terms as the Service, providers, platform rules, or law changes. If changes are material, K Scan may provide additional notice or request renewed acceptance where required. Continued use after updated Terms become effective constitutes acceptance except where law requires another form of consent.</w:t>
       </w:r>
     </w:p>
     <w:p>
       <w:pPr>
         <w:pStyle w:val="Heading1"/>
-        <w:spacing w:before="180" w:after="80" w:line="252" w:lineRule="auto"/>
-      </w:pPr>
-      <w:r>
-        <w:rPr>
-          <w:b w:val="0"/>
-        </w:rPr>
-        <w:lastRenderedPageBreak/>
-        <w:t>17. Disclaimer of Warranties</w:t>
+        <w:pBdr>
+          <w:bottom w:val="single" w:sz="6" w:space="3" w:color="C89B3C"/>
+        </w:pBdr>
+      </w:pPr>
+      <w:r>
+        <w:t>29. Miscellaneous</w:t>
       </w:r>
     </w:p>
     <w:p>
-      <w:pPr>
-        <w:spacing w:after="100" w:line="252" w:lineRule="auto"/>
-      </w:pPr>
-      <w:r>
-        <w:t>THE SERVICE IS PROVIDED "AS IS" AND "AS AVAILABLE." TO THE MAXIMUM EXTENT PERMITTED BY LAW, K SCAN DISCLAIMS ALL WARRANTIES, EXPRESS OR IMPLIED, INCLUDING MERCHANTABILITY, FITNESS FOR A PARTICULAR PURPOSE, NON-INFRINGEMENT, ACCURACY, AVAILABILITY, ERROR-FREE OPERATION, PRODUCT AUTHENTICITY, PRODUCT AVAILABILITY, RETAILER PERFORMANCE, AI OUTPUT ACCURACY, AND UNINTERRUPTED SERVICE.</w:t>
+      <w:r>
+        <w:t>These Terms and the Privacy Policy constitute the agreement between you and K Scan regarding the Service unless additional written terms apply to a specific beta, API, enterprise, partner, or commercial relationship. If a provision is unenforceable, the remaining provisions remain effective. Failure to enforce a provision is not a waiver. You may not assign these Terms without consent. K Scan may assign them in connection with an affiliate, restructuring, merger, acquisition, or sale of assets.</w:t>
       </w:r>
     </w:p>
     <w:p>
       <w:pPr>
-        <w:spacing w:after="100" w:line="252" w:lineRule="auto"/>
-      </w:pPr>
-      <w:r>
-        <w:t>Some jurisdictions do not allow certain warranty limitations, so some disclaimers may not apply to you.</w:t>
+        <w:pStyle w:val="Heading1"/>
+        <w:pBdr>
+          <w:bottom w:val="single" w:sz="6" w:space="3" w:color="C89B3C"/>
+        </w:pBdr>
+      </w:pPr>
+      <w:r>
+        <w:t>30. Contact Information</w:t>
       </w:r>
     </w:p>
     <w:p>
-      <w:pPr>
-        <w:pStyle w:val="Heading1"/>
-        <w:spacing w:before="180" w:after="80" w:line="252" w:lineRule="auto"/>
-      </w:pPr>
-      <w:r>
-        <w:rPr>
-          <w:b w:val="0"/>
-        </w:rPr>
-        <w:t>18. Limitation of Liability</w:t>
+      <w:r>
+        <w:t>K Scan AI</w:t>
       </w:r>
     </w:p>
     <w:p>
-      <w:pPr>
-        <w:spacing w:after="100" w:line="252" w:lineRule="auto"/>
-      </w:pPr>
-      <w:r>
-        <w:t>TO THE MAXIMUM EXTENT PERMITTED BY LAW, K SCAN SHALL NOT BE LIABLE FOR INDIRECT, INCIDENTAL, CONSEQUENTIAL, SPECIAL, EXEMPLARY, OR PUNITIVE DAMAGES; LOSS OF PROFITS, DATA, GOODWILL, OR BUSINESS INTERRUPTION; RELIANCE ON AI OUTPUTS; COUNTERFEIT PRODUCTS; THIRD-PARTY FRAUD; USER CONTENT; AI-GENERATED CONTENT; RETAILER TRANSACTIONS; SHIPPING OR RETURN ISSUES; ACCOUNT SUSPENSION; OR PLATFORM-PROVIDER ACTIONS.</w:t>
-      </w:r>
+      <w:r>
+        <w:rPr>
+          <w:b/>
+        </w:rPr>
+        <w:t xml:space="preserve">Email: </w:t>
+      </w:r>
+      <w:hyperlink r:id="rId12">
+        <w:r>
+          <w:rPr>
+            <w:color w:val="2D1F5E"/>
+            <w:u w:val="single"/>
+          </w:rPr>
+          <w:t>kscanai.app@gmail.com</w:t>
+        </w:r>
+      </w:hyperlink>
     </w:p>
     <w:p>
-      <w:pPr>
-        <w:spacing w:after="100" w:line="252" w:lineRule="auto"/>
-      </w:pPr>
-      <w:r>
-        <w:t>K Scan’s total liability for any claim shall not exceed the greater of amounts paid by you to K Scan in the preceding 12 months or $100 USD, unless prohibited by law. Nothing in these Terms limits liability that cannot lawfully be limited under applicable consumer, privacy, data protection, or platform law.</w:t>
-      </w:r>
+      <w:r>
+        <w:rPr>
+          <w:b/>
+        </w:rPr>
+        <w:t xml:space="preserve">Website: </w:t>
+      </w:r>
+      <w:hyperlink r:id="rId13">
+        <w:r>
+          <w:rPr>
+            <w:color w:val="2D1F5E"/>
+            <w:u w:val="single"/>
+          </w:rPr>
+          <w:t>https://kscan.app</w:t>
+        </w:r>
+      </w:hyperlink>
     </w:p>
     <w:p>
-      <w:pPr>
-        <w:pStyle w:val="Heading1"/>
-        <w:spacing w:before="180" w:after="80" w:line="252" w:lineRule="auto"/>
-      </w:pPr>
       <w:r>
         <w:rPr>
-          <w:b w:val="0"/>
+          <w:b/>
         </w:rPr>
-        <w:t>19. Indemnification</w:t>
-      </w:r>
+        <w:t xml:space="preserve">Full Terms: </w:t>
+      </w:r>
+      <w:hyperlink r:id="rId14">
+        <w:r>
+          <w:rPr>
+            <w:color w:val="2D1F5E"/>
+            <w:u w:val="single"/>
+          </w:rPr>
+          <w:t>https://kscan.app/legal/terms</w:t>
+        </w:r>
+      </w:hyperlink>
     </w:p>
     <w:p>
-      <w:pPr>
-        <w:spacing w:after="100" w:line="252" w:lineRule="auto"/>
-      </w:pPr>
-      <w:r>
-        <w:t>You agree to defend, indemnify, and hold harmless K Scan, its officers, directors, employees, contractors, affiliates, and agents from claims, damages, losses, liabilities, and expenses arising from your use of the Service, User Content, AI prompts, AI Outputs you share or rely on, violation of these Terms, violation of law, violation of platform policies, or infringement of third-party rights. This indemnity does not apply to losses caused solely by K Scan’s own violations of applicable privacy or consumer protection law where such waiver would be prohibited.</w:t>
-      </w:r>
+      <w:r>
+        <w:rPr>
+          <w:b/>
+        </w:rPr>
+        <w:t xml:space="preserve">Terms Summary: </w:t>
+      </w:r>
+      <w:hyperlink r:id="rId15">
+        <w:r>
+          <w:rPr>
+            <w:color w:val="2D1F5E"/>
+            <w:u w:val="single"/>
+          </w:rPr>
+          <w:t>https://kscan.app/legal/terms-summary</w:t>
+        </w:r>
+      </w:hyperlink>
     </w:p>
     <w:p>
-      <w:pPr>
-        <w:pStyle w:val="Heading1"/>
-        <w:spacing w:before="180" w:after="80" w:line="252" w:lineRule="auto"/>
-      </w:pPr>
       <w:r>
         <w:rPr>
-          <w:b w:val="0"/>
+          <w:b/>
         </w:rPr>
-        <w:t>20. Suspension and Termination</w:t>
-      </w:r>
+        <w:t xml:space="preserve">Privacy Policy: </w:t>
+      </w:r>
+      <w:hyperlink r:id="rId16">
+        <w:r>
+          <w:rPr>
+            <w:color w:val="2D1F5E"/>
+            <w:u w:val="single"/>
+          </w:rPr>
+          <w:t>https://kscan.app/legal/privacy</w:t>
+        </w:r>
+      </w:hyperlink>
     </w:p>
     <w:p>
-      <w:pPr>
-        <w:spacing w:after="100" w:line="252" w:lineRule="auto"/>
-      </w:pPr>
-      <w:r>
-        <w:t>K Scan may suspend, restrict, or terminate access at any time for violations, suspected abuse, fraud, unlawful activity, security concerns, nonpayment, platform compliance issues, repeated user reports, harmful content, objectionable content, operational reasons, or risk to the Service, users, third parties, providers, or platform compliance.</w:t>
-      </w:r>
+      <w:r>
+        <w:rPr>
+          <w:b/>
+        </w:rPr>
+        <w:t xml:space="preserve">Account Deletion: </w:t>
+      </w:r>
+      <w:hyperlink r:id="rId17">
+        <w:r>
+          <w:rPr>
+            <w:color w:val="2D1F5E"/>
+            <w:u w:val="single"/>
+          </w:rPr>
+          <w:t>https://kscan.app/legal/delete-account</w:t>
+        </w:r>
+      </w:hyperlink>
     </w:p>
     <w:p>
-      <w:pPr>
-        <w:spacing w:after="100" w:line="252" w:lineRule="auto"/>
-      </w:pPr>
-      <w:r>
-        <w:t>Upon termination, your right to use the Service ceases. Certain provisions survive termination, including privacy/data rights, intellectual property, commercial data rights, content licenses needed for lawful retention and enforcement, disclaimers, liability limits, indemnity, governing law, dispute resolution, and provisions that by their nature should survive.</w:t>
+      <w:r>
+        <w:br w:type="page"/>
       </w:r>
     </w:p>
     <w:p>
       <w:pPr>
         <w:pStyle w:val="Heading1"/>
-        <w:spacing w:before="180" w:after="80" w:line="252" w:lineRule="auto"/>
-      </w:pPr>
-      <w:r>
-        <w:rPr>
-          <w:b w:val="0"/>
-        </w:rPr>
-        <w:t>21. Governing Law and Dispute Resolution</w:t>
-      </w:r>
-    </w:p>
-    <w:p>
-      <w:pPr>
-        <w:spacing w:after="100" w:line="252" w:lineRule="auto"/>
-      </w:pPr>
-      <w:r>
-        <w:t>These Terms are governed by the laws of the State of Ohio, United States, without regard to conflict-of-law principles, except that mandatory consumer protections in your jurisdiction may apply.</w:t>
-      </w:r>
-    </w:p>
-    <w:p>
-      <w:pPr>
-        <w:spacing w:after="100" w:line="252" w:lineRule="auto"/>
-      </w:pPr>
-      <w:r>
-        <w:t>Before filing a claim, you agree to contact K Scan at kscanai.app@gmail.com and allow 30 days for informal resolution. Any court proceeding not subject to mandatory consumer-law venues shall be brought in state or federal courts located in Cuyahoga County, Ohio, unless applicable consumer law provides otherwise.</w:t>
-      </w:r>
-    </w:p>
-    <w:p>
-      <w:pPr>
-        <w:spacing w:after="100" w:line="252" w:lineRule="auto"/>
-      </w:pPr>
-      <w:r>
-        <w:t>If K Scan adopts binding arbitration terms in a future version of the Terms, those terms will be presented in that applicable version and will include any legally required notice, opt-out, or procedural protections.</w:t>
-      </w:r>
-    </w:p>
-    <w:p>
-      <w:pPr>
-        <w:pStyle w:val="Heading1"/>
-        <w:spacing w:before="180" w:after="80" w:line="252" w:lineRule="auto"/>
-      </w:pPr>
-      <w:r>
-        <w:rPr>
-          <w:b w:val="0"/>
-        </w:rPr>
-        <w:t>22. App Store Terms</w:t>
-      </w:r>
-    </w:p>
-    <w:p>
-      <w:pPr>
-        <w:spacing w:after="100" w:line="252" w:lineRule="auto"/>
-      </w:pPr>
-      <w:r>
-        <w:t>If you download the app through the Apple App Store, Google Play, TestFlight, or another app marketplace, your use must also comply with the applicable app-store or marketplace terms, policies, and rules. The app stores are not responsible for support, maintenance, or claims related to the Service except as required by their terms or law.</w:t>
-      </w:r>
-    </w:p>
-    <w:p>
-      <w:pPr>
-        <w:spacing w:after="100" w:line="252" w:lineRule="auto"/>
+        <w:pBdr>
+          <w:bottom w:val="single" w:sz="6" w:space="3" w:color="C89B3C"/>
+        </w:pBdr>
       </w:pPr>
       <w:r>
         <w:lastRenderedPageBreak/>
-        <w:t>Apple, Google, and other app marketplaces are not responsible for third-party retailer transactions, product authenticity, shipping, returns, refunds, warranties, AI Outputs, User Content, or support outside the obligations imposed by their own terms and applicable law.</w:t>
-      </w:r>
-    </w:p>
-    <w:p>
-      <w:pPr>
-        <w:pStyle w:val="Heading1"/>
-        <w:spacing w:before="180" w:after="80" w:line="252" w:lineRule="auto"/>
-      </w:pPr>
-      <w:r>
-        <w:rPr>
-          <w:b w:val="0"/>
-        </w:rPr>
-        <w:t>23. Accessibility and Localization</w:t>
-      </w:r>
-    </w:p>
-    <w:p>
-      <w:pPr>
-        <w:spacing w:after="100" w:line="252" w:lineRule="auto"/>
-      </w:pPr>
-      <w:r>
-        <w:t>K Scan aims to support accessible digital experiences. If you encounter accessibility barriers, contact kscanai.app@gmail.com. These Terms are provided in English; translations are for convenience only unless required by law.</w:t>
-      </w:r>
-    </w:p>
-    <w:p>
-      <w:pPr>
-        <w:pStyle w:val="Heading1"/>
-        <w:spacing w:before="180" w:after="80" w:line="252" w:lineRule="auto"/>
-      </w:pPr>
-      <w:r>
-        <w:rPr>
-          <w:b w:val="0"/>
-        </w:rPr>
-        <w:t>24. Changes to These Terms</w:t>
-      </w:r>
-    </w:p>
-    <w:p>
-      <w:pPr>
-        <w:spacing w:after="100" w:line="252" w:lineRule="auto"/>
-      </w:pPr>
-      <w:r>
-        <w:t>K Scan may update these Terms from time to time. If we make material changes, we may provide additional notice where required by law. Continued use of the Service after updated Terms become effective means you accept the revised Terms, except where applicable law requires separate affirmative consent or another form of authorization.</w:t>
-      </w:r>
-    </w:p>
-    <w:p>
-      <w:pPr>
-        <w:pStyle w:val="Heading1"/>
-        <w:spacing w:before="180" w:after="80" w:line="252" w:lineRule="auto"/>
-      </w:pPr>
-      <w:r>
-        <w:rPr>
-          <w:b w:val="0"/>
-        </w:rPr>
-        <w:t>25. Miscellaneous</w:t>
-      </w:r>
-    </w:p>
-    <w:p>
-      <w:pPr>
-        <w:spacing w:after="100" w:line="252" w:lineRule="auto"/>
-      </w:pPr>
-      <w:r>
-        <w:t>These Terms and the Privacy Policy constitute the entire agreement between you and K Scan regarding the Service, unless additional written terms apply to a particular product, beta, API, partner, enterprise, or commercial relationship.</w:t>
-      </w:r>
-    </w:p>
-    <w:p>
-      <w:pPr>
-        <w:spacing w:after="100" w:line="252" w:lineRule="auto"/>
-      </w:pPr>
-      <w:r>
-        <w:t>If any provision is found unenforceable, the remaining provisions remain in effect to the fullest extent permitted by law. Failure to enforce a provision is not a waiver. You may not assign these Terms without consent. K Scan may assign them in connection with affiliates, restructuring, merger, acquisition, or sale of assets. No third party has rights under these Terms unless expressly stated.</w:t>
-      </w:r>
-    </w:p>
-    <w:p>
-      <w:pPr>
-        <w:pStyle w:val="Heading1"/>
-        <w:spacing w:before="180" w:after="80" w:line="252" w:lineRule="auto"/>
-      </w:pPr>
-      <w:r>
-        <w:rPr>
-          <w:b w:val="0"/>
-        </w:rPr>
-        <w:t>26. Contact Information</w:t>
-      </w:r>
-    </w:p>
-    <w:p>
-      <w:pPr>
-        <w:spacing w:after="100" w:line="252" w:lineRule="auto"/>
-      </w:pPr>
-      <w:r>
-        <w:t>For questions about these Terms, legal notices, content reports, AI-output reports, copyright complaints, privacy concerns, or general policy concerns, contact:</w:t>
+        <w:t>Appendix A - Current Release Alignment Summary</w:t>
       </w:r>
     </w:p>
     <w:tbl>
@@ -1250,46 +1158,47 @@
         <w:tblLook w:val="04A0" w:firstRow="1" w:lastRow="0" w:firstColumn="1" w:lastColumn="0" w:noHBand="0" w:noVBand="1"/>
       </w:tblPr>
       <w:tblGrid>
-        <w:gridCol w:w="2484"/>
-        <w:gridCol w:w="7586"/>
+        <w:gridCol w:w="4992"/>
+        <w:gridCol w:w="4992"/>
       </w:tblGrid>
       <w:tr>
         <w:trPr>
+          <w:tblHeader/>
           <w:jc w:val="center"/>
         </w:trPr>
         <w:tc>
           <w:tcPr>
-            <w:tcW w:w="2592" w:type="dxa"/>
-            <w:shd w:val="clear" w:color="auto" w:fill="EDE6DA"/>
+            <w:tcW w:w="4997" w:type="dxa"/>
+            <w:shd w:val="clear" w:color="auto" w:fill="2D1F5E"/>
           </w:tcPr>
           <w:p>
             <w:pPr>
-              <w:spacing w:after="40"/>
+              <w:jc w:val="center"/>
             </w:pPr>
             <w:r>
               <w:rPr>
                 <w:b/>
-                <w:sz w:val="18"/>
+                <w:color w:val="FFFFFF"/>
               </w:rPr>
-              <w:t>Contact Type</w:t>
+              <w:t>Topic</w:t>
             </w:r>
           </w:p>
         </w:tc>
         <w:tc>
           <w:tcPr>
-            <w:tcW w:w="7920" w:type="dxa"/>
-            <w:shd w:val="clear" w:color="auto" w:fill="EDE6DA"/>
+            <w:tcW w:w="4997" w:type="dxa"/>
+            <w:shd w:val="clear" w:color="auto" w:fill="2D1F5E"/>
           </w:tcPr>
           <w:p>
             <w:pPr>
-              <w:spacing w:after="40"/>
+              <w:jc w:val="center"/>
             </w:pPr>
             <w:r>
               <w:rPr>
                 <w:b/>
-                <w:sz w:val="18"/>
+                <w:color w:val="FFFFFF"/>
               </w:rPr>
-              <w:t>Details</w:t>
+              <w:t>Current position</w:t>
             </w:r>
           </w:p>
         </w:tc>
@@ -1300,33 +1209,39 @@
         </w:trPr>
         <w:tc>
           <w:tcPr>
-            <w:tcW w:w="2592" w:type="dxa"/>
+            <w:tcW w:w="4997" w:type="dxa"/>
+            <w:tcMar>
+              <w:top w:w="80" w:type="dxa"/>
+              <w:left w:w="100" w:type="dxa"/>
+              <w:bottom w:w="80" w:type="dxa"/>
+              <w:right w:w="100" w:type="dxa"/>
+            </w:tcMar>
           </w:tcPr>
           <w:p>
-            <w:pPr>
-              <w:spacing w:after="40"/>
-            </w:pPr>
             <w:r>
               <w:rPr>
-                <w:sz w:val="18"/>
+                <w:sz w:val="17"/>
               </w:rPr>
-              <w:t>Email</w:t>
+              <w:t>Android release posture</w:t>
             </w:r>
           </w:p>
         </w:tc>
         <w:tc>
           <w:tcPr>
-            <w:tcW w:w="7920" w:type="dxa"/>
+            <w:tcW w:w="4997" w:type="dxa"/>
+            <w:tcMar>
+              <w:top w:w="80" w:type="dxa"/>
+              <w:left w:w="100" w:type="dxa"/>
+              <w:bottom w:w="80" w:type="dxa"/>
+              <w:right w:w="100" w:type="dxa"/>
+            </w:tcMar>
           </w:tcPr>
           <w:p>
-            <w:pPr>
-              <w:spacing w:after="40"/>
-            </w:pPr>
             <w:r>
               <w:rPr>
-                <w:sz w:val="18"/>
+                <w:sz w:val="17"/>
               </w:rPr>
-              <w:t>kscanai.app@gmail.com</w:t>
+              <w:t>Open-test beta; package com.kscanai.app</w:t>
             </w:r>
           </w:p>
         </w:tc>
@@ -1337,33 +1252,39 @@
         </w:trPr>
         <w:tc>
           <w:tcPr>
-            <w:tcW w:w="2592" w:type="dxa"/>
+            <w:tcW w:w="4997" w:type="dxa"/>
+            <w:tcMar>
+              <w:top w:w="80" w:type="dxa"/>
+              <w:left w:w="100" w:type="dxa"/>
+              <w:bottom w:w="80" w:type="dxa"/>
+              <w:right w:w="100" w:type="dxa"/>
+            </w:tcMar>
           </w:tcPr>
           <w:p>
-            <w:pPr>
-              <w:spacing w:after="40"/>
-            </w:pPr>
             <w:r>
               <w:rPr>
-                <w:sz w:val="18"/>
+                <w:sz w:val="17"/>
               </w:rPr>
-              <w:t>Website</w:t>
+              <w:t>Scanning</w:t>
             </w:r>
           </w:p>
         </w:tc>
         <w:tc>
           <w:tcPr>
-            <w:tcW w:w="7920" w:type="dxa"/>
+            <w:tcW w:w="4997" w:type="dxa"/>
+            <w:tcMar>
+              <w:top w:w="80" w:type="dxa"/>
+              <w:left w:w="100" w:type="dxa"/>
+              <w:bottom w:w="80" w:type="dxa"/>
+              <w:right w:w="100" w:type="dxa"/>
+            </w:tcMar>
           </w:tcPr>
           <w:p>
-            <w:pPr>
-              <w:spacing w:after="40"/>
-            </w:pPr>
             <w:r>
               <w:rPr>
-                <w:sz w:val="18"/>
+                <w:sz w:val="17"/>
               </w:rPr>
-              <w:t>https://kscan.app</w:t>
+              <w:t>One to five selected images; multiple garments may be returned</w:t>
             </w:r>
           </w:p>
         </w:tc>
@@ -1374,111 +1295,39 @@
         </w:trPr>
         <w:tc>
           <w:tcPr>
-            <w:tcW w:w="2592" w:type="dxa"/>
+            <w:tcW w:w="4997" w:type="dxa"/>
+            <w:tcMar>
+              <w:top w:w="80" w:type="dxa"/>
+              <w:left w:w="100" w:type="dxa"/>
+              <w:bottom w:w="80" w:type="dxa"/>
+              <w:right w:w="100" w:type="dxa"/>
+            </w:tcMar>
           </w:tcPr>
           <w:p>
-            <w:pPr>
-              <w:spacing w:after="40"/>
-            </w:pPr>
             <w:r>
               <w:rPr>
-                <w:sz w:val="18"/>
+                <w:sz w:val="17"/>
               </w:rPr>
-              <w:t>Privacy Policy</w:t>
+              <w:t>Recent Scans</w:t>
             </w:r>
           </w:p>
         </w:tc>
         <w:tc>
           <w:tcPr>
-            <w:tcW w:w="7920" w:type="dxa"/>
+            <w:tcW w:w="4997" w:type="dxa"/>
+            <w:tcMar>
+              <w:top w:w="80" w:type="dxa"/>
+              <w:left w:w="100" w:type="dxa"/>
+              <w:bottom w:w="80" w:type="dxa"/>
+              <w:right w:w="100" w:type="dxa"/>
+            </w:tcMar>
           </w:tcPr>
           <w:p>
-            <w:pPr>
-              <w:spacing w:after="40"/>
-            </w:pPr>
             <w:r>
               <w:rPr>
-                <w:sz w:val="18"/>
+                <w:sz w:val="17"/>
               </w:rPr>
-              <w:t>https://kscan.app/docs/kscan-privacy-policy.pdf</w:t>
-            </w:r>
-          </w:p>
-        </w:tc>
-      </w:tr>
-    </w:tbl>
-    <w:p>
-      <w:pPr>
-        <w:spacing w:after="100" w:line="252" w:lineRule="auto"/>
-      </w:pPr>
-    </w:p>
-    <w:p>
-      <w:pPr>
-        <w:pStyle w:val="Heading1"/>
-        <w:spacing w:before="180" w:after="80" w:line="252" w:lineRule="auto"/>
-      </w:pPr>
-      <w:r>
-        <w:rPr>
-          <w:b w:val="0"/>
-        </w:rPr>
-        <w:t>27. Privacy Alignment Reference</w:t>
-      </w:r>
-    </w:p>
-    <w:p>
-      <w:pPr>
-        <w:spacing w:after="100" w:line="252" w:lineRule="auto"/>
-      </w:pPr>
-      <w:r>
-        <w:t>The Terms and the Privacy Policy are intended to be read together. The following concepts are reflected across both documents:</w:t>
-      </w:r>
-    </w:p>
-    <w:tbl>
-      <w:tblPr>
-        <w:tblStyle w:val="TableGrid"/>
-        <w:tblW w:w="0" w:type="auto"/>
-        <w:jc w:val="center"/>
-        <w:tblLook w:val="04A0" w:firstRow="1" w:lastRow="0" w:firstColumn="1" w:lastColumn="0" w:noHBand="0" w:noVBand="1"/>
-      </w:tblPr>
-      <w:tblGrid>
-        <w:gridCol w:w="3194"/>
-        <w:gridCol w:w="6876"/>
-      </w:tblGrid>
-      <w:tr>
-        <w:trPr>
-          <w:jc w:val="center"/>
-        </w:trPr>
-        <w:tc>
-          <w:tcPr>
-            <w:tcW w:w="3312" w:type="dxa"/>
-            <w:shd w:val="clear" w:color="auto" w:fill="EDE6DA"/>
-          </w:tcPr>
-          <w:p>
-            <w:pPr>
-              <w:spacing w:after="40"/>
-            </w:pPr>
-            <w:r>
-              <w:rPr>
-                <w:b/>
-                <w:sz w:val="18"/>
-              </w:rPr>
-              <w:t>Concept</w:t>
-            </w:r>
-          </w:p>
-        </w:tc>
-        <w:tc>
-          <w:tcPr>
-            <w:tcW w:w="7200" w:type="dxa"/>
-            <w:shd w:val="clear" w:color="auto" w:fill="EDE6DA"/>
-          </w:tcPr>
-          <w:p>
-            <w:pPr>
-              <w:spacing w:after="40"/>
-            </w:pPr>
-            <w:r>
-              <w:rPr>
-                <w:b/>
-                <w:sz w:val="18"/>
-              </w:rPr>
-              <w:t>Terms Position</w:t>
+              <w:t>Device-local by default; saved commerce snapshots reopen locally</w:t>
             </w:r>
           </w:p>
         </w:tc>
@@ -1489,33 +1338,39 @@
         </w:trPr>
         <w:tc>
           <w:tcPr>
-            <w:tcW w:w="3312" w:type="dxa"/>
+            <w:tcW w:w="4997" w:type="dxa"/>
+            <w:tcMar>
+              <w:top w:w="80" w:type="dxa"/>
+              <w:left w:w="100" w:type="dxa"/>
+              <w:bottom w:w="80" w:type="dxa"/>
+              <w:right w:w="100" w:type="dxa"/>
+            </w:tcMar>
           </w:tcPr>
           <w:p>
-            <w:pPr>
-              <w:spacing w:after="40"/>
-            </w:pPr>
             <w:r>
               <w:rPr>
-                <w:sz w:val="18"/>
+                <w:sz w:val="17"/>
               </w:rPr>
-              <w:t>Raw scan data and uploaded images</w:t>
+              <w:t>Cloud Saved Scans</w:t>
             </w:r>
           </w:p>
         </w:tc>
         <w:tc>
           <w:tcPr>
-            <w:tcW w:w="7200" w:type="dxa"/>
+            <w:tcW w:w="4997" w:type="dxa"/>
+            <w:tcMar>
+              <w:top w:w="80" w:type="dxa"/>
+              <w:left w:w="100" w:type="dxa"/>
+              <w:bottom w:w="80" w:type="dxa"/>
+              <w:right w:w="100" w:type="dxa"/>
+            </w:tcMar>
           </w:tcPr>
           <w:p>
-            <w:pPr>
-              <w:spacing w:after="40"/>
-            </w:pPr>
             <w:r>
               <w:rPr>
-                <w:sz w:val="18"/>
+                <w:sz w:val="17"/>
               </w:rPr>
-              <w:t>Not sold or commercially distributed as raw files to third-party data buyers.</w:t>
+              <w:t>Disabled by default in the current release</w:t>
             </w:r>
           </w:p>
         </w:tc>
@@ -1526,33 +1381,39 @@
         </w:trPr>
         <w:tc>
           <w:tcPr>
-            <w:tcW w:w="3312" w:type="dxa"/>
+            <w:tcW w:w="4997" w:type="dxa"/>
+            <w:tcMar>
+              <w:top w:w="80" w:type="dxa"/>
+              <w:left w:w="100" w:type="dxa"/>
+              <w:bottom w:w="80" w:type="dxa"/>
+              <w:right w:w="100" w:type="dxa"/>
+            </w:tcMar>
           </w:tcPr>
           <w:p>
-            <w:pPr>
-              <w:spacing w:after="40"/>
-            </w:pPr>
             <w:r>
               <w:rPr>
-                <w:sz w:val="18"/>
+                <w:sz w:val="17"/>
               </w:rPr>
-              <w:t>Facial recognition / biometric surveillance</w:t>
+              <w:t>Dressing Rooms</w:t>
             </w:r>
           </w:p>
         </w:tc>
         <w:tc>
           <w:tcPr>
-            <w:tcW w:w="7200" w:type="dxa"/>
+            <w:tcW w:w="4997" w:type="dxa"/>
+            <w:tcMar>
+              <w:top w:w="80" w:type="dxa"/>
+              <w:left w:w="100" w:type="dxa"/>
+              <w:bottom w:w="80" w:type="dxa"/>
+              <w:right w:w="100" w:type="dxa"/>
+            </w:tcMar>
           </w:tcPr>
           <w:p>
-            <w:pPr>
-              <w:spacing w:after="40"/>
-            </w:pPr>
             <w:r>
               <w:rPr>
-                <w:sz w:val="18"/>
+                <w:sz w:val="17"/>
               </w:rPr>
-              <w:t>Not used for identifying individuals, biometric identification, or biometric surveillance.</w:t>
+              <w:t>Account-backed owned rooms and Shared with Me memberships</w:t>
             </w:r>
           </w:p>
         </w:tc>
@@ -1563,33 +1424,39 @@
         </w:trPr>
         <w:tc>
           <w:tcPr>
-            <w:tcW w:w="3312" w:type="dxa"/>
+            <w:tcW w:w="4997" w:type="dxa"/>
+            <w:tcMar>
+              <w:top w:w="80" w:type="dxa"/>
+              <w:left w:w="100" w:type="dxa"/>
+              <w:bottom w:w="80" w:type="dxa"/>
+              <w:right w:w="100" w:type="dxa"/>
+            </w:tcMar>
           </w:tcPr>
           <w:p>
-            <w:pPr>
-              <w:spacing w:after="40"/>
-            </w:pPr>
             <w:r>
               <w:rPr>
-                <w:sz w:val="18"/>
+                <w:sz w:val="17"/>
               </w:rPr>
-              <w:t>Automatic face blurring / bystander filtering</w:t>
+              <w:t>Elise</w:t>
             </w:r>
           </w:p>
         </w:tc>
         <w:tc>
           <w:tcPr>
-            <w:tcW w:w="7200" w:type="dxa"/>
+            <w:tcW w:w="4997" w:type="dxa"/>
+            <w:tcMar>
+              <w:top w:w="80" w:type="dxa"/>
+              <w:left w:w="100" w:type="dxa"/>
+              <w:bottom w:w="80" w:type="dxa"/>
+              <w:right w:w="100" w:type="dxa"/>
+            </w:tcMar>
           </w:tcPr>
           <w:p>
-            <w:pPr>
-              <w:spacing w:after="40"/>
-            </w:pPr>
             <w:r>
               <w:rPr>
-                <w:sz w:val="18"/>
+                <w:sz w:val="17"/>
               </w:rPr>
-              <w:t>Not currently provided as an active pre-upload guarantee. Users should avoid uploading sensitive identifiers unless they intend that content to be processed.</w:t>
+              <w:t>AI stylist; StyleChat conversational capability; optional generated speech</w:t>
             </w:r>
           </w:p>
         </w:tc>
@@ -1600,33 +1467,39 @@
         </w:trPr>
         <w:tc>
           <w:tcPr>
-            <w:tcW w:w="3312" w:type="dxa"/>
+            <w:tcW w:w="4997" w:type="dxa"/>
+            <w:tcMar>
+              <w:top w:w="80" w:type="dxa"/>
+              <w:left w:w="100" w:type="dxa"/>
+              <w:bottom w:w="80" w:type="dxa"/>
+              <w:right w:w="100" w:type="dxa"/>
+            </w:tcMar>
           </w:tcPr>
           <w:p>
-            <w:pPr>
-              <w:spacing w:after="40"/>
-            </w:pPr>
             <w:r>
               <w:rPr>
-                <w:sz w:val="18"/>
+                <w:sz w:val="17"/>
               </w:rPr>
-              <w:t>Commercial data</w:t>
+              <w:t>Microphone</w:t>
             </w:r>
           </w:p>
         </w:tc>
         <w:tc>
           <w:tcPr>
-            <w:tcW w:w="7200" w:type="dxa"/>
+            <w:tcW w:w="4997" w:type="dxa"/>
+            <w:tcMar>
+              <w:top w:w="80" w:type="dxa"/>
+              <w:left w:w="100" w:type="dxa"/>
+              <w:bottom w:w="80" w:type="dxa"/>
+              <w:right w:w="100" w:type="dxa"/>
+            </w:tcMar>
           </w:tcPr>
           <w:p>
-            <w:pPr>
-              <w:spacing w:after="40"/>
-            </w:pPr>
             <w:r>
               <w:rPr>
-                <w:sz w:val="18"/>
+                <w:sz w:val="17"/>
               </w:rPr>
-              <w:t>Certain non-sensitive commercial, analytics, preference, attribution, and inference data may be used or commercialized where permitted by law.</w:t>
+              <w:t>Not requested or used for Spoken Responses</w:t>
             </w:r>
           </w:p>
         </w:tc>
@@ -1637,33 +1510,39 @@
         </w:trPr>
         <w:tc>
           <w:tcPr>
-            <w:tcW w:w="3312" w:type="dxa"/>
+            <w:tcW w:w="4997" w:type="dxa"/>
+            <w:tcMar>
+              <w:top w:w="80" w:type="dxa"/>
+              <w:left w:w="100" w:type="dxa"/>
+              <w:bottom w:w="80" w:type="dxa"/>
+              <w:right w:w="100" w:type="dxa"/>
+            </w:tcMar>
           </w:tcPr>
           <w:p>
-            <w:pPr>
-              <w:spacing w:after="40"/>
-            </w:pPr>
             <w:r>
               <w:rPr>
-                <w:sz w:val="18"/>
+                <w:sz w:val="17"/>
               </w:rPr>
-              <w:t>Privacy choices</w:t>
+              <w:t>Location</w:t>
             </w:r>
           </w:p>
         </w:tc>
         <w:tc>
           <w:tcPr>
-            <w:tcW w:w="7200" w:type="dxa"/>
+            <w:tcW w:w="4997" w:type="dxa"/>
+            <w:tcMar>
+              <w:top w:w="80" w:type="dxa"/>
+              <w:left w:w="100" w:type="dxa"/>
+              <w:bottom w:w="80" w:type="dxa"/>
+              <w:right w:w="100" w:type="dxa"/>
+            </w:tcMar>
           </w:tcPr>
           <w:p>
-            <w:pPr>
-              <w:spacing w:after="40"/>
-            </w:pPr>
             <w:r>
               <w:rPr>
-                <w:sz w:val="18"/>
+                <w:sz w:val="17"/>
               </w:rPr>
-              <w:t>Rights, consent requirements, retention, deletion, and opt-out controls are governed by the Privacy Policy and applicable law.</w:t>
+              <w:t>Approximate only for optional weather-aware context; no precise/background location</w:t>
             </w:r>
           </w:p>
         </w:tc>
@@ -1674,33 +1553,39 @@
         </w:trPr>
         <w:tc>
           <w:tcPr>
-            <w:tcW w:w="3312" w:type="dxa"/>
+            <w:tcW w:w="4997" w:type="dxa"/>
+            <w:tcMar>
+              <w:top w:w="80" w:type="dxa"/>
+              <w:left w:w="100" w:type="dxa"/>
+              <w:bottom w:w="80" w:type="dxa"/>
+              <w:right w:w="100" w:type="dxa"/>
+            </w:tcMar>
           </w:tcPr>
           <w:p>
-            <w:pPr>
-              <w:spacing w:after="40"/>
-            </w:pPr>
             <w:r>
               <w:rPr>
-                <w:sz w:val="18"/>
+                <w:sz w:val="17"/>
               </w:rPr>
-              <w:t>User-generated content</w:t>
+              <w:t>Advertising</w:t>
             </w:r>
           </w:p>
         </w:tc>
         <w:tc>
           <w:tcPr>
-            <w:tcW w:w="7200" w:type="dxa"/>
+            <w:tcW w:w="4997" w:type="dxa"/>
+            <w:tcMar>
+              <w:top w:w="80" w:type="dxa"/>
+              <w:left w:w="100" w:type="dxa"/>
+              <w:bottom w:w="80" w:type="dxa"/>
+              <w:right w:w="100" w:type="dxa"/>
+            </w:tcMar>
           </w:tcPr>
           <w:p>
-            <w:pPr>
-              <w:spacing w:after="40"/>
-            </w:pPr>
             <w:r>
               <w:rPr>
-                <w:sz w:val="18"/>
+                <w:sz w:val="17"/>
               </w:rPr>
-              <w:t>Dressing Rooms, uploads, messages, prompts, and shared content are subject to moderation, reporting, restriction, and enforcement.</w:t>
+              <w:t>No third-party advertising SDK or Advertising ID for targeted advertising</w:t>
             </w:r>
           </w:p>
         </w:tc>
@@ -1711,33 +1596,39 @@
         </w:trPr>
         <w:tc>
           <w:tcPr>
-            <w:tcW w:w="3312" w:type="dxa"/>
+            <w:tcW w:w="4997" w:type="dxa"/>
+            <w:tcMar>
+              <w:top w:w="80" w:type="dxa"/>
+              <w:left w:w="100" w:type="dxa"/>
+              <w:bottom w:w="80" w:type="dxa"/>
+              <w:right w:w="100" w:type="dxa"/>
+            </w:tcMar>
           </w:tcPr>
           <w:p>
-            <w:pPr>
-              <w:spacing w:after="40"/>
-            </w:pPr>
             <w:r>
               <w:rPr>
-                <w:sz w:val="18"/>
+                <w:sz w:val="17"/>
               </w:rPr>
-              <w:t>AI-generated content</w:t>
+              <w:t>Retail checkout</w:t>
             </w:r>
           </w:p>
         </w:tc>
         <w:tc>
           <w:tcPr>
-            <w:tcW w:w="7200" w:type="dxa"/>
+            <w:tcW w:w="4997" w:type="dxa"/>
+            <w:tcMar>
+              <w:top w:w="80" w:type="dxa"/>
+              <w:left w:w="100" w:type="dxa"/>
+              <w:bottom w:w="80" w:type="dxa"/>
+              <w:right w:w="100" w:type="dxa"/>
+            </w:tcMar>
           </w:tcPr>
           <w:p>
-            <w:pPr>
-              <w:spacing w:after="40"/>
-            </w:pPr>
             <w:r>
               <w:rPr>
-                <w:sz w:val="18"/>
+                <w:sz w:val="17"/>
               </w:rPr>
-              <w:t>AI Outputs may be reported through in-app tools where available or by contacting K Scan.</w:t>
+              <w:t>Completed with third-party retailers; K Scan is not merchant of record</w:t>
             </w:r>
           </w:p>
         </w:tc>
@@ -1748,34 +1639,39 @@
         </w:trPr>
         <w:tc>
           <w:tcPr>
-            <w:tcW w:w="3312" w:type="dxa"/>
+            <w:tcW w:w="4997" w:type="dxa"/>
+            <w:tcMar>
+              <w:top w:w="80" w:type="dxa"/>
+              <w:left w:w="100" w:type="dxa"/>
+              <w:bottom w:w="80" w:type="dxa"/>
+              <w:right w:w="100" w:type="dxa"/>
+            </w:tcMar>
           </w:tcPr>
           <w:p>
-            <w:pPr>
-              <w:spacing w:after="40"/>
-            </w:pPr>
             <w:r>
               <w:rPr>
-                <w:sz w:val="18"/>
+                <w:sz w:val="17"/>
               </w:rPr>
-              <w:lastRenderedPageBreak/>
-              <w:t>Retail and affiliate relationships</w:t>
+              <w:t>Face blurring</w:t>
             </w:r>
           </w:p>
         </w:tc>
         <w:tc>
           <w:tcPr>
-            <w:tcW w:w="7200" w:type="dxa"/>
+            <w:tcW w:w="4997" w:type="dxa"/>
+            <w:tcMar>
+              <w:top w:w="80" w:type="dxa"/>
+              <w:left w:w="100" w:type="dxa"/>
+              <w:bottom w:w="80" w:type="dxa"/>
+              <w:right w:w="100" w:type="dxa"/>
+            </w:tcMar>
           </w:tcPr>
           <w:p>
-            <w:pPr>
-              <w:spacing w:after="40"/>
-            </w:pPr>
             <w:r>
               <w:rPr>
-                <w:sz w:val="18"/>
+                <w:sz w:val="17"/>
               </w:rPr>
-              <w:t>K Scan may earn referral, affiliate, attribution, advertising, partner reporting, or similar commercial benefits where permitted.</w:t>
+              <w:t>Not guaranteed in the current release</w:t>
             </w:r>
           </w:p>
         </w:tc>
@@ -1786,85 +1682,50 @@
         </w:trPr>
         <w:tc>
           <w:tcPr>
-            <w:tcW w:w="3312" w:type="dxa"/>
+            <w:tcW w:w="4997" w:type="dxa"/>
+            <w:tcMar>
+              <w:top w:w="80" w:type="dxa"/>
+              <w:left w:w="100" w:type="dxa"/>
+              <w:bottom w:w="80" w:type="dxa"/>
+              <w:right w:w="100" w:type="dxa"/>
+            </w:tcMar>
           </w:tcPr>
           <w:p>
-            <w:pPr>
-              <w:spacing w:after="40"/>
-            </w:pPr>
             <w:r>
               <w:rPr>
-                <w:sz w:val="18"/>
+                <w:sz w:val="17"/>
               </w:rPr>
-              <w:t>Retailer purchases</w:t>
+              <w:t>Age</w:t>
             </w:r>
           </w:p>
         </w:tc>
         <w:tc>
           <w:tcPr>
-            <w:tcW w:w="7200" w:type="dxa"/>
+            <w:tcW w:w="4997" w:type="dxa"/>
+            <w:tcMar>
+              <w:top w:w="80" w:type="dxa"/>
+              <w:left w:w="100" w:type="dxa"/>
+              <w:bottom w:w="80" w:type="dxa"/>
+              <w:right w:w="100" w:type="dxa"/>
+            </w:tcMar>
           </w:tcPr>
           <w:p>
-            <w:pPr>
-              <w:spacing w:after="40"/>
-            </w:pPr>
             <w:r>
               <w:rPr>
-                <w:sz w:val="18"/>
+                <w:sz w:val="17"/>
               </w:rPr>
-              <w:t>Purchases of physical goods are completed with third-party retailers or marketplaces outside K Scan and are not Apple In-App Purchases.</w:t>
-            </w:r>
-          </w:p>
-        </w:tc>
-      </w:tr>
-      <w:tr>
-        <w:trPr>
-          <w:jc w:val="center"/>
-        </w:trPr>
-        <w:tc>
-          <w:tcPr>
-            <w:tcW w:w="3312" w:type="dxa"/>
-          </w:tcPr>
-          <w:p>
-            <w:pPr>
-              <w:spacing w:after="40"/>
-            </w:pPr>
-            <w:r>
-              <w:rPr>
-                <w:sz w:val="18"/>
-              </w:rPr>
-              <w:t>Digital features</w:t>
-            </w:r>
-          </w:p>
-        </w:tc>
-        <w:tc>
-          <w:tcPr>
-            <w:tcW w:w="7200" w:type="dxa"/>
-          </w:tcPr>
-          <w:p>
-            <w:pPr>
-              <w:spacing w:after="40"/>
-            </w:pPr>
-            <w:r>
-              <w:rPr>
-                <w:sz w:val="18"/>
-              </w:rPr>
-              <w:t>Future in-app digital subscriptions, premium AI features, scan quotas, or account upgrades will use app-store billing where required.</w:t>
+              <w:t>18 and older</w:t>
             </w:r>
           </w:p>
         </w:tc>
       </w:tr>
     </w:tbl>
-    <w:p>
-      <w:pPr>
-        <w:spacing w:after="100" w:line="252" w:lineRule="auto"/>
-      </w:pPr>
-    </w:p>
+    <w:p/>
     <w:sectPr>
-      <w:headerReference w:type="default" r:id="rId8"/>
-      <w:footerReference w:type="default" r:id="rId9"/>
+      <w:headerReference w:type="default" r:id="rId18"/>
+      <w:footerReference w:type="default" r:id="rId19"/>
       <w:pgSz w:w="12240" w:h="15840"/>
-      <w:pgMar w:top="936" w:right="1080" w:bottom="936" w:left="1080" w:header="720" w:footer="720" w:gutter="0"/>
+      <w:pgMar w:top="936" w:right="1123" w:bottom="936" w:left="1123" w:header="432" w:footer="432" w:gutter="0"/>
       <w:cols w:space="720"/>
       <w:docGrid w:linePitch="360"/>
     </w:sectPr>
@@ -1901,14 +1762,48 @@
 <w:ftr xmlns:wpc="http://schemas.microsoft.com/office/word/2010/wordprocessingCanvas" xmlns:cx="http://schemas.microsoft.com/office/drawing/2014/chartex" xmlns:cx1="http://schemas.microsoft.com/office/drawing/2015/9/8/chartex" xmlns:cx2="http://schemas.microsoft.com/office/drawing/2015/10/21/chartex" xmlns:cx3="http://schemas.microsoft.com/office/drawing/2016/5/9/chartex" xmlns:cx4="http://schemas.microsoft.com/office/drawing/2016/5/10/chartex" xmlns:cx5="http://schemas.microsoft.com/office/drawing/2016/5/11/chartex" xmlns:cx6="http://schemas.microsoft.com/office/drawing/2016/5/12/chartex" xmlns:cx7="http://schemas.microsoft.com/office/drawing/2016/5/13/chartex" xmlns:cx8="http://schemas.microsoft.com/office/drawing/2016/5/14/chartex" xmlns:mc="http://schemas.openxmlformats.org/markup-compatibility/2006" xmlns:aink="http://schemas.microsoft.com/office/drawing/2016/ink" xmlns:am3d="http://schemas.microsoft.com/office/drawing/2017/model3d" xmlns:o="urn:schemas-microsoft-com:office:office" xmlns:oel="http://schemas.microsoft.com/office/2019/extlst" xmlns:r="http://schemas.openxmlformats.org/officeDocument/2006/relationships" xmlns:m="http://schemas.openxmlformats.org/officeDocument/2006/math" xmlns:v="urn:schemas-microsoft-com:vml" xmlns:wp14="http://schemas.microsoft.com/office/word/2010/wordprocessingDrawing" xmlns:wp="http://schemas.openxmlformats.org/drawingml/2006/wordprocessingDrawing" xmlns:w10="urn:schemas-microsoft-com:office:word" xmlns:w="http://schemas.openxmlformats.org/wordprocessingml/2006/main" xmlns:w14="http://schemas.microsoft.com/office/word/2010/wordml" xmlns:w15="http://schemas.microsoft.com/office/word/2012/wordml" xmlns:w16cex="http://schemas.microsoft.com/office/word/2018/wordml/cex" xmlns:w16cid="http://schemas.microsoft.com/office/word/2016/wordml/cid" xmlns:w16="http://schemas.microsoft.com/office/word/2018/wordml" xmlns:w16du="http://schemas.microsoft.com/office/word/2023/wordml/word16du" xmlns:w16sdtdh="http://schemas.microsoft.com/office/word/2020/wordml/sdtdatahash" xmlns:w16sdtfl="http://schemas.microsoft.com/office/word/2024/wordml/sdtformatlock" xmlns:w16se="http://schemas.microsoft.com/office/word/2015/wordml/symex" xmlns:wpg="http://schemas.microsoft.com/office/word/2010/wordprocessingGroup" xmlns:wpi="http://schemas.microsoft.com/office/word/2010/wordprocessingInk" xmlns:wne="http://schemas.microsoft.com/office/word/2006/wordml" xmlns:wps="http://schemas.microsoft.com/office/word/2010/wordprocessingShape" mc:Ignorable="w14 w15 w16se w16cid w16 w16cex w16sdtdh w16sdtfl w16du wp14">
   <w:p>
     <w:pPr>
-      <w:pStyle w:val="KScanSmall"/>
+      <w:pStyle w:val="Meta"/>
       <w:jc w:val="center"/>
     </w:pPr>
     <w:r>
-      <w:rPr>
-        <w:color w:val="5B554B"/>
-      </w:rPr>
-      <w:t>Privacy-first fashion discovery  -  kscan.app</w:t>
+      <w:t xml:space="preserve">K Scan </w:t>
+    </w:r>
+    <w:proofErr w:type="gramStart"/>
+    <w:r>
+      <w:t>AI  |</w:t>
+    </w:r>
+    <w:proofErr w:type="gramEnd"/>
+    <w:r>
+      <w:t xml:space="preserve">  </w:t>
+    </w:r>
+    <w:hyperlink r:id="rId1">
+      <w:r>
+        <w:rPr>
+          <w:color w:val="2D1F5E"/>
+        </w:rPr>
+        <w:t>https://kscan.app/legal/terms</w:t>
+      </w:r>
+    </w:hyperlink>
+    <w:r>
+      <w:t xml:space="preserve">  |  </w:t>
+    </w:r>
+    <w:r>
+      <w:fldChar w:fldCharType="begin"/>
+    </w:r>
+    <w:r>
+      <w:instrText xml:space="preserve"> PAGE </w:instrText>
+    </w:r>
+    <w:r>
+      <w:fldChar w:fldCharType="separate"/>
+    </w:r>
+    <w:r>
+      <w:rPr>
+        <w:noProof/>
+      </w:rPr>
+      <w:t>1</w:t>
+    </w:r>
+    <w:r>
+      <w:fldChar w:fldCharType="end"/>
     </w:r>
   </w:p>
 </w:ftr>
@@ -1942,12 +1837,20 @@
 <file path=word/header1.xml><?xml version="1.0" encoding="utf-8"?>
 <w:hdr xmlns:wpc="http://schemas.microsoft.com/office/word/2010/wordprocessingCanvas" xmlns:cx="http://schemas.microsoft.com/office/drawing/2014/chartex" xmlns:cx1="http://schemas.microsoft.com/office/drawing/2015/9/8/chartex" xmlns:cx2="http://schemas.microsoft.com/office/drawing/2015/10/21/chartex" xmlns:cx3="http://schemas.microsoft.com/office/drawing/2016/5/9/chartex" xmlns:cx4="http://schemas.microsoft.com/office/drawing/2016/5/10/chartex" xmlns:cx5="http://schemas.microsoft.com/office/drawing/2016/5/11/chartex" xmlns:cx6="http://schemas.microsoft.com/office/drawing/2016/5/12/chartex" xmlns:cx7="http://schemas.microsoft.com/office/drawing/2016/5/13/chartex" xmlns:cx8="http://schemas.microsoft.com/office/drawing/2016/5/14/chartex" xmlns:mc="http://schemas.openxmlformats.org/markup-compatibility/2006" xmlns:aink="http://schemas.microsoft.com/office/drawing/2016/ink" xmlns:am3d="http://schemas.microsoft.com/office/drawing/2017/model3d" xmlns:o="urn:schemas-microsoft-com:office:office" xmlns:oel="http://schemas.microsoft.com/office/2019/extlst" xmlns:r="http://schemas.openxmlformats.org/officeDocument/2006/relationships" xmlns:m="http://schemas.openxmlformats.org/officeDocument/2006/math" xmlns:v="urn:schemas-microsoft-com:vml" xmlns:wp14="http://schemas.microsoft.com/office/word/2010/wordprocessingDrawing" xmlns:wp="http://schemas.openxmlformats.org/drawingml/2006/wordprocessingDrawing" xmlns:w10="urn:schemas-microsoft-com:office:word" xmlns:w="http://schemas.openxmlformats.org/wordprocessingml/2006/main" xmlns:w14="http://schemas.microsoft.com/office/word/2010/wordml" xmlns:w15="http://schemas.microsoft.com/office/word/2012/wordml" xmlns:w16cex="http://schemas.microsoft.com/office/word/2018/wordml/cex" xmlns:w16cid="http://schemas.microsoft.com/office/word/2016/wordml/cid" xmlns:w16="http://schemas.microsoft.com/office/word/2018/wordml" xmlns:w16du="http://schemas.microsoft.com/office/word/2023/wordml/word16du" xmlns:w16sdtdh="http://schemas.microsoft.com/office/word/2020/wordml/sdtdatahash" xmlns:w16sdtfl="http://schemas.microsoft.com/office/word/2024/wordml/sdtformatlock" xmlns:w16se="http://schemas.microsoft.com/office/word/2015/wordml/symex" xmlns:wpg="http://schemas.microsoft.com/office/word/2010/wordprocessingGroup" xmlns:wpi="http://schemas.microsoft.com/office/word/2010/wordprocessingInk" xmlns:wne="http://schemas.microsoft.com/office/word/2006/wordml" xmlns:wps="http://schemas.microsoft.com/office/word/2010/wordprocessingShape" mc:Ignorable="w14 w15 w16se w16cid w16 w16cex w16sdtdh w16sdtfl w16du wp14">
   <w:p>
+    <w:pPr>
+      <w:pStyle w:val="Meta"/>
+      <w:jc w:val="right"/>
+    </w:pPr>
     <w:r>
-      <w:rPr>
-        <w:color w:val="5B554B"/>
-        <w:sz w:val="18"/>
-      </w:rPr>
-      <w:t>K Scan AI  |  Terms and Conditions</w:t>
+      <w:t xml:space="preserve">K SCAN </w:t>
+    </w:r>
+    <w:proofErr w:type="gramStart"/>
+    <w:r>
+      <w:t>AI  |</w:t>
+    </w:r>
+    <w:proofErr w:type="gramEnd"/>
+    <w:r>
+      <w:t xml:space="preserve">  FULL PUBLIC LEGAL POLICY</w:t>
     </w:r>
   </w:p>
 </w:hdr>
@@ -2126,31 +2029,31 @@
       </w:rPr>
     </w:lvl>
   </w:abstractNum>
-  <w:num w:numId="1" w16cid:durableId="1614239546">
+  <w:num w:numId="1" w16cid:durableId="1100878951">
     <w:abstractNumId w:val="8"/>
   </w:num>
-  <w:num w:numId="2" w16cid:durableId="17391786">
+  <w:num w:numId="2" w16cid:durableId="201866041">
     <w:abstractNumId w:val="6"/>
   </w:num>
-  <w:num w:numId="3" w16cid:durableId="849608887">
+  <w:num w:numId="3" w16cid:durableId="657541820">
     <w:abstractNumId w:val="5"/>
   </w:num>
-  <w:num w:numId="4" w16cid:durableId="1971590574">
+  <w:num w:numId="4" w16cid:durableId="1449085246">
     <w:abstractNumId w:val="4"/>
   </w:num>
-  <w:num w:numId="5" w16cid:durableId="1105539492">
+  <w:num w:numId="5" w16cid:durableId="999310546">
     <w:abstractNumId w:val="7"/>
   </w:num>
-  <w:num w:numId="6" w16cid:durableId="548995909">
+  <w:num w:numId="6" w16cid:durableId="1317613897">
     <w:abstractNumId w:val="3"/>
   </w:num>
-  <w:num w:numId="7" w16cid:durableId="1836727658">
+  <w:num w:numId="7" w16cid:durableId="313343289">
     <w:abstractNumId w:val="2"/>
   </w:num>
-  <w:num w:numId="8" w16cid:durableId="1275942864">
+  <w:num w:numId="8" w16cid:durableId="1742175006">
     <w:abstractNumId w:val="1"/>
   </w:num>
-  <w:num w:numId="9" w16cid:durableId="359474266">
+  <w:num w:numId="9" w16cid:durableId="1463574635">
     <w:abstractNumId w:val="0"/>
   </w:num>
 </w:numbering>
@@ -2550,8 +2453,8 @@
       <w:spacing w:after="120" w:line="259" w:lineRule="auto"/>
     </w:pPr>
     <w:rPr>
-      <w:rFonts w:ascii="Aptos" w:eastAsia="Aptos" w:hAnsi="Aptos"/>
-      <w:color w:val="262626"/>
+      <w:rFonts w:ascii="Aptos" w:hAnsi="Aptos"/>
+      <w:color w:val="1C1C1C"/>
       <w:sz w:val="20"/>
     </w:rPr>
   </w:style>
@@ -2566,15 +2469,15 @@
     <w:pPr>
       <w:keepNext/>
       <w:keepLines/>
-      <w:spacing w:before="480" w:after="0"/>
+      <w:spacing w:before="240" w:after="100"/>
       <w:outlineLvl w:val="0"/>
     </w:pPr>
     <w:rPr>
       <w:rFonts w:asciiTheme="majorHAnsi" w:eastAsiaTheme="majorEastAsia" w:hAnsiTheme="majorHAnsi" w:cstheme="majorBidi"/>
       <w:b/>
       <w:bCs/>
-      <w:color w:val="365F91" w:themeColor="accent1" w:themeShade="BF"/>
-      <w:sz w:val="28"/>
+      <w:color w:val="2D1F5E"/>
+      <w:sz w:val="30"/>
       <w:szCs w:val="28"/>
     </w:rPr>
   </w:style>
@@ -2590,15 +2493,15 @@
     <w:pPr>
       <w:keepNext/>
       <w:keepLines/>
-      <w:spacing w:before="200" w:after="0"/>
+      <w:spacing w:before="160" w:after="60"/>
       <w:outlineLvl w:val="1"/>
     </w:pPr>
     <w:rPr>
       <w:rFonts w:asciiTheme="majorHAnsi" w:eastAsiaTheme="majorEastAsia" w:hAnsiTheme="majorHAnsi" w:cstheme="majorBidi"/>
       <w:b/>
       <w:bCs/>
-      <w:color w:val="4F81BD" w:themeColor="accent1"/>
-      <w:sz w:val="24"/>
+      <w:color w:val="2D1F5E"/>
+      <w:sz w:val="23"/>
       <w:szCs w:val="26"/>
     </w:rPr>
   </w:style>
@@ -2614,14 +2517,15 @@
     <w:pPr>
       <w:keepNext/>
       <w:keepLines/>
-      <w:spacing w:before="200" w:after="0"/>
+      <w:spacing w:before="160" w:after="60"/>
       <w:outlineLvl w:val="2"/>
     </w:pPr>
     <w:rPr>
       <w:rFonts w:asciiTheme="majorHAnsi" w:eastAsiaTheme="majorEastAsia" w:hAnsiTheme="majorHAnsi" w:cstheme="majorBidi"/>
       <w:b/>
       <w:bCs/>
-      <w:color w:val="4F81BD" w:themeColor="accent1"/>
+      <w:color w:val="2D1F5E"/>
+      <w:sz w:val="21"/>
     </w:rPr>
   </w:style>
   <w:style w:type="paragraph" w:styleId="Heading4">
@@ -2903,10 +2807,10 @@
     <w:rPr>
       <w:rFonts w:asciiTheme="majorHAnsi" w:eastAsiaTheme="majorEastAsia" w:hAnsiTheme="majorHAnsi" w:cstheme="majorBidi"/>
       <w:b/>
-      <w:color w:val="17365D" w:themeColor="text2" w:themeShade="BF"/>
+      <w:color w:val="2D1F5E"/>
       <w:spacing w:val="5"/>
       <w:kern w:val="28"/>
-      <w:sz w:val="40"/>
+      <w:sz w:val="50"/>
       <w:szCs w:val="52"/>
     </w:rPr>
   </w:style>
@@ -2942,9 +2846,9 @@
       <w:rFonts w:asciiTheme="majorHAnsi" w:eastAsiaTheme="majorEastAsia" w:hAnsiTheme="majorHAnsi" w:cstheme="majorBidi"/>
       <w:i/>
       <w:iCs/>
-      <w:color w:val="4F81BD" w:themeColor="accent1"/>
+      <w:color w:val="666666"/>
       <w:spacing w:val="15"/>
-      <w:sz w:val="24"/>
+      <w:sz w:val="23"/>
       <w:szCs w:val="24"/>
     </w:rPr>
   </w:style>
@@ -13534,52 +13438,38 @@
       </w:tcPr>
     </w:tblStylePr>
   </w:style>
-  <w:style w:type="paragraph" w:customStyle="1" w:styleId="KScanTitle">
-    <w:name w:val="KScan Title"/>
-    <w:basedOn w:val="Title"/>
-    <w:rPr>
-      <w:rFonts w:ascii="Aptos" w:eastAsia="Aptos" w:hAnsi="Aptos"/>
-      <w:color w:val="17365D"/>
-    </w:rPr>
-  </w:style>
-  <w:style w:type="paragraph" w:customStyle="1" w:styleId="KScanSubtitle">
-    <w:name w:val="KScan Subtitle"/>
-    <w:basedOn w:val="Subtitle"/>
-    <w:rPr>
-      <w:rFonts w:ascii="Aptos" w:eastAsia="Aptos" w:hAnsi="Aptos"/>
-      <w:color w:val="666666"/>
-      <w:sz w:val="21"/>
-    </w:rPr>
-  </w:style>
-  <w:style w:type="paragraph" w:customStyle="1" w:styleId="KScanH1">
-    <w:name w:val="KScan H1"/>
-    <w:basedOn w:val="Heading1"/>
+  <w:style w:type="paragraph" w:customStyle="1" w:styleId="Meta">
+    <w:name w:val="Meta"/>
     <w:pPr>
-      <w:spacing w:before="240" w:after="80"/>
+      <w:spacing w:after="160"/>
     </w:pPr>
     <w:rPr>
-      <w:rFonts w:ascii="Aptos" w:eastAsia="Aptos" w:hAnsi="Aptos"/>
-      <w:color w:val="365F91"/>
+      <w:rFonts w:ascii="Aptos" w:hAnsi="Aptos"/>
+      <w:color w:val="666666"/>
+      <w:sz w:val="18"/>
     </w:rPr>
   </w:style>
-  <w:style w:type="paragraph" w:customStyle="1" w:styleId="KScanH2">
-    <w:name w:val="KScan H2"/>
-    <w:basedOn w:val="Heading2"/>
+  <w:style w:type="paragraph" w:customStyle="1" w:styleId="Callout">
+    <w:name w:val="Callout"/>
     <w:pPr>
-      <w:spacing w:before="240" w:after="80"/>
+      <w:spacing w:before="80" w:after="160"/>
+      <w:ind w:left="259" w:right="259"/>
     </w:pPr>
     <w:rPr>
-      <w:rFonts w:ascii="Aptos" w:eastAsia="Aptos" w:hAnsi="Aptos"/>
-      <w:color w:val="4F81BD"/>
-      <w:sz w:val="25"/>
+      <w:rFonts w:ascii="Aptos" w:hAnsi="Aptos"/>
+      <w:color w:val="1C1C1C"/>
+      <w:sz w:val="19"/>
     </w:rPr>
   </w:style>
-  <w:style w:type="paragraph" w:customStyle="1" w:styleId="KScanSmall">
-    <w:name w:val="KScan Small"/>
-    <w:basedOn w:val="Normal"/>
+  <w:style w:type="paragraph" w:customStyle="1" w:styleId="Definition">
+    <w:name w:val="Definition"/>
+    <w:pPr>
+      <w:spacing w:after="100"/>
+      <w:ind w:left="216" w:hanging="216"/>
+    </w:pPr>
     <w:rPr>
-      <w:color w:val="666666"/>
-      <w:sz w:val="18"/>
+      <w:rFonts w:ascii="Aptos" w:hAnsi="Aptos"/>
+      <w:sz w:val="20"/>
     </w:rPr>
   </w:style>
 </w:styles>
